--- a/OS/Exp4/Exp4实验报告.docx
+++ b/OS/Exp4/Exp4实验报告.docx
@@ -434,12 +434,12 @@
         <w:tblLook w:val="01E0" w:firstRow="1" w:lastRow="1" w:firstColumn="1" w:lastColumn="1" w:noHBand="0" w:noVBand="0"/>
       </w:tblPr>
       <w:tblGrid>
-        <w:gridCol w:w="998"/>
-        <w:gridCol w:w="1635"/>
-        <w:gridCol w:w="1403"/>
-        <w:gridCol w:w="2543"/>
-        <w:gridCol w:w="665"/>
-        <w:gridCol w:w="1025"/>
+        <w:gridCol w:w="1131"/>
+        <w:gridCol w:w="1612"/>
+        <w:gridCol w:w="1418"/>
+        <w:gridCol w:w="2269"/>
+        <w:gridCol w:w="709"/>
+        <w:gridCol w:w="1130"/>
       </w:tblGrid>
       <w:tr>
         <w:trPr>
@@ -847,13 +847,47 @@
               </w:rPr>
               <w:t>、设计一个虚拟存储区和内存工作区，并使用下述算法计算访问命中率。</w:t>
             </w:r>
-            <w:r>
+          </w:p>
+          <w:p>
+            <w:pPr>
+              <w:ind w:firstLineChars="100" w:firstLine="180"/>
               <w:rPr>
                 <w:rFonts w:hint="eastAsia"/>
                 <w:sz w:val="18"/>
                 <w:szCs w:val="18"/>
               </w:rPr>
-              <w:t xml:space="preserve"> </w:t>
+            </w:pPr>
+            <w:r>
+              <w:rPr>
+                <w:rFonts w:hint="eastAsia"/>
+                <w:sz w:val="18"/>
+                <w:szCs w:val="18"/>
+              </w:rPr>
+              <w:t>1</w:t>
+            </w:r>
+            <w:r>
+              <w:rPr>
+                <w:rFonts w:hint="eastAsia"/>
+                <w:sz w:val="18"/>
+                <w:szCs w:val="18"/>
+              </w:rPr>
+              <w:t>）最佳淘汰算法（</w:t>
+            </w:r>
+            <w:r>
+              <w:rPr>
+                <w:rFonts w:hint="eastAsia"/>
+                <w:sz w:val="18"/>
+                <w:szCs w:val="18"/>
+              </w:rPr>
+              <w:t>OPT</w:t>
+            </w:r>
+            <w:r>
+              <w:rPr>
+                <w:rFonts w:hint="eastAsia"/>
+                <w:sz w:val="18"/>
+                <w:szCs w:val="18"/>
+              </w:rPr>
+              <w:t>）</w:t>
             </w:r>
           </w:p>
           <w:p>
@@ -871,7 +905,7 @@
                 <w:sz w:val="18"/>
                 <w:szCs w:val="18"/>
               </w:rPr>
-              <w:t>1</w:t>
+              <w:t>2</w:t>
             </w:r>
             <w:r>
               <w:rPr>
@@ -879,7 +913,7 @@
                 <w:sz w:val="18"/>
                 <w:szCs w:val="18"/>
               </w:rPr>
-              <w:t>）最佳淘汰算法（</w:t>
+              <w:t>）先进先出的算法（</w:t>
             </w:r>
             <w:r>
               <w:rPr>
@@ -887,7 +921,7 @@
                 <w:sz w:val="18"/>
                 <w:szCs w:val="18"/>
               </w:rPr>
-              <w:t>OPT</w:t>
+              <w:t>FIFO</w:t>
             </w:r>
             <w:r>
               <w:rPr>
@@ -897,13 +931,47 @@
               </w:rPr>
               <w:t>）</w:t>
             </w:r>
-            <w:r>
+          </w:p>
+          <w:p>
+            <w:pPr>
+              <w:ind w:firstLineChars="100" w:firstLine="180"/>
               <w:rPr>
                 <w:rFonts w:hint="eastAsia"/>
                 <w:sz w:val="18"/>
                 <w:szCs w:val="18"/>
               </w:rPr>
-              <w:t xml:space="preserve"> </w:t>
+            </w:pPr>
+            <w:r>
+              <w:rPr>
+                <w:rFonts w:hint="eastAsia"/>
+                <w:sz w:val="18"/>
+                <w:szCs w:val="18"/>
+              </w:rPr>
+              <w:t>3</w:t>
+            </w:r>
+            <w:r>
+              <w:rPr>
+                <w:rFonts w:hint="eastAsia"/>
+                <w:sz w:val="18"/>
+                <w:szCs w:val="18"/>
+              </w:rPr>
+              <w:t>）最近最久未使用算法（</w:t>
+            </w:r>
+            <w:r>
+              <w:rPr>
+                <w:rFonts w:hint="eastAsia"/>
+                <w:sz w:val="18"/>
+                <w:szCs w:val="18"/>
+              </w:rPr>
+              <w:t>LRU</w:t>
+            </w:r>
+            <w:r>
+              <w:rPr>
+                <w:rFonts w:hint="eastAsia"/>
+                <w:sz w:val="18"/>
+                <w:szCs w:val="18"/>
+              </w:rPr>
+              <w:t>）</w:t>
             </w:r>
           </w:p>
           <w:p>
@@ -921,7 +989,7 @@
                 <w:sz w:val="18"/>
                 <w:szCs w:val="18"/>
               </w:rPr>
-              <w:t>2</w:t>
+              <w:t>4</w:t>
             </w:r>
             <w:r>
               <w:rPr>
@@ -929,7 +997,7 @@
                 <w:sz w:val="18"/>
                 <w:szCs w:val="18"/>
               </w:rPr>
-              <w:t>）先进先出的算法（</w:t>
+              <w:t>）最不经常使用算法（</w:t>
             </w:r>
             <w:r>
               <w:rPr>
@@ -937,7 +1005,7 @@
                 <w:sz w:val="18"/>
                 <w:szCs w:val="18"/>
               </w:rPr>
-              <w:t>FIFO</w:t>
+              <w:t>LFU</w:t>
             </w:r>
             <w:r>
               <w:rPr>
@@ -947,13 +1015,47 @@
               </w:rPr>
               <w:t>）</w:t>
             </w:r>
-            <w:r>
+          </w:p>
+          <w:p>
+            <w:pPr>
+              <w:ind w:firstLineChars="100" w:firstLine="180"/>
               <w:rPr>
                 <w:rFonts w:hint="eastAsia"/>
                 <w:sz w:val="18"/>
                 <w:szCs w:val="18"/>
               </w:rPr>
-              <w:t xml:space="preserve"> </w:t>
+            </w:pPr>
+            <w:r>
+              <w:rPr>
+                <w:rFonts w:hint="eastAsia"/>
+                <w:sz w:val="18"/>
+                <w:szCs w:val="18"/>
+              </w:rPr>
+              <w:t>5</w:t>
+            </w:r>
+            <w:r>
+              <w:rPr>
+                <w:rFonts w:hint="eastAsia"/>
+                <w:sz w:val="18"/>
+                <w:szCs w:val="18"/>
+              </w:rPr>
+              <w:t>）最近未使用算法（</w:t>
+            </w:r>
+            <w:r>
+              <w:rPr>
+                <w:rFonts w:hint="eastAsia"/>
+                <w:sz w:val="18"/>
+                <w:szCs w:val="18"/>
+              </w:rPr>
+              <w:t>NUR</w:t>
+            </w:r>
+            <w:r>
+              <w:rPr>
+                <w:rFonts w:hint="eastAsia"/>
+                <w:sz w:val="18"/>
+                <w:szCs w:val="18"/>
+              </w:rPr>
+              <w:t>）</w:t>
             </w:r>
           </w:p>
           <w:p>
@@ -971,7 +1073,7 @@
                 <w:sz w:val="18"/>
                 <w:szCs w:val="18"/>
               </w:rPr>
-              <w:t>3</w:t>
+              <w:t>命中率＝１</w:t>
             </w:r>
             <w:r>
               <w:rPr>
@@ -979,7 +1081,7 @@
                 <w:sz w:val="18"/>
                 <w:szCs w:val="18"/>
               </w:rPr>
-              <w:t>）最近最久未使用算法（</w:t>
+              <w:t>-</w:t>
             </w:r>
             <w:r>
               <w:rPr>
@@ -987,149 +1089,7 @@
                 <w:sz w:val="18"/>
                 <w:szCs w:val="18"/>
               </w:rPr>
-              <w:t>LRU</w:t>
-            </w:r>
-            <w:r>
-              <w:rPr>
-                <w:rFonts w:hint="eastAsia"/>
-                <w:sz w:val="18"/>
-                <w:szCs w:val="18"/>
-              </w:rPr>
-              <w:t>）</w:t>
-            </w:r>
-            <w:r>
-              <w:rPr>
-                <w:rFonts w:hint="eastAsia"/>
-                <w:sz w:val="18"/>
-                <w:szCs w:val="18"/>
-              </w:rPr>
-              <w:t xml:space="preserve"> </w:t>
-            </w:r>
-          </w:p>
-          <w:p>
-            <w:pPr>
-              <w:ind w:firstLineChars="100" w:firstLine="180"/>
-              <w:rPr>
-                <w:rFonts w:hint="eastAsia"/>
-                <w:sz w:val="18"/>
-                <w:szCs w:val="18"/>
-              </w:rPr>
-            </w:pPr>
-            <w:r>
-              <w:rPr>
-                <w:rFonts w:hint="eastAsia"/>
-                <w:sz w:val="18"/>
-                <w:szCs w:val="18"/>
-              </w:rPr>
-              <w:t>4</w:t>
-            </w:r>
-            <w:r>
-              <w:rPr>
-                <w:rFonts w:hint="eastAsia"/>
-                <w:sz w:val="18"/>
-                <w:szCs w:val="18"/>
-              </w:rPr>
-              <w:t>）最不经常使用算法（</w:t>
-            </w:r>
-            <w:r>
-              <w:rPr>
-                <w:rFonts w:hint="eastAsia"/>
-                <w:sz w:val="18"/>
-                <w:szCs w:val="18"/>
-              </w:rPr>
-              <w:t>LFU</w:t>
-            </w:r>
-            <w:r>
-              <w:rPr>
-                <w:rFonts w:hint="eastAsia"/>
-                <w:sz w:val="18"/>
-                <w:szCs w:val="18"/>
-              </w:rPr>
-              <w:t>）</w:t>
-            </w:r>
-            <w:r>
-              <w:rPr>
-                <w:rFonts w:hint="eastAsia"/>
-                <w:sz w:val="18"/>
-                <w:szCs w:val="18"/>
-              </w:rPr>
-              <w:t xml:space="preserve"> </w:t>
-            </w:r>
-          </w:p>
-          <w:p>
-            <w:pPr>
-              <w:ind w:firstLineChars="100" w:firstLine="180"/>
-              <w:rPr>
-                <w:rFonts w:hint="eastAsia"/>
-                <w:sz w:val="18"/>
-                <w:szCs w:val="18"/>
-              </w:rPr>
-            </w:pPr>
-            <w:r>
-              <w:rPr>
-                <w:rFonts w:hint="eastAsia"/>
-                <w:sz w:val="18"/>
-                <w:szCs w:val="18"/>
-              </w:rPr>
-              <w:t>5</w:t>
-            </w:r>
-            <w:r>
-              <w:rPr>
-                <w:rFonts w:hint="eastAsia"/>
-                <w:sz w:val="18"/>
-                <w:szCs w:val="18"/>
-              </w:rPr>
-              <w:t>）最近未使用算法（</w:t>
-            </w:r>
-            <w:r>
-              <w:rPr>
-                <w:rFonts w:hint="eastAsia"/>
-                <w:sz w:val="18"/>
-                <w:szCs w:val="18"/>
-              </w:rPr>
-              <w:t>NUR</w:t>
-            </w:r>
-            <w:r>
-              <w:rPr>
-                <w:rFonts w:hint="eastAsia"/>
-                <w:sz w:val="18"/>
-                <w:szCs w:val="18"/>
-              </w:rPr>
-              <w:t>）</w:t>
-            </w:r>
-            <w:r>
-              <w:rPr>
-                <w:rFonts w:hint="eastAsia"/>
-                <w:sz w:val="18"/>
-                <w:szCs w:val="18"/>
-              </w:rPr>
-              <w:t xml:space="preserve"> </w:t>
-            </w:r>
-          </w:p>
-          <w:p>
-            <w:pPr>
-              <w:ind w:firstLineChars="100" w:firstLine="180"/>
-              <w:rPr>
-                <w:rFonts w:hint="eastAsia"/>
-                <w:sz w:val="18"/>
-                <w:szCs w:val="18"/>
-              </w:rPr>
-            </w:pPr>
-            <w:r>
-              <w:rPr>
-                <w:rFonts w:hint="eastAsia"/>
-                <w:sz w:val="18"/>
-                <w:szCs w:val="18"/>
-              </w:rPr>
-              <w:t>命中率＝１－页面失效次数／页地址流长度</w:t>
-            </w:r>
-            <w:r>
-              <w:rPr>
-                <w:rFonts w:hint="eastAsia"/>
-                <w:sz w:val="18"/>
-                <w:szCs w:val="18"/>
-              </w:rPr>
-              <w:t xml:space="preserve"> </w:t>
+              <w:t>页面失效次数／页地址流长度</w:t>
             </w:r>
           </w:p>
           <w:p>
@@ -1409,8 +1369,11 @@
           <w:p>
             <w:pPr>
               <w:pStyle w:val="ac"/>
-              <w:rPr>
-                <w:rFonts w:hAnsi="宋体"/>
+              <w:ind w:firstLineChars="100" w:firstLine="181"/>
+              <w:rPr>
+                <w:rFonts w:hAnsi="宋体"/>
+                <w:b/>
+                <w:bCs/>
                 <w:sz w:val="18"/>
                 <w:szCs w:val="18"/>
               </w:rPr>
@@ -1418,53 +1381,1783 @@
             <w:r>
               <w:rPr>
                 <w:rFonts w:hAnsi="宋体" w:hint="eastAsia"/>
-                <w:sz w:val="18"/>
-                <w:szCs w:val="18"/>
-              </w:rPr>
-              <w:t>内容:</w:t>
+                <w:b/>
+                <w:bCs/>
+                <w:sz w:val="18"/>
+                <w:szCs w:val="18"/>
+              </w:rPr>
+              <w:t>1.实验原理与设计思路</w:t>
             </w:r>
           </w:p>
           <w:p>
             <w:pPr>
               <w:pStyle w:val="ac"/>
+              <w:ind w:firstLineChars="100" w:firstLine="180"/>
+              <w:rPr>
+                <w:rFonts w:hAnsi="宋体"/>
+                <w:sz w:val="18"/>
+                <w:szCs w:val="18"/>
+              </w:rPr>
+            </w:pPr>
+            <w:r>
               <w:rPr>
                 <w:rFonts w:hAnsi="宋体" w:hint="eastAsia"/>
                 <w:sz w:val="18"/>
                 <w:szCs w:val="18"/>
               </w:rPr>
-            </w:pPr>
+              <w:t>本次实验旨在模拟请求页式存储管理。主要步骤分为两部分：一是生成符合局部性原理的指令序列并转化为页地址流；二是基于该页地址流，模拟 OPT、FIFO、LRU、LFU、NUR 五种页面置换算法，并统计缺页次数和计算命中率。</w:t>
+            </w:r>
+          </w:p>
+          <w:p>
+            <w:pPr>
+              <w:pStyle w:val="ac"/>
+              <w:numPr>
+                <w:ilvl w:val="0"/>
+                <w:numId w:val="47"/>
+              </w:numPr>
+              <w:rPr>
+                <w:rFonts w:hAnsi="宋体"/>
+                <w:sz w:val="18"/>
+                <w:szCs w:val="18"/>
+              </w:rPr>
+            </w:pPr>
+            <w:r>
+              <w:rPr>
+                <w:rFonts w:hAnsi="宋体" w:hint="eastAsia"/>
+                <w:b/>
+                <w:bCs/>
+                <w:sz w:val="18"/>
+                <w:szCs w:val="18"/>
+              </w:rPr>
+              <w:t>指令序列生成</w:t>
+            </w:r>
+            <w:r>
+              <w:rPr>
+                <w:rFonts w:hAnsi="宋体" w:hint="eastAsia"/>
+                <w:sz w:val="18"/>
+                <w:szCs w:val="18"/>
+              </w:rPr>
+              <w:t>：利用 rand() 函数按照特定规则（顺序执行、前跳转、后跳转）生成 320 条指令。</w:t>
+            </w:r>
+          </w:p>
+          <w:p>
+            <w:pPr>
+              <w:pStyle w:val="ac"/>
+              <w:numPr>
+                <w:ilvl w:val="0"/>
+                <w:numId w:val="47"/>
+              </w:numPr>
+              <w:rPr>
+                <w:rFonts w:hAnsi="宋体"/>
+                <w:sz w:val="18"/>
+                <w:szCs w:val="18"/>
+              </w:rPr>
+            </w:pPr>
+            <w:r>
+              <w:rPr>
+                <w:rFonts w:hAnsi="宋体" w:hint="eastAsia"/>
+                <w:b/>
+                <w:bCs/>
+                <w:sz w:val="18"/>
+                <w:szCs w:val="18"/>
+              </w:rPr>
+              <w:t>地址变换</w:t>
+            </w:r>
+            <w:r>
+              <w:rPr>
+                <w:rFonts w:hAnsi="宋体" w:hint="eastAsia"/>
+                <w:sz w:val="18"/>
+                <w:szCs w:val="18"/>
+              </w:rPr>
+              <w:t>：页面大小为 1K，每页存放 10 条指令。指令地址 i 对应的页号为 P。</w:t>
+            </w:r>
+          </w:p>
+          <w:p>
+            <w:pPr>
+              <w:pStyle w:val="ac"/>
+              <w:numPr>
+                <w:ilvl w:val="0"/>
+                <w:numId w:val="47"/>
+              </w:numPr>
+              <w:rPr>
+                <w:rFonts w:hAnsi="宋体"/>
+                <w:sz w:val="18"/>
+                <w:szCs w:val="18"/>
+              </w:rPr>
+            </w:pPr>
+            <w:r>
+              <w:rPr>
+                <w:rFonts w:hAnsi="宋体" w:hint="eastAsia"/>
+                <w:b/>
+                <w:bCs/>
+                <w:sz w:val="18"/>
+                <w:szCs w:val="18"/>
+              </w:rPr>
+              <w:t>命中率计算公式</w:t>
+            </w:r>
+            <w:r>
+              <w:rPr>
+                <w:rFonts w:hAnsi="宋体" w:hint="eastAsia"/>
+                <w:sz w:val="18"/>
+                <w:szCs w:val="18"/>
+              </w:rPr>
+              <w:t xml:space="preserve">：命中率 = </w:t>
+            </w:r>
             <w:r>
               <w:rPr>
                 <w:rFonts w:hint="eastAsia"/>
                 <w:sz w:val="18"/>
                 <w:szCs w:val="18"/>
               </w:rPr>
-              <w:t xml:space="preserve">实验步骤： </w:t>
-            </w:r>
-          </w:p>
-          <w:p>
-            <w:pPr>
-              <w:rPr>
-                <w:rFonts w:ascii="宋体" w:hAnsi="宋体" w:hint="eastAsia"/>
-                <w:sz w:val="18"/>
-                <w:szCs w:val="18"/>
-              </w:rPr>
-            </w:pPr>
-            <w:r>
-              <w:rPr>
-                <w:rFonts w:ascii="宋体" w:hAnsi="宋体" w:hint="eastAsia"/>
-                <w:sz w:val="18"/>
-                <w:szCs w:val="18"/>
-              </w:rPr>
-              <w:t>程序说明及实现</w:t>
-            </w:r>
-            <w:r>
-              <w:rPr>
-                <w:rFonts w:ascii="宋体" w:hAnsi="宋体" w:hint="eastAsia"/>
-                <w:sz w:val="18"/>
-                <w:szCs w:val="18"/>
-              </w:rPr>
-              <w:t>：</w:t>
+              <w:t>１</w:t>
+            </w:r>
+            <w:r>
+              <w:rPr>
+                <w:rFonts w:hint="eastAsia"/>
+                <w:sz w:val="18"/>
+                <w:szCs w:val="18"/>
+              </w:rPr>
+              <w:t>-</w:t>
+            </w:r>
+            <w:r>
+              <w:rPr>
+                <w:rFonts w:hint="eastAsia"/>
+                <w:sz w:val="18"/>
+                <w:szCs w:val="18"/>
+              </w:rPr>
+              <w:t>页面失效次数／页地址流长度</w:t>
+            </w:r>
+          </w:p>
+          <w:p>
+            <w:pPr>
+              <w:pStyle w:val="ac"/>
+              <w:ind w:firstLineChars="100" w:firstLine="181"/>
+              <w:rPr>
+                <w:rFonts w:hAnsi="宋体"/>
+                <w:b/>
+                <w:bCs/>
+                <w:sz w:val="18"/>
+                <w:szCs w:val="18"/>
+              </w:rPr>
+            </w:pPr>
+            <w:r>
+              <w:rPr>
+                <w:rFonts w:hAnsi="宋体" w:hint="eastAsia"/>
+                <w:b/>
+                <w:bCs/>
+                <w:sz w:val="18"/>
+                <w:szCs w:val="18"/>
+              </w:rPr>
+              <w:lastRenderedPageBreak/>
+              <w:t>2.算法流程设计</w:t>
+            </w:r>
+          </w:p>
+          <w:p>
+            <w:pPr>
+              <w:pStyle w:val="ac"/>
+              <w:numPr>
+                <w:ilvl w:val="0"/>
+                <w:numId w:val="48"/>
+              </w:numPr>
+              <w:rPr>
+                <w:rFonts w:hAnsi="宋体"/>
+                <w:sz w:val="18"/>
+                <w:szCs w:val="18"/>
+              </w:rPr>
+            </w:pPr>
+            <w:r>
+              <w:rPr>
+                <w:rFonts w:hAnsi="宋体" w:hint="eastAsia"/>
+                <w:b/>
+                <w:bCs/>
+                <w:sz w:val="18"/>
+                <w:szCs w:val="18"/>
+              </w:rPr>
+              <w:t>OPT (最佳淘汰算法)</w:t>
+            </w:r>
+            <w:r>
+              <w:rPr>
+                <w:rFonts w:hAnsi="宋体" w:hint="eastAsia"/>
+                <w:sz w:val="18"/>
+                <w:szCs w:val="18"/>
+              </w:rPr>
+              <w:t>：发生缺页时，向后扫描指令流，淘汰那个在最长时间内不再被访问的页面。</w:t>
+            </w:r>
+          </w:p>
+          <w:p>
+            <w:pPr>
+              <w:pStyle w:val="ac"/>
+              <w:numPr>
+                <w:ilvl w:val="0"/>
+                <w:numId w:val="48"/>
+              </w:numPr>
+              <w:rPr>
+                <w:rFonts w:hAnsi="宋体"/>
+                <w:sz w:val="18"/>
+                <w:szCs w:val="18"/>
+              </w:rPr>
+            </w:pPr>
+            <w:r>
+              <w:rPr>
+                <w:rFonts w:hAnsi="宋体" w:hint="eastAsia"/>
+                <w:b/>
+                <w:bCs/>
+                <w:sz w:val="18"/>
+                <w:szCs w:val="18"/>
+              </w:rPr>
+              <w:t>FIFO (先进先出)</w:t>
+            </w:r>
+            <w:r>
+              <w:rPr>
+                <w:rFonts w:hAnsi="宋体" w:hint="eastAsia"/>
+                <w:sz w:val="18"/>
+                <w:szCs w:val="18"/>
+              </w:rPr>
+              <w:t>：维护一个队列，淘汰最早进入内存的页面。</w:t>
+            </w:r>
+          </w:p>
+          <w:p>
+            <w:pPr>
+              <w:pStyle w:val="ac"/>
+              <w:numPr>
+                <w:ilvl w:val="0"/>
+                <w:numId w:val="48"/>
+              </w:numPr>
+              <w:rPr>
+                <w:rFonts w:hAnsi="宋体"/>
+                <w:sz w:val="18"/>
+                <w:szCs w:val="18"/>
+              </w:rPr>
+            </w:pPr>
+            <w:r>
+              <w:rPr>
+                <w:rFonts w:hAnsi="宋体" w:hint="eastAsia"/>
+                <w:b/>
+                <w:bCs/>
+                <w:sz w:val="18"/>
+                <w:szCs w:val="18"/>
+              </w:rPr>
+              <w:t>LRU (最近最久未使用)</w:t>
+            </w:r>
+            <w:r>
+              <w:rPr>
+                <w:rFonts w:hAnsi="宋体" w:hint="eastAsia"/>
+                <w:sz w:val="18"/>
+                <w:szCs w:val="18"/>
+              </w:rPr>
+              <w:t>：维护每个页面最后一次访问的时间戳，淘汰时间戳最小的页面。</w:t>
+            </w:r>
+          </w:p>
+          <w:p>
+            <w:pPr>
+              <w:pStyle w:val="ac"/>
+              <w:numPr>
+                <w:ilvl w:val="0"/>
+                <w:numId w:val="48"/>
+              </w:numPr>
+              <w:rPr>
+                <w:rFonts w:hAnsi="宋体"/>
+                <w:sz w:val="18"/>
+                <w:szCs w:val="18"/>
+              </w:rPr>
+            </w:pPr>
+            <w:r>
+              <w:rPr>
+                <w:rFonts w:hAnsi="宋体" w:hint="eastAsia"/>
+                <w:b/>
+                <w:bCs/>
+                <w:sz w:val="18"/>
+                <w:szCs w:val="18"/>
+              </w:rPr>
+              <w:t>LFU (最不经常使用)</w:t>
+            </w:r>
+            <w:r>
+              <w:rPr>
+                <w:rFonts w:hAnsi="宋体" w:hint="eastAsia"/>
+                <w:sz w:val="18"/>
+                <w:szCs w:val="18"/>
+              </w:rPr>
+              <w:t>：维护每个页面的访问计数，淘汰计数最小的页面。</w:t>
+            </w:r>
+          </w:p>
+          <w:p>
+            <w:pPr>
+              <w:pStyle w:val="ac"/>
+              <w:numPr>
+                <w:ilvl w:val="0"/>
+                <w:numId w:val="48"/>
+              </w:numPr>
+              <w:rPr>
+                <w:rFonts w:hAnsi="宋体"/>
+                <w:sz w:val="18"/>
+                <w:szCs w:val="18"/>
+              </w:rPr>
+            </w:pPr>
+            <w:r>
+              <w:rPr>
+                <w:rFonts w:hAnsi="宋体" w:hint="eastAsia"/>
+                <w:b/>
+                <w:bCs/>
+                <w:sz w:val="18"/>
+                <w:szCs w:val="18"/>
+              </w:rPr>
+              <w:t>NUR (最近未使用)</w:t>
+            </w:r>
+            <w:r>
+              <w:rPr>
+                <w:rFonts w:hAnsi="宋体" w:hint="eastAsia"/>
+                <w:sz w:val="18"/>
+                <w:szCs w:val="18"/>
+              </w:rPr>
+              <w:t>：近似 Clock 算法，为每个页面维护一个访问位（Reference Bit）。置换时扫描，若为 1 则置 0，若为 0 则淘汰。</w:t>
+            </w:r>
+          </w:p>
+          <w:p>
+            <w:pPr>
+              <w:pStyle w:val="ac"/>
+              <w:ind w:left="180"/>
+              <w:rPr>
+                <w:rFonts w:hAnsi="宋体"/>
+                <w:b/>
+                <w:bCs/>
+                <w:sz w:val="18"/>
+                <w:szCs w:val="18"/>
+              </w:rPr>
+            </w:pPr>
+            <w:r>
+              <w:rPr>
+                <w:rFonts w:hAnsi="宋体" w:hint="eastAsia"/>
+                <w:b/>
+                <w:bCs/>
+                <w:sz w:val="18"/>
+                <w:szCs w:val="18"/>
+              </w:rPr>
+              <w:t>3.</w:t>
+            </w:r>
+            <w:r>
+              <w:rPr>
+                <w:rFonts w:hAnsi="宋体" w:hint="eastAsia"/>
+                <w:b/>
+                <w:bCs/>
+                <w:sz w:val="18"/>
+                <w:szCs w:val="18"/>
+              </w:rPr>
+              <w:t>关键代码段</w:t>
+            </w:r>
+          </w:p>
+          <w:p>
+            <w:pPr>
+              <w:pStyle w:val="ac"/>
+              <w:ind w:left="180"/>
+              <w:rPr>
+                <w:rFonts w:hAnsi="宋体"/>
+                <w:b/>
+                <w:bCs/>
+                <w:sz w:val="18"/>
+                <w:szCs w:val="18"/>
+              </w:rPr>
+            </w:pPr>
+            <w:r>
+              <w:rPr>
+                <w:rFonts w:hAnsi="宋体" w:hint="eastAsia"/>
+                <w:b/>
+                <w:bCs/>
+                <w:sz w:val="18"/>
+                <w:szCs w:val="18"/>
+              </w:rPr>
+              <w:t>（1）</w:t>
+            </w:r>
+            <w:r>
+              <w:rPr>
+                <w:rFonts w:hAnsi="宋体" w:hint="eastAsia"/>
+                <w:b/>
+                <w:bCs/>
+                <w:sz w:val="18"/>
+                <w:szCs w:val="18"/>
+              </w:rPr>
+              <w:t>指令序列的生成（遵循局部性原理）</w:t>
+            </w:r>
+          </w:p>
+          <w:p>
+            <w:pPr>
+              <w:pStyle w:val="ac"/>
+              <w:ind w:firstLineChars="100" w:firstLine="180"/>
+              <w:rPr>
+                <w:rFonts w:hAnsi="宋体"/>
+                <w:sz w:val="18"/>
+                <w:szCs w:val="18"/>
+              </w:rPr>
+            </w:pPr>
+            <w:r>
+              <w:rPr>
+                <w:rFonts w:hAnsi="宋体" w:hint="eastAsia"/>
+                <w:sz w:val="18"/>
+                <w:szCs w:val="18"/>
+              </w:rPr>
+              <w:t>代码严格按照实验要求的 A~E 步骤实现：50% 顺序执行，25% 前跳转，25% 后跳转，模拟程序的局部性特征。</w:t>
+            </w:r>
+          </w:p>
+          <w:p>
+            <w:pPr>
+              <w:pStyle w:val="ac"/>
+              <w:ind w:firstLineChars="100" w:firstLine="180"/>
+              <w:rPr>
+                <w:rFonts w:hAnsi="宋体" w:hint="eastAsia"/>
+                <w:sz w:val="18"/>
+                <w:szCs w:val="18"/>
+              </w:rPr>
+            </w:pPr>
+            <w:r>
+              <w:rPr>
+                <w:rFonts w:hAnsi="宋体" w:hint="eastAsia"/>
+                <w:sz w:val="18"/>
+                <w:szCs w:val="18"/>
+              </w:rPr>
+              <w:t>// 关键代码段1：生成符合局部性原理的指令序列</w:t>
+            </w:r>
+          </w:p>
+          <w:p>
+            <w:pPr>
+              <w:pStyle w:val="ac"/>
+              <w:ind w:firstLineChars="100" w:firstLine="180"/>
+              <w:rPr>
+                <w:rFonts w:hAnsi="宋体"/>
+                <w:sz w:val="18"/>
+                <w:szCs w:val="18"/>
+              </w:rPr>
+            </w:pPr>
+            <w:r>
+              <w:rPr>
+                <w:rFonts w:hAnsi="宋体"/>
+                <w:sz w:val="18"/>
+                <w:szCs w:val="18"/>
+              </w:rPr>
+              <w:t>void generate_instructions() {</w:t>
+            </w:r>
+          </w:p>
+          <w:p>
+            <w:pPr>
+              <w:pStyle w:val="ac"/>
+              <w:ind w:firstLineChars="100" w:firstLine="180"/>
+              <w:rPr>
+                <w:rFonts w:hAnsi="宋体"/>
+                <w:sz w:val="18"/>
+                <w:szCs w:val="18"/>
+              </w:rPr>
+            </w:pPr>
+            <w:r>
+              <w:rPr>
+                <w:rFonts w:hAnsi="宋体"/>
+                <w:sz w:val="18"/>
+                <w:szCs w:val="18"/>
+              </w:rPr>
+              <w:t xml:space="preserve">    int m = 0;</w:t>
+            </w:r>
+          </w:p>
+          <w:p>
+            <w:pPr>
+              <w:pStyle w:val="ac"/>
+              <w:ind w:firstLineChars="100" w:firstLine="180"/>
+              <w:rPr>
+                <w:rFonts w:hAnsi="宋体"/>
+                <w:sz w:val="18"/>
+                <w:szCs w:val="18"/>
+              </w:rPr>
+            </w:pPr>
+            <w:r>
+              <w:rPr>
+                <w:rFonts w:hAnsi="宋体"/>
+                <w:sz w:val="18"/>
+                <w:szCs w:val="18"/>
+              </w:rPr>
+              <w:t xml:space="preserve">    while (instruction_stream.size() &lt; TOTAL_INSTRUCTIONS) {</w:t>
+            </w:r>
+          </w:p>
+          <w:p>
+            <w:pPr>
+              <w:pStyle w:val="ac"/>
+              <w:ind w:firstLineChars="100" w:firstLine="180"/>
+              <w:rPr>
+                <w:rFonts w:hAnsi="宋体" w:hint="eastAsia"/>
+                <w:sz w:val="18"/>
+                <w:szCs w:val="18"/>
+              </w:rPr>
+            </w:pPr>
+            <w:r>
+              <w:rPr>
+                <w:rFonts w:hAnsi="宋体" w:hint="eastAsia"/>
+                <w:sz w:val="18"/>
+                <w:szCs w:val="18"/>
+              </w:rPr>
+              <w:t xml:space="preserve">        // A: 在 [0, 319] 随机选取一起点 m</w:t>
+            </w:r>
+          </w:p>
+          <w:p>
+            <w:pPr>
+              <w:pStyle w:val="ac"/>
+              <w:ind w:firstLineChars="100" w:firstLine="180"/>
+              <w:rPr>
+                <w:rFonts w:hAnsi="宋体"/>
+                <w:sz w:val="18"/>
+                <w:szCs w:val="18"/>
+              </w:rPr>
+            </w:pPr>
+            <w:r>
+              <w:rPr>
+                <w:rFonts w:hAnsi="宋体"/>
+                <w:sz w:val="18"/>
+                <w:szCs w:val="18"/>
+              </w:rPr>
+              <w:t xml:space="preserve">        m = rand() % 320;</w:t>
+            </w:r>
+          </w:p>
+          <w:p>
+            <w:pPr>
+              <w:pStyle w:val="ac"/>
+              <w:ind w:firstLineChars="100" w:firstLine="180"/>
+              <w:rPr>
+                <w:rFonts w:hAnsi="宋体"/>
+                <w:sz w:val="18"/>
+                <w:szCs w:val="18"/>
+              </w:rPr>
+            </w:pPr>
+            <w:r>
+              <w:rPr>
+                <w:rFonts w:hAnsi="宋体"/>
+                <w:sz w:val="18"/>
+                <w:szCs w:val="18"/>
+              </w:rPr>
+              <w:t xml:space="preserve">        instruction_stream.push_back(m);</w:t>
+            </w:r>
+          </w:p>
+          <w:p>
+            <w:pPr>
+              <w:pStyle w:val="ac"/>
+              <w:ind w:firstLineChars="100" w:firstLine="180"/>
+              <w:rPr>
+                <w:rFonts w:hAnsi="宋体" w:hint="eastAsia"/>
+                <w:sz w:val="18"/>
+                <w:szCs w:val="18"/>
+              </w:rPr>
+            </w:pPr>
+            <w:r>
+              <w:rPr>
+                <w:rFonts w:hAnsi="宋体"/>
+                <w:sz w:val="18"/>
+                <w:szCs w:val="18"/>
+              </w:rPr>
+              <w:t xml:space="preserve">        if (instruction_stream.size() &gt;= TOTAL_INSTRUCTIONS) break;</w:t>
+            </w:r>
+          </w:p>
+          <w:p>
+            <w:pPr>
+              <w:pStyle w:val="ac"/>
+              <w:ind w:firstLineChars="100" w:firstLine="180"/>
+              <w:rPr>
+                <w:rFonts w:hAnsi="宋体" w:hint="eastAsia"/>
+                <w:sz w:val="18"/>
+                <w:szCs w:val="18"/>
+              </w:rPr>
+            </w:pPr>
+            <w:r>
+              <w:rPr>
+                <w:rFonts w:hAnsi="宋体" w:hint="eastAsia"/>
+                <w:sz w:val="18"/>
+                <w:szCs w:val="18"/>
+              </w:rPr>
+              <w:t xml:space="preserve">        // B: 顺序执行一条指令 m+1</w:t>
+            </w:r>
+          </w:p>
+          <w:p>
+            <w:pPr>
+              <w:pStyle w:val="ac"/>
+              <w:ind w:firstLineChars="100" w:firstLine="180"/>
+              <w:rPr>
+                <w:rFonts w:hAnsi="宋体"/>
+                <w:sz w:val="18"/>
+                <w:szCs w:val="18"/>
+              </w:rPr>
+            </w:pPr>
+            <w:r>
+              <w:rPr>
+                <w:rFonts w:hAnsi="宋体"/>
+                <w:sz w:val="18"/>
+                <w:szCs w:val="18"/>
+              </w:rPr>
+              <w:t xml:space="preserve">        if (m + 1 &lt; 320) instruction_stream.push_back(m + 1);</w:t>
+            </w:r>
+          </w:p>
+          <w:p>
+            <w:pPr>
+              <w:pStyle w:val="ac"/>
+              <w:ind w:firstLineChars="100" w:firstLine="180"/>
+              <w:rPr>
+                <w:rFonts w:hAnsi="宋体" w:hint="eastAsia"/>
+                <w:sz w:val="18"/>
+                <w:szCs w:val="18"/>
+              </w:rPr>
+            </w:pPr>
+            <w:r>
+              <w:rPr>
+                <w:rFonts w:hAnsi="宋体"/>
+                <w:sz w:val="18"/>
+                <w:szCs w:val="18"/>
+              </w:rPr>
+              <w:t xml:space="preserve">        if (instruction_stream.size() &gt;= TOTAL_INSTRUCTIONS) break;</w:t>
+            </w:r>
+          </w:p>
+          <w:p>
+            <w:pPr>
+              <w:pStyle w:val="ac"/>
+              <w:ind w:firstLineChars="100" w:firstLine="180"/>
+              <w:rPr>
+                <w:rFonts w:hAnsi="宋体" w:hint="eastAsia"/>
+                <w:sz w:val="18"/>
+                <w:szCs w:val="18"/>
+              </w:rPr>
+            </w:pPr>
+            <w:r>
+              <w:rPr>
+                <w:rFonts w:hAnsi="宋体" w:hint="eastAsia"/>
+                <w:sz w:val="18"/>
+                <w:szCs w:val="18"/>
+              </w:rPr>
+              <w:t xml:space="preserve">        // C: 在前地址 [0, m+1] 中随机选取 m'</w:t>
+            </w:r>
+          </w:p>
+          <w:p>
+            <w:pPr>
+              <w:pStyle w:val="ac"/>
+              <w:ind w:firstLineChars="100" w:firstLine="180"/>
+              <w:rPr>
+                <w:rFonts w:hAnsi="宋体"/>
+                <w:sz w:val="18"/>
+                <w:szCs w:val="18"/>
+              </w:rPr>
+            </w:pPr>
+            <w:r>
+              <w:rPr>
+                <w:rFonts w:hAnsi="宋体"/>
+                <w:sz w:val="18"/>
+                <w:szCs w:val="18"/>
+              </w:rPr>
+              <w:t xml:space="preserve">        int m_prime = rand() % (m + 2); </w:t>
+            </w:r>
+          </w:p>
+          <w:p>
+            <w:pPr>
+              <w:pStyle w:val="ac"/>
+              <w:ind w:firstLineChars="100" w:firstLine="180"/>
+              <w:rPr>
+                <w:rFonts w:hAnsi="宋体"/>
+                <w:sz w:val="18"/>
+                <w:szCs w:val="18"/>
+              </w:rPr>
+            </w:pPr>
+            <w:r>
+              <w:rPr>
+                <w:rFonts w:hAnsi="宋体"/>
+                <w:sz w:val="18"/>
+                <w:szCs w:val="18"/>
+              </w:rPr>
+              <w:t xml:space="preserve">        instruction_stream.push_back(m_prime);</w:t>
+            </w:r>
+          </w:p>
+          <w:p>
+            <w:pPr>
+              <w:pStyle w:val="ac"/>
+              <w:ind w:firstLineChars="100" w:firstLine="180"/>
+              <w:rPr>
+                <w:rFonts w:hAnsi="宋体" w:hint="eastAsia"/>
+                <w:sz w:val="18"/>
+                <w:szCs w:val="18"/>
+              </w:rPr>
+            </w:pPr>
+            <w:r>
+              <w:rPr>
+                <w:rFonts w:hAnsi="宋体"/>
+                <w:sz w:val="18"/>
+                <w:szCs w:val="18"/>
+              </w:rPr>
+              <w:t xml:space="preserve">        if (instruction_stream.size() &gt;= TOTAL_INSTRUCTIONS) break;</w:t>
+            </w:r>
+          </w:p>
+          <w:p>
+            <w:pPr>
+              <w:pStyle w:val="ac"/>
+              <w:ind w:firstLineChars="100" w:firstLine="180"/>
+              <w:rPr>
+                <w:rFonts w:hAnsi="宋体" w:hint="eastAsia"/>
+                <w:sz w:val="18"/>
+                <w:szCs w:val="18"/>
+              </w:rPr>
+            </w:pPr>
+            <w:r>
+              <w:rPr>
+                <w:rFonts w:hAnsi="宋体" w:hint="eastAsia"/>
+                <w:sz w:val="18"/>
+                <w:szCs w:val="18"/>
+              </w:rPr>
+              <w:t xml:space="preserve">        // D: 顺序执行一条指令 m'+1</w:t>
+            </w:r>
+          </w:p>
+          <w:p>
+            <w:pPr>
+              <w:pStyle w:val="ac"/>
+              <w:ind w:firstLineChars="100" w:firstLine="180"/>
+              <w:rPr>
+                <w:rFonts w:hAnsi="宋体"/>
+                <w:sz w:val="18"/>
+                <w:szCs w:val="18"/>
+              </w:rPr>
+            </w:pPr>
+            <w:r>
+              <w:rPr>
+                <w:rFonts w:hAnsi="宋体"/>
+                <w:sz w:val="18"/>
+                <w:szCs w:val="18"/>
+              </w:rPr>
+              <w:t xml:space="preserve">        if (m_prime + 1 &lt; 320) instruction_stream.push_back(m_prime + 1);</w:t>
+            </w:r>
+          </w:p>
+          <w:p>
+            <w:pPr>
+              <w:pStyle w:val="ac"/>
+              <w:ind w:firstLineChars="100" w:firstLine="180"/>
+              <w:rPr>
+                <w:rFonts w:hAnsi="宋体" w:hint="eastAsia"/>
+                <w:sz w:val="18"/>
+                <w:szCs w:val="18"/>
+              </w:rPr>
+            </w:pPr>
+            <w:r>
+              <w:rPr>
+                <w:rFonts w:hAnsi="宋体"/>
+                <w:sz w:val="18"/>
+                <w:szCs w:val="18"/>
+              </w:rPr>
+              <w:t xml:space="preserve">        if (instruction_stream.size() &gt;= TOTAL_INSTRUCTIONS) break;</w:t>
+            </w:r>
+          </w:p>
+          <w:p>
+            <w:pPr>
+              <w:pStyle w:val="ac"/>
+              <w:ind w:firstLineChars="100" w:firstLine="180"/>
+              <w:rPr>
+                <w:rFonts w:hAnsi="宋体" w:hint="eastAsia"/>
+                <w:sz w:val="18"/>
+                <w:szCs w:val="18"/>
+              </w:rPr>
+            </w:pPr>
+            <w:r>
+              <w:rPr>
+                <w:rFonts w:hAnsi="宋体" w:hint="eastAsia"/>
+                <w:sz w:val="18"/>
+                <w:szCs w:val="18"/>
+              </w:rPr>
+              <w:t xml:space="preserve">        // E: 在后地址 [m'+2, 319] 中随机选取</w:t>
+            </w:r>
+          </w:p>
+          <w:p>
+            <w:pPr>
+              <w:pStyle w:val="ac"/>
+              <w:ind w:firstLineChars="100" w:firstLine="180"/>
+              <w:rPr>
+                <w:rFonts w:hAnsi="宋体"/>
+                <w:sz w:val="18"/>
+                <w:szCs w:val="18"/>
+              </w:rPr>
+            </w:pPr>
+            <w:r>
+              <w:rPr>
+                <w:rFonts w:hAnsi="宋体"/>
+                <w:sz w:val="18"/>
+                <w:szCs w:val="18"/>
+              </w:rPr>
+              <w:t xml:space="preserve">        if (m_prime + 2 &lt; 320) {</w:t>
+            </w:r>
+          </w:p>
+          <w:p>
+            <w:pPr>
+              <w:pStyle w:val="ac"/>
+              <w:ind w:firstLineChars="100" w:firstLine="180"/>
+              <w:rPr>
+                <w:rFonts w:hAnsi="宋体"/>
+                <w:sz w:val="18"/>
+                <w:szCs w:val="18"/>
+              </w:rPr>
+            </w:pPr>
+            <w:r>
+              <w:rPr>
+                <w:rFonts w:hAnsi="宋体"/>
+                <w:sz w:val="18"/>
+                <w:szCs w:val="18"/>
+              </w:rPr>
+              <w:t xml:space="preserve">            int range = 319 - (m_prime + 2) + 1;</w:t>
+            </w:r>
+          </w:p>
+          <w:p>
+            <w:pPr>
+              <w:pStyle w:val="ac"/>
+              <w:ind w:firstLineChars="100" w:firstLine="180"/>
+              <w:rPr>
+                <w:rFonts w:hAnsi="宋体"/>
+                <w:sz w:val="18"/>
+                <w:szCs w:val="18"/>
+              </w:rPr>
+            </w:pPr>
+            <w:r>
+              <w:rPr>
+                <w:rFonts w:hAnsi="宋体"/>
+                <w:sz w:val="18"/>
+                <w:szCs w:val="18"/>
+              </w:rPr>
+              <w:t xml:space="preserve">            int m_double_prime = (m_prime + 2) + rand() % range;</w:t>
+            </w:r>
+          </w:p>
+          <w:p>
+            <w:pPr>
+              <w:pStyle w:val="ac"/>
+              <w:ind w:firstLineChars="100" w:firstLine="180"/>
+              <w:rPr>
+                <w:rFonts w:hAnsi="宋体"/>
+                <w:sz w:val="18"/>
+                <w:szCs w:val="18"/>
+              </w:rPr>
+            </w:pPr>
+            <w:r>
+              <w:rPr>
+                <w:rFonts w:hAnsi="宋体"/>
+                <w:sz w:val="18"/>
+                <w:szCs w:val="18"/>
+              </w:rPr>
+              <w:t xml:space="preserve">            instruction_stream.push_back(m_double_prime);</w:t>
+            </w:r>
+          </w:p>
+          <w:p>
+            <w:pPr>
+              <w:pStyle w:val="ac"/>
+              <w:ind w:firstLineChars="100" w:firstLine="180"/>
+              <w:rPr>
+                <w:rFonts w:hAnsi="宋体"/>
+                <w:sz w:val="18"/>
+                <w:szCs w:val="18"/>
+              </w:rPr>
+            </w:pPr>
+            <w:r>
+              <w:rPr>
+                <w:rFonts w:hAnsi="宋体"/>
+                <w:sz w:val="18"/>
+                <w:szCs w:val="18"/>
+              </w:rPr>
+              <w:lastRenderedPageBreak/>
+              <w:t xml:space="preserve">        }</w:t>
+            </w:r>
+          </w:p>
+          <w:p>
+            <w:pPr>
+              <w:pStyle w:val="ac"/>
+              <w:ind w:firstLineChars="100" w:firstLine="180"/>
+              <w:rPr>
+                <w:rFonts w:hAnsi="宋体"/>
+                <w:sz w:val="18"/>
+                <w:szCs w:val="18"/>
+              </w:rPr>
+            </w:pPr>
+            <w:r>
+              <w:rPr>
+                <w:rFonts w:hAnsi="宋体"/>
+                <w:sz w:val="18"/>
+                <w:szCs w:val="18"/>
+              </w:rPr>
+              <w:t xml:space="preserve">    }</w:t>
+            </w:r>
+          </w:p>
+          <w:p>
+            <w:pPr>
+              <w:pStyle w:val="ac"/>
+              <w:ind w:firstLineChars="100" w:firstLine="180"/>
+              <w:rPr>
+                <w:rFonts w:hAnsi="宋体"/>
+                <w:sz w:val="18"/>
+                <w:szCs w:val="18"/>
+              </w:rPr>
+            </w:pPr>
+            <w:r>
+              <w:rPr>
+                <w:rFonts w:hAnsi="宋体"/>
+                <w:sz w:val="18"/>
+                <w:szCs w:val="18"/>
+              </w:rPr>
+              <w:t>}</w:t>
+            </w:r>
+          </w:p>
+          <w:p>
+            <w:pPr>
+              <w:pStyle w:val="ac"/>
+              <w:ind w:firstLineChars="100" w:firstLine="181"/>
+              <w:rPr>
+                <w:rFonts w:hAnsi="宋体"/>
+                <w:sz w:val="18"/>
+                <w:szCs w:val="18"/>
+              </w:rPr>
+            </w:pPr>
+            <w:r>
+              <w:rPr>
+                <w:rFonts w:hAnsi="宋体" w:hint="eastAsia"/>
+                <w:b/>
+                <w:bCs/>
+                <w:sz w:val="18"/>
+                <w:szCs w:val="18"/>
+              </w:rPr>
+              <w:t>（</w:t>
+            </w:r>
+            <w:r>
+              <w:rPr>
+                <w:rFonts w:hAnsi="宋体" w:hint="eastAsia"/>
+                <w:b/>
+                <w:bCs/>
+                <w:sz w:val="18"/>
+                <w:szCs w:val="18"/>
+              </w:rPr>
+              <w:t>2</w:t>
+            </w:r>
+            <w:r>
+              <w:rPr>
+                <w:rFonts w:hAnsi="宋体" w:hint="eastAsia"/>
+                <w:b/>
+                <w:bCs/>
+                <w:sz w:val="18"/>
+                <w:szCs w:val="18"/>
+              </w:rPr>
+              <w:t>）</w:t>
+            </w:r>
+            <w:r>
+              <w:rPr>
+                <w:rFonts w:hAnsi="宋体" w:hint="eastAsia"/>
+                <w:b/>
+                <w:bCs/>
+                <w:sz w:val="18"/>
+                <w:szCs w:val="18"/>
+              </w:rPr>
+              <w:t>OPT 最佳置换算法实现</w:t>
+            </w:r>
+          </w:p>
+          <w:p>
+            <w:pPr>
+              <w:pStyle w:val="ac"/>
+              <w:ind w:firstLineChars="100" w:firstLine="180"/>
+              <w:rPr>
+                <w:rFonts w:hAnsi="宋体"/>
+                <w:sz w:val="18"/>
+                <w:szCs w:val="18"/>
+              </w:rPr>
+            </w:pPr>
+            <w:r>
+              <w:rPr>
+                <w:rFonts w:hAnsi="宋体" w:hint="eastAsia"/>
+                <w:sz w:val="18"/>
+                <w:szCs w:val="18"/>
+              </w:rPr>
+              <w:t>OPT 算法的核心在于“向后看”，查找当前内存中的页面在未来最晚被访问的时间点，以此决定淘汰对象。</w:t>
+            </w:r>
+          </w:p>
+          <w:p>
+            <w:pPr>
+              <w:pStyle w:val="ac"/>
+              <w:ind w:firstLineChars="100" w:firstLine="180"/>
+              <w:rPr>
+                <w:rFonts w:hAnsi="宋体" w:hint="eastAsia"/>
+                <w:sz w:val="18"/>
+                <w:szCs w:val="18"/>
+              </w:rPr>
+            </w:pPr>
+            <w:r>
+              <w:rPr>
+                <w:rFonts w:hAnsi="宋体" w:hint="eastAsia"/>
+                <w:sz w:val="18"/>
+                <w:szCs w:val="18"/>
+              </w:rPr>
+              <w:t>// 关键代码段2：OPT算法核心逻辑（向后扫描）</w:t>
+            </w:r>
+          </w:p>
+          <w:p>
+            <w:pPr>
+              <w:pStyle w:val="ac"/>
+              <w:ind w:firstLineChars="100" w:firstLine="180"/>
+              <w:rPr>
+                <w:rFonts w:hAnsi="宋体" w:hint="eastAsia"/>
+                <w:sz w:val="18"/>
+                <w:szCs w:val="18"/>
+              </w:rPr>
+            </w:pPr>
+            <w:r>
+              <w:rPr>
+                <w:rFonts w:hAnsi="宋体" w:hint="eastAsia"/>
+                <w:sz w:val="18"/>
+                <w:szCs w:val="18"/>
+              </w:rPr>
+              <w:t>// 发生缺页且内存已满时，寻找最远未来使用的页面</w:t>
+            </w:r>
+          </w:p>
+          <w:p>
+            <w:pPr>
+              <w:pStyle w:val="ac"/>
+              <w:ind w:firstLineChars="100" w:firstLine="180"/>
+              <w:rPr>
+                <w:rFonts w:hAnsi="宋体"/>
+                <w:sz w:val="18"/>
+                <w:szCs w:val="18"/>
+              </w:rPr>
+            </w:pPr>
+            <w:r>
+              <w:rPr>
+                <w:rFonts w:hAnsi="宋体"/>
+                <w:sz w:val="18"/>
+                <w:szCs w:val="18"/>
+              </w:rPr>
+              <w:t>int furthest_idx = -1;</w:t>
+            </w:r>
+          </w:p>
+          <w:p>
+            <w:pPr>
+              <w:pStyle w:val="ac"/>
+              <w:ind w:firstLineChars="100" w:firstLine="180"/>
+              <w:rPr>
+                <w:rFonts w:hAnsi="宋体"/>
+                <w:sz w:val="18"/>
+                <w:szCs w:val="18"/>
+              </w:rPr>
+            </w:pPr>
+            <w:r>
+              <w:rPr>
+                <w:rFonts w:hAnsi="宋体"/>
+                <w:sz w:val="18"/>
+                <w:szCs w:val="18"/>
+              </w:rPr>
+              <w:t>int victim_idx = -1;</w:t>
+            </w:r>
+          </w:p>
+          <w:p>
+            <w:pPr>
+              <w:pStyle w:val="ac"/>
+              <w:ind w:firstLineChars="100" w:firstLine="180"/>
+              <w:rPr>
+                <w:rFonts w:hAnsi="宋体"/>
+                <w:sz w:val="18"/>
+                <w:szCs w:val="18"/>
+              </w:rPr>
+            </w:pPr>
+          </w:p>
+          <w:p>
+            <w:pPr>
+              <w:pStyle w:val="ac"/>
+              <w:ind w:firstLineChars="100" w:firstLine="180"/>
+              <w:rPr>
+                <w:rFonts w:hAnsi="宋体"/>
+                <w:sz w:val="18"/>
+                <w:szCs w:val="18"/>
+              </w:rPr>
+            </w:pPr>
+            <w:r>
+              <w:rPr>
+                <w:rFonts w:hAnsi="宋体"/>
+                <w:sz w:val="18"/>
+                <w:szCs w:val="18"/>
+              </w:rPr>
+              <w:t>for (int m_idx = 0; m_idx &lt; memory.size(); m_idx++) {</w:t>
+            </w:r>
+          </w:p>
+          <w:p>
+            <w:pPr>
+              <w:pStyle w:val="ac"/>
+              <w:ind w:firstLineChars="100" w:firstLine="180"/>
+              <w:rPr>
+                <w:rFonts w:hAnsi="宋体" w:hint="eastAsia"/>
+                <w:sz w:val="18"/>
+                <w:szCs w:val="18"/>
+              </w:rPr>
+            </w:pPr>
+            <w:r>
+              <w:rPr>
+                <w:rFonts w:hAnsi="宋体" w:hint="eastAsia"/>
+                <w:sz w:val="18"/>
+                <w:szCs w:val="18"/>
+              </w:rPr>
+              <w:t xml:space="preserve">    int next_use = 99999; // 标记为无穷大</w:t>
+            </w:r>
+          </w:p>
+          <w:p>
+            <w:pPr>
+              <w:pStyle w:val="ac"/>
+              <w:ind w:firstLineChars="100" w:firstLine="180"/>
+              <w:rPr>
+                <w:rFonts w:hAnsi="宋体" w:hint="eastAsia"/>
+                <w:sz w:val="18"/>
+                <w:szCs w:val="18"/>
+              </w:rPr>
+            </w:pPr>
+            <w:r>
+              <w:rPr>
+                <w:rFonts w:hAnsi="宋体" w:hint="eastAsia"/>
+                <w:sz w:val="18"/>
+                <w:szCs w:val="18"/>
+              </w:rPr>
+              <w:t xml:space="preserve">    // 向后扫描指令流，寻找下一次出现的位置</w:t>
+            </w:r>
+          </w:p>
+          <w:p>
+            <w:pPr>
+              <w:pStyle w:val="ac"/>
+              <w:ind w:firstLineChars="100" w:firstLine="180"/>
+              <w:rPr>
+                <w:rFonts w:hAnsi="宋体"/>
+                <w:sz w:val="18"/>
+                <w:szCs w:val="18"/>
+              </w:rPr>
+            </w:pPr>
+            <w:r>
+              <w:rPr>
+                <w:rFonts w:hAnsi="宋体"/>
+                <w:sz w:val="18"/>
+                <w:szCs w:val="18"/>
+              </w:rPr>
+              <w:t xml:space="preserve">    for (int j = i + 1; j &lt; TOTAL_INSTRUCTIONS; j++) {</w:t>
+            </w:r>
+          </w:p>
+          <w:p>
+            <w:pPr>
+              <w:pStyle w:val="ac"/>
+              <w:ind w:firstLineChars="100" w:firstLine="180"/>
+              <w:rPr>
+                <w:rFonts w:hAnsi="宋体"/>
+                <w:sz w:val="18"/>
+                <w:szCs w:val="18"/>
+              </w:rPr>
+            </w:pPr>
+            <w:r>
+              <w:rPr>
+                <w:rFonts w:hAnsi="宋体"/>
+                <w:sz w:val="18"/>
+                <w:szCs w:val="18"/>
+              </w:rPr>
+              <w:t xml:space="preserve">        if (page_stream[j] == memory[m_idx]) {</w:t>
+            </w:r>
+          </w:p>
+          <w:p>
+            <w:pPr>
+              <w:pStyle w:val="ac"/>
+              <w:ind w:firstLineChars="100" w:firstLine="180"/>
+              <w:rPr>
+                <w:rFonts w:hAnsi="宋体"/>
+                <w:sz w:val="18"/>
+                <w:szCs w:val="18"/>
+              </w:rPr>
+            </w:pPr>
+            <w:r>
+              <w:rPr>
+                <w:rFonts w:hAnsi="宋体"/>
+                <w:sz w:val="18"/>
+                <w:szCs w:val="18"/>
+              </w:rPr>
+              <w:t xml:space="preserve">            next_use = j;</w:t>
+            </w:r>
+          </w:p>
+          <w:p>
+            <w:pPr>
+              <w:pStyle w:val="ac"/>
+              <w:ind w:firstLineChars="100" w:firstLine="180"/>
+              <w:rPr>
+                <w:rFonts w:hAnsi="宋体"/>
+                <w:sz w:val="18"/>
+                <w:szCs w:val="18"/>
+              </w:rPr>
+            </w:pPr>
+            <w:r>
+              <w:rPr>
+                <w:rFonts w:hAnsi="宋体"/>
+                <w:sz w:val="18"/>
+                <w:szCs w:val="18"/>
+              </w:rPr>
+              <w:t xml:space="preserve">            break;</w:t>
+            </w:r>
+          </w:p>
+          <w:p>
+            <w:pPr>
+              <w:pStyle w:val="ac"/>
+              <w:ind w:firstLineChars="100" w:firstLine="180"/>
+              <w:rPr>
+                <w:rFonts w:hAnsi="宋体"/>
+                <w:sz w:val="18"/>
+                <w:szCs w:val="18"/>
+              </w:rPr>
+            </w:pPr>
+            <w:r>
+              <w:rPr>
+                <w:rFonts w:hAnsi="宋体"/>
+                <w:sz w:val="18"/>
+                <w:szCs w:val="18"/>
+              </w:rPr>
+              <w:t xml:space="preserve">        }</w:t>
+            </w:r>
+          </w:p>
+          <w:p>
+            <w:pPr>
+              <w:pStyle w:val="ac"/>
+              <w:ind w:firstLineChars="100" w:firstLine="180"/>
+              <w:rPr>
+                <w:rFonts w:hAnsi="宋体"/>
+                <w:sz w:val="18"/>
+                <w:szCs w:val="18"/>
+              </w:rPr>
+            </w:pPr>
+            <w:r>
+              <w:rPr>
+                <w:rFonts w:hAnsi="宋体"/>
+                <w:sz w:val="18"/>
+                <w:szCs w:val="18"/>
+              </w:rPr>
+              <w:t xml:space="preserve">    }</w:t>
+            </w:r>
+          </w:p>
+          <w:p>
+            <w:pPr>
+              <w:pStyle w:val="ac"/>
+              <w:ind w:firstLineChars="100" w:firstLine="180"/>
+              <w:rPr>
+                <w:rFonts w:hAnsi="宋体" w:hint="eastAsia"/>
+                <w:sz w:val="18"/>
+                <w:szCs w:val="18"/>
+              </w:rPr>
+            </w:pPr>
+            <w:r>
+              <w:rPr>
+                <w:rFonts w:hAnsi="宋体" w:hint="eastAsia"/>
+                <w:sz w:val="18"/>
+                <w:szCs w:val="18"/>
+              </w:rPr>
+              <w:t xml:space="preserve">    // 记录下一次使用最晚的页面下标</w:t>
+            </w:r>
+          </w:p>
+          <w:p>
+            <w:pPr>
+              <w:pStyle w:val="ac"/>
+              <w:ind w:firstLineChars="100" w:firstLine="180"/>
+              <w:rPr>
+                <w:rFonts w:hAnsi="宋体"/>
+                <w:sz w:val="18"/>
+                <w:szCs w:val="18"/>
+              </w:rPr>
+            </w:pPr>
+            <w:r>
+              <w:rPr>
+                <w:rFonts w:hAnsi="宋体"/>
+                <w:sz w:val="18"/>
+                <w:szCs w:val="18"/>
+              </w:rPr>
+              <w:t xml:space="preserve">    if (next_use &gt; furthest_idx) {</w:t>
+            </w:r>
+          </w:p>
+          <w:p>
+            <w:pPr>
+              <w:pStyle w:val="ac"/>
+              <w:ind w:firstLineChars="100" w:firstLine="180"/>
+              <w:rPr>
+                <w:rFonts w:hAnsi="宋体"/>
+                <w:sz w:val="18"/>
+                <w:szCs w:val="18"/>
+              </w:rPr>
+            </w:pPr>
+            <w:r>
+              <w:rPr>
+                <w:rFonts w:hAnsi="宋体"/>
+                <w:sz w:val="18"/>
+                <w:szCs w:val="18"/>
+              </w:rPr>
+              <w:t xml:space="preserve">        furthest_idx = next_use;</w:t>
+            </w:r>
+          </w:p>
+          <w:p>
+            <w:pPr>
+              <w:pStyle w:val="ac"/>
+              <w:ind w:firstLineChars="100" w:firstLine="180"/>
+              <w:rPr>
+                <w:rFonts w:hAnsi="宋体"/>
+                <w:sz w:val="18"/>
+                <w:szCs w:val="18"/>
+              </w:rPr>
+            </w:pPr>
+            <w:r>
+              <w:rPr>
+                <w:rFonts w:hAnsi="宋体"/>
+                <w:sz w:val="18"/>
+                <w:szCs w:val="18"/>
+              </w:rPr>
+              <w:t xml:space="preserve">        victim_idx = m_idx;</w:t>
+            </w:r>
+          </w:p>
+          <w:p>
+            <w:pPr>
+              <w:pStyle w:val="ac"/>
+              <w:ind w:firstLineChars="100" w:firstLine="180"/>
+              <w:rPr>
+                <w:rFonts w:hAnsi="宋体"/>
+                <w:sz w:val="18"/>
+                <w:szCs w:val="18"/>
+              </w:rPr>
+            </w:pPr>
+            <w:r>
+              <w:rPr>
+                <w:rFonts w:hAnsi="宋体"/>
+                <w:sz w:val="18"/>
+                <w:szCs w:val="18"/>
+              </w:rPr>
+              <w:t xml:space="preserve">    }</w:t>
+            </w:r>
+          </w:p>
+          <w:p>
+            <w:pPr>
+              <w:pStyle w:val="ac"/>
+              <w:ind w:firstLineChars="100" w:firstLine="180"/>
+              <w:rPr>
+                <w:rFonts w:hAnsi="宋体"/>
+                <w:sz w:val="18"/>
+                <w:szCs w:val="18"/>
+              </w:rPr>
+            </w:pPr>
+            <w:r>
+              <w:rPr>
+                <w:rFonts w:hAnsi="宋体"/>
+                <w:sz w:val="18"/>
+                <w:szCs w:val="18"/>
+              </w:rPr>
+              <w:t>}</w:t>
+            </w:r>
+          </w:p>
+          <w:p>
+            <w:pPr>
+              <w:pStyle w:val="ac"/>
+              <w:ind w:firstLineChars="100" w:firstLine="180"/>
+              <w:rPr>
+                <w:rFonts w:hAnsi="宋体"/>
+                <w:sz w:val="18"/>
+                <w:szCs w:val="18"/>
+              </w:rPr>
+            </w:pPr>
+            <w:r>
+              <w:rPr>
+                <w:rFonts w:hAnsi="宋体" w:hint="eastAsia"/>
+                <w:sz w:val="18"/>
+                <w:szCs w:val="18"/>
+              </w:rPr>
+              <w:t>memory[victim_idx] = page; // 执行替换</w:t>
+            </w:r>
+          </w:p>
+          <w:p>
+            <w:pPr>
+              <w:pStyle w:val="ac"/>
+              <w:ind w:firstLineChars="100" w:firstLine="180"/>
+              <w:rPr>
+                <w:rFonts w:hAnsi="宋体"/>
+                <w:sz w:val="18"/>
+                <w:szCs w:val="18"/>
+              </w:rPr>
+            </w:pPr>
+          </w:p>
+          <w:p>
+            <w:pPr>
+              <w:pStyle w:val="ac"/>
+              <w:ind w:firstLineChars="100" w:firstLine="181"/>
+              <w:rPr>
+                <w:rFonts w:hAnsi="宋体"/>
+                <w:b/>
+                <w:bCs/>
+                <w:sz w:val="18"/>
+                <w:szCs w:val="18"/>
+              </w:rPr>
+            </w:pPr>
+            <w:r>
+              <w:rPr>
+                <w:rFonts w:hAnsi="宋体" w:hint="eastAsia"/>
+                <w:b/>
+                <w:bCs/>
+                <w:sz w:val="18"/>
+                <w:szCs w:val="18"/>
+              </w:rPr>
+              <w:t>（</w:t>
+            </w:r>
+            <w:r>
+              <w:rPr>
+                <w:rFonts w:hAnsi="宋体" w:hint="eastAsia"/>
+                <w:b/>
+                <w:bCs/>
+                <w:sz w:val="18"/>
+                <w:szCs w:val="18"/>
+              </w:rPr>
+              <w:t>3</w:t>
+            </w:r>
+            <w:r>
+              <w:rPr>
+                <w:rFonts w:hAnsi="宋体" w:hint="eastAsia"/>
+                <w:b/>
+                <w:bCs/>
+                <w:sz w:val="18"/>
+                <w:szCs w:val="18"/>
+              </w:rPr>
+              <w:t>）</w:t>
+            </w:r>
+            <w:r>
+              <w:rPr>
+                <w:rFonts w:hAnsi="宋体" w:hint="eastAsia"/>
+                <w:b/>
+                <w:bCs/>
+                <w:sz w:val="18"/>
+                <w:szCs w:val="18"/>
+              </w:rPr>
+              <w:t>LRU 最近最久未使用算法实现</w:t>
+            </w:r>
+          </w:p>
+          <w:p>
+            <w:pPr>
+              <w:pStyle w:val="ac"/>
+              <w:ind w:firstLineChars="100" w:firstLine="180"/>
+              <w:rPr>
+                <w:rFonts w:hAnsi="宋体"/>
+                <w:sz w:val="18"/>
+                <w:szCs w:val="18"/>
+              </w:rPr>
+            </w:pPr>
+            <w:r>
+              <w:rPr>
+                <w:rFonts w:hAnsi="宋体" w:hint="eastAsia"/>
+                <w:sz w:val="18"/>
+                <w:szCs w:val="18"/>
+              </w:rPr>
+              <w:t>利用 vector 容器模拟栈结构，栈底为最久未使用的页面，栈顶为最新使用的页面。每次访问命中时，将页面移至栈顶。</w:t>
+            </w:r>
+          </w:p>
+          <w:p>
+            <w:pPr>
+              <w:pStyle w:val="ac"/>
+              <w:ind w:firstLineChars="100" w:firstLine="180"/>
+              <w:rPr>
+                <w:rFonts w:hAnsi="宋体" w:hint="eastAsia"/>
+                <w:sz w:val="18"/>
+                <w:szCs w:val="18"/>
+              </w:rPr>
+            </w:pPr>
+            <w:r>
+              <w:rPr>
+                <w:rFonts w:hAnsi="宋体" w:hint="eastAsia"/>
+                <w:sz w:val="18"/>
+                <w:szCs w:val="18"/>
+              </w:rPr>
+              <w:t>// 关键代码段3：LRU算法核心逻辑（利用栈结构维护访问时间）</w:t>
+            </w:r>
+          </w:p>
+          <w:p>
+            <w:pPr>
+              <w:pStyle w:val="ac"/>
+              <w:ind w:firstLineChars="100" w:firstLine="180"/>
+              <w:rPr>
+                <w:rFonts w:hAnsi="宋体"/>
+                <w:sz w:val="18"/>
+                <w:szCs w:val="18"/>
+              </w:rPr>
+            </w:pPr>
+            <w:r>
+              <w:rPr>
+                <w:rFonts w:hAnsi="宋体"/>
+                <w:sz w:val="18"/>
+                <w:szCs w:val="18"/>
+              </w:rPr>
+              <w:t>auto it = find(memory.begin(), memory.end(), page);</w:t>
+            </w:r>
+          </w:p>
+          <w:p>
+            <w:pPr>
+              <w:pStyle w:val="ac"/>
+              <w:ind w:firstLineChars="100" w:firstLine="180"/>
+              <w:rPr>
+                <w:rFonts w:hAnsi="宋体"/>
+                <w:sz w:val="18"/>
+                <w:szCs w:val="18"/>
+              </w:rPr>
+            </w:pPr>
+            <w:r>
+              <w:rPr>
+                <w:rFonts w:hAnsi="宋体"/>
+                <w:sz w:val="18"/>
+                <w:szCs w:val="18"/>
+              </w:rPr>
+              <w:t>if (it != memory.end()) {</w:t>
+            </w:r>
+          </w:p>
+          <w:p>
+            <w:pPr>
+              <w:pStyle w:val="ac"/>
+              <w:ind w:firstLineChars="100" w:firstLine="180"/>
+              <w:rPr>
+                <w:rFonts w:hAnsi="宋体" w:hint="eastAsia"/>
+                <w:sz w:val="18"/>
+                <w:szCs w:val="18"/>
+              </w:rPr>
+            </w:pPr>
+            <w:r>
+              <w:rPr>
+                <w:rFonts w:hAnsi="宋体" w:hint="eastAsia"/>
+                <w:sz w:val="18"/>
+                <w:szCs w:val="18"/>
+              </w:rPr>
+              <w:t xml:space="preserve">    // 命中：将页面从当前位置移出，重新压入栈顶（表示最近刚使用）</w:t>
+            </w:r>
+          </w:p>
+          <w:p>
+            <w:pPr>
+              <w:pStyle w:val="ac"/>
+              <w:ind w:firstLineChars="100" w:firstLine="180"/>
+              <w:rPr>
+                <w:rFonts w:hAnsi="宋体"/>
+                <w:sz w:val="18"/>
+                <w:szCs w:val="18"/>
+              </w:rPr>
+            </w:pPr>
+            <w:r>
+              <w:rPr>
+                <w:rFonts w:hAnsi="宋体"/>
+                <w:sz w:val="18"/>
+                <w:szCs w:val="18"/>
+              </w:rPr>
+              <w:lastRenderedPageBreak/>
+              <w:t xml:space="preserve">    memory.erase(it);</w:t>
+            </w:r>
+          </w:p>
+          <w:p>
+            <w:pPr>
+              <w:pStyle w:val="ac"/>
+              <w:ind w:firstLineChars="100" w:firstLine="180"/>
+              <w:rPr>
+                <w:rFonts w:hAnsi="宋体"/>
+                <w:sz w:val="18"/>
+                <w:szCs w:val="18"/>
+              </w:rPr>
+            </w:pPr>
+            <w:r>
+              <w:rPr>
+                <w:rFonts w:hAnsi="宋体"/>
+                <w:sz w:val="18"/>
+                <w:szCs w:val="18"/>
+              </w:rPr>
+              <w:t xml:space="preserve">    memory.push_back(page);</w:t>
+            </w:r>
+          </w:p>
+          <w:p>
+            <w:pPr>
+              <w:pStyle w:val="ac"/>
+              <w:ind w:firstLineChars="100" w:firstLine="180"/>
+              <w:rPr>
+                <w:rFonts w:hAnsi="宋体"/>
+                <w:sz w:val="18"/>
+                <w:szCs w:val="18"/>
+              </w:rPr>
+            </w:pPr>
+            <w:r>
+              <w:rPr>
+                <w:rFonts w:hAnsi="宋体"/>
+                <w:sz w:val="18"/>
+                <w:szCs w:val="18"/>
+              </w:rPr>
+              <w:t>} else {</w:t>
+            </w:r>
+          </w:p>
+          <w:p>
+            <w:pPr>
+              <w:pStyle w:val="ac"/>
+              <w:ind w:firstLineChars="100" w:firstLine="180"/>
+              <w:rPr>
+                <w:rFonts w:hAnsi="宋体" w:hint="eastAsia"/>
+                <w:sz w:val="18"/>
+                <w:szCs w:val="18"/>
+              </w:rPr>
+            </w:pPr>
+            <w:r>
+              <w:rPr>
+                <w:rFonts w:hAnsi="宋体" w:hint="eastAsia"/>
+                <w:sz w:val="18"/>
+                <w:szCs w:val="18"/>
+              </w:rPr>
+              <w:t xml:space="preserve">    // 缺页</w:t>
+            </w:r>
+          </w:p>
+          <w:p>
+            <w:pPr>
+              <w:pStyle w:val="ac"/>
+              <w:ind w:firstLineChars="100" w:firstLine="180"/>
+              <w:rPr>
+                <w:rFonts w:hAnsi="宋体"/>
+                <w:sz w:val="18"/>
+                <w:szCs w:val="18"/>
+              </w:rPr>
+            </w:pPr>
+            <w:r>
+              <w:rPr>
+                <w:rFonts w:hAnsi="宋体"/>
+                <w:sz w:val="18"/>
+                <w:szCs w:val="18"/>
+              </w:rPr>
+              <w:t xml:space="preserve">    page_faults++;</w:t>
+            </w:r>
+          </w:p>
+          <w:p>
+            <w:pPr>
+              <w:pStyle w:val="ac"/>
+              <w:ind w:firstLineChars="100" w:firstLine="180"/>
+              <w:rPr>
+                <w:rFonts w:hAnsi="宋体"/>
+                <w:sz w:val="18"/>
+                <w:szCs w:val="18"/>
+              </w:rPr>
+            </w:pPr>
+            <w:r>
+              <w:rPr>
+                <w:rFonts w:hAnsi="宋体"/>
+                <w:sz w:val="18"/>
+                <w:szCs w:val="18"/>
+              </w:rPr>
+              <w:t xml:space="preserve">    if (memory.size() &lt; capacity) {</w:t>
+            </w:r>
+          </w:p>
+          <w:p>
+            <w:pPr>
+              <w:pStyle w:val="ac"/>
+              <w:ind w:firstLineChars="100" w:firstLine="180"/>
+              <w:rPr>
+                <w:rFonts w:hAnsi="宋体"/>
+                <w:sz w:val="18"/>
+                <w:szCs w:val="18"/>
+              </w:rPr>
+            </w:pPr>
+            <w:r>
+              <w:rPr>
+                <w:rFonts w:hAnsi="宋体"/>
+                <w:sz w:val="18"/>
+                <w:szCs w:val="18"/>
+              </w:rPr>
+              <w:t xml:space="preserve">        memory.push_back(page);</w:t>
+            </w:r>
+          </w:p>
+          <w:p>
+            <w:pPr>
+              <w:pStyle w:val="ac"/>
+              <w:ind w:firstLineChars="100" w:firstLine="180"/>
+              <w:rPr>
+                <w:rFonts w:hAnsi="宋体"/>
+                <w:sz w:val="18"/>
+                <w:szCs w:val="18"/>
+              </w:rPr>
+            </w:pPr>
+            <w:r>
+              <w:rPr>
+                <w:rFonts w:hAnsi="宋体"/>
+                <w:sz w:val="18"/>
+                <w:szCs w:val="18"/>
+              </w:rPr>
+              <w:t xml:space="preserve">    } else {</w:t>
+            </w:r>
+          </w:p>
+          <w:p>
+            <w:pPr>
+              <w:pStyle w:val="ac"/>
+              <w:ind w:firstLineChars="100" w:firstLine="180"/>
+              <w:rPr>
+                <w:rFonts w:hAnsi="宋体" w:hint="eastAsia"/>
+                <w:sz w:val="18"/>
+                <w:szCs w:val="18"/>
+              </w:rPr>
+            </w:pPr>
+            <w:r>
+              <w:rPr>
+                <w:rFonts w:hAnsi="宋体" w:hint="eastAsia"/>
+                <w:sz w:val="18"/>
+                <w:szCs w:val="18"/>
+              </w:rPr>
+              <w:t xml:space="preserve">        // 内存已满：淘汰栈底元素（memory.begin()即最久未使用的页面）</w:t>
+            </w:r>
+          </w:p>
+          <w:p>
+            <w:pPr>
+              <w:pStyle w:val="ac"/>
+              <w:ind w:firstLineChars="100" w:firstLine="180"/>
+              <w:rPr>
+                <w:rFonts w:hAnsi="宋体"/>
+                <w:sz w:val="18"/>
+                <w:szCs w:val="18"/>
+              </w:rPr>
+            </w:pPr>
+            <w:r>
+              <w:rPr>
+                <w:rFonts w:hAnsi="宋体"/>
+                <w:sz w:val="18"/>
+                <w:szCs w:val="18"/>
+              </w:rPr>
+              <w:t xml:space="preserve">        memory.erase(memory.begin()); </w:t>
+            </w:r>
+          </w:p>
+          <w:p>
+            <w:pPr>
+              <w:pStyle w:val="ac"/>
+              <w:ind w:firstLineChars="100" w:firstLine="180"/>
+              <w:rPr>
+                <w:rFonts w:hAnsi="宋体"/>
+                <w:sz w:val="18"/>
+                <w:szCs w:val="18"/>
+              </w:rPr>
+            </w:pPr>
+            <w:r>
+              <w:rPr>
+                <w:rFonts w:hAnsi="宋体"/>
+                <w:sz w:val="18"/>
+                <w:szCs w:val="18"/>
+              </w:rPr>
+              <w:t xml:space="preserve">        memory.push_back(page);</w:t>
+            </w:r>
+          </w:p>
+          <w:p>
+            <w:pPr>
+              <w:pStyle w:val="ac"/>
+              <w:ind w:firstLineChars="100" w:firstLine="180"/>
+              <w:rPr>
+                <w:rFonts w:hAnsi="宋体"/>
+                <w:sz w:val="18"/>
+                <w:szCs w:val="18"/>
+              </w:rPr>
+            </w:pPr>
+            <w:r>
+              <w:rPr>
+                <w:rFonts w:hAnsi="宋体"/>
+                <w:sz w:val="18"/>
+                <w:szCs w:val="18"/>
+              </w:rPr>
+              <w:t xml:space="preserve">    }</w:t>
+            </w:r>
+          </w:p>
+          <w:p>
+            <w:pPr>
+              <w:pStyle w:val="ac"/>
+              <w:ind w:firstLineChars="100" w:firstLine="180"/>
+              <w:rPr>
+                <w:rFonts w:hAnsi="宋体" w:hint="eastAsia"/>
+                <w:sz w:val="18"/>
+                <w:szCs w:val="18"/>
+              </w:rPr>
+            </w:pPr>
+            <w:r>
+              <w:rPr>
+                <w:rFonts w:hAnsi="宋体"/>
+                <w:sz w:val="18"/>
+                <w:szCs w:val="18"/>
+              </w:rPr>
+              <w:t>}</w:t>
             </w:r>
           </w:p>
         </w:tc>
@@ -1511,15 +3204,484 @@
           </w:p>
           <w:p>
             <w:pPr>
-              <w:ind w:right="360"/>
-              <w:rPr>
-                <w:rFonts w:ascii="楷体_GB2312" w:eastAsia="楷体_GB2312" w:hint="eastAsia"/>
+              <w:ind w:right="360" w:firstLineChars="100" w:firstLine="181"/>
+              <w:rPr>
+                <w:rFonts w:ascii="宋体" w:hAnsi="宋体"/>
                 <w:b/>
                 <w:bCs/>
                 <w:sz w:val="18"/>
                 <w:szCs w:val="18"/>
               </w:rPr>
             </w:pPr>
+            <w:r>
+              <w:rPr>
+                <w:rFonts w:ascii="宋体" w:hAnsi="宋体" w:hint="eastAsia"/>
+                <w:b/>
+                <w:bCs/>
+                <w:sz w:val="18"/>
+                <w:szCs w:val="18"/>
+              </w:rPr>
+              <w:t>1.实验数据记录</w:t>
+            </w:r>
+          </w:p>
+          <w:p>
+            <w:pPr>
+              <w:ind w:right="360" w:firstLineChars="100" w:firstLine="180"/>
+              <w:rPr>
+                <w:rFonts w:ascii="宋体" w:hAnsi="宋体"/>
+                <w:sz w:val="18"/>
+                <w:szCs w:val="18"/>
+              </w:rPr>
+            </w:pPr>
+            <w:r>
+              <w:rPr>
+                <w:rFonts w:ascii="宋体" w:hAnsi="宋体" w:hint="eastAsia"/>
+                <w:sz w:val="18"/>
+                <w:szCs w:val="18"/>
+              </w:rPr>
+              <w:t>下</w:t>
+            </w:r>
+            <w:r>
+              <w:rPr>
+                <w:rFonts w:ascii="宋体" w:hAnsi="宋体" w:hint="eastAsia"/>
+                <w:sz w:val="18"/>
+                <w:szCs w:val="18"/>
+              </w:rPr>
+              <w:t>图</w:t>
+            </w:r>
+            <w:r>
+              <w:rPr>
+                <w:rFonts w:ascii="宋体" w:hAnsi="宋体" w:hint="eastAsia"/>
+                <w:sz w:val="18"/>
+                <w:szCs w:val="18"/>
+              </w:rPr>
+              <w:t>为程序运行的输出结果，展示了当内存页框数（Memory Size）从 4 增加到 32 时，五种算法的命中率变化情况（数据为一次随机运行的示例）：</w:t>
+            </w:r>
+          </w:p>
+          <w:p>
+            <w:pPr>
+              <w:ind w:right="360"/>
+              <w:rPr>
+                <w:rFonts w:ascii="宋体" w:hAnsi="宋体" w:hint="eastAsia"/>
+                <w:sz w:val="18"/>
+                <w:szCs w:val="18"/>
+              </w:rPr>
+            </w:pPr>
+            <w:r>
+              <w:rPr>
+                <w:rFonts w:ascii="楷体_GB2312" w:eastAsia="楷体_GB2312"/>
+                <w:b/>
+                <w:bCs/>
+                <w:sz w:val="18"/>
+                <w:szCs w:val="18"/>
+              </w:rPr>
+              <w:drawing>
+                <wp:inline distT="0" distB="0" distL="0" distR="0" wp14:anchorId="58D26466" wp14:editId="1A62946B">
+                  <wp:extent cx="5257165" cy="2595880"/>
+                  <wp:effectExtent l="0" t="0" r="635" b="0"/>
+                  <wp:docPr id="1033336113" name="图片 1"/>
+                  <wp:cNvGraphicFramePr>
+                    <a:graphicFrameLocks xmlns:a="http://schemas.openxmlformats.org/drawingml/2006/main" noChangeAspect="1"/>
+                  </wp:cNvGraphicFramePr>
+                  <a:graphic xmlns:a="http://schemas.openxmlformats.org/drawingml/2006/main">
+                    <a:graphicData uri="http://schemas.openxmlformats.org/drawingml/2006/picture">
+                      <pic:pic xmlns:pic="http://schemas.openxmlformats.org/drawingml/2006/picture">
+                        <pic:nvPicPr>
+                          <pic:cNvPr id="1033336113" name=""/>
+                          <pic:cNvPicPr/>
+                        </pic:nvPicPr>
+                        <pic:blipFill>
+                          <a:blip r:embed="rId10"/>
+                          <a:stretch>
+                            <a:fillRect/>
+                          </a:stretch>
+                        </pic:blipFill>
+                        <pic:spPr>
+                          <a:xfrm>
+                            <a:off x="0" y="0"/>
+                            <a:ext cx="5257165" cy="2595880"/>
+                          </a:xfrm>
+                          <a:prstGeom prst="rect">
+                            <a:avLst/>
+                          </a:prstGeom>
+                        </pic:spPr>
+                      </pic:pic>
+                    </a:graphicData>
+                  </a:graphic>
+                </wp:inline>
+              </w:drawing>
+            </w:r>
+          </w:p>
+          <w:p>
+            <w:pPr>
+              <w:ind w:right="360" w:firstLineChars="100" w:firstLine="181"/>
+              <w:rPr>
+                <w:rFonts w:ascii="宋体" w:hAnsi="宋体"/>
+                <w:b/>
+                <w:bCs/>
+                <w:sz w:val="18"/>
+                <w:szCs w:val="18"/>
+              </w:rPr>
+            </w:pPr>
+            <w:r>
+              <w:rPr>
+                <w:rFonts w:ascii="宋体" w:hAnsi="宋体" w:hint="eastAsia"/>
+                <w:b/>
+                <w:bCs/>
+                <w:sz w:val="18"/>
+                <w:szCs w:val="18"/>
+              </w:rPr>
+              <w:t>2. 结果分析</w:t>
+            </w:r>
+          </w:p>
+          <w:p>
+            <w:pPr>
+              <w:ind w:right="360"/>
+              <w:rPr>
+                <w:rFonts w:ascii="宋体" w:hAnsi="宋体"/>
+                <w:sz w:val="18"/>
+                <w:szCs w:val="18"/>
+              </w:rPr>
+            </w:pPr>
+            <w:r>
+              <w:rPr>
+                <w:rFonts w:ascii="宋体" w:hAnsi="宋体" w:hint="eastAsia"/>
+                <w:b/>
+                <w:bCs/>
+                <w:sz w:val="18"/>
+                <w:szCs w:val="18"/>
+              </w:rPr>
+              <w:t>（1）</w:t>
+            </w:r>
+            <w:r>
+              <w:rPr>
+                <w:rFonts w:ascii="宋体" w:hAnsi="宋体" w:hint="eastAsia"/>
+                <w:b/>
+                <w:bCs/>
+                <w:sz w:val="18"/>
+                <w:szCs w:val="18"/>
+              </w:rPr>
+              <w:t>OPT 算法的最优性</w:t>
+            </w:r>
+            <w:r>
+              <w:rPr>
+                <w:rFonts w:ascii="宋体" w:hAnsi="宋体" w:hint="eastAsia"/>
+                <w:sz w:val="18"/>
+                <w:szCs w:val="18"/>
+              </w:rPr>
+              <w:t>：从数据可见，在所有内存大小下，OPT（最佳淘汰算法）的命中率始终高于其他算法。这验证了 OPT 算法作为理论上限的地位，它利用了“预知未来”的信息，虽然在实</w:t>
+            </w:r>
+            <w:r>
+              <w:rPr>
+                <w:rFonts w:ascii="宋体" w:hAnsi="宋体" w:hint="eastAsia"/>
+                <w:sz w:val="18"/>
+                <w:szCs w:val="18"/>
+              </w:rPr>
+              <w:lastRenderedPageBreak/>
+              <w:t>际系统中不可实现，但非常适合作为评价其他算法性能的基准。</w:t>
+            </w:r>
+          </w:p>
+          <w:p>
+            <w:pPr>
+              <w:ind w:right="360"/>
+              <w:rPr>
+                <w:rFonts w:ascii="宋体" w:hAnsi="宋体"/>
+                <w:sz w:val="18"/>
+                <w:szCs w:val="18"/>
+              </w:rPr>
+            </w:pPr>
+            <w:r>
+              <w:rPr>
+                <w:rFonts w:ascii="宋体" w:hAnsi="宋体" w:hint="eastAsia"/>
+                <w:b/>
+                <w:bCs/>
+                <w:sz w:val="18"/>
+                <w:szCs w:val="18"/>
+              </w:rPr>
+              <w:t>（2）</w:t>
+            </w:r>
+            <w:r>
+              <w:rPr>
+                <w:rFonts w:ascii="宋体" w:hAnsi="宋体" w:hint="eastAsia"/>
+                <w:b/>
+                <w:bCs/>
+                <w:sz w:val="18"/>
+                <w:szCs w:val="18"/>
+              </w:rPr>
+              <w:t>内存容量与命中率的正相关性</w:t>
+            </w:r>
+            <w:r>
+              <w:rPr>
+                <w:rFonts w:ascii="宋体" w:hAnsi="宋体" w:hint="eastAsia"/>
+                <w:sz w:val="18"/>
+                <w:szCs w:val="18"/>
+              </w:rPr>
+              <w:t>：随着内存页框数从 4 增加到 32，所有算法的命中率均呈现上升趋势。</w:t>
+            </w:r>
+          </w:p>
+          <w:p>
+            <w:pPr>
+              <w:pStyle w:val="ae"/>
+              <w:numPr>
+                <w:ilvl w:val="0"/>
+                <w:numId w:val="50"/>
+              </w:numPr>
+              <w:ind w:right="360" w:firstLineChars="0"/>
+              <w:rPr>
+                <w:rFonts w:ascii="宋体" w:hAnsi="宋体"/>
+                <w:sz w:val="18"/>
+                <w:szCs w:val="18"/>
+              </w:rPr>
+            </w:pPr>
+            <w:r>
+              <w:rPr>
+                <w:rFonts w:ascii="宋体" w:hAnsi="宋体" w:hint="eastAsia"/>
+                <w:sz w:val="18"/>
+                <w:szCs w:val="18"/>
+              </w:rPr>
+              <w:t>拐点观察：当内存增加到 32 页时，所有算法的命中率均达到 0.900 并不再增长。这是因为本实验共生成 320 条指令，对应 32 个不同的虚拟页面。</w:t>
+            </w:r>
+          </w:p>
+          <w:p>
+            <w:pPr>
+              <w:pStyle w:val="ae"/>
+              <w:numPr>
+                <w:ilvl w:val="0"/>
+                <w:numId w:val="50"/>
+              </w:numPr>
+              <w:ind w:right="360" w:firstLineChars="0"/>
+              <w:rPr>
+                <w:rFonts w:ascii="宋体" w:hAnsi="宋体"/>
+                <w:sz w:val="18"/>
+                <w:szCs w:val="18"/>
+              </w:rPr>
+            </w:pPr>
+            <w:r>
+              <w:rPr>
+                <w:rFonts w:ascii="宋体" w:hAnsi="宋体" w:hint="eastAsia"/>
+                <w:sz w:val="18"/>
+                <w:szCs w:val="18"/>
+              </w:rPr>
+              <w:t>冷启动缺页分析：由于程序开始运行时内存为空，访问这 32 个不同的页面必然会产生至少 32 次“冷启动缺页”（Cold Miss）。</w:t>
+            </w:r>
+          </w:p>
+          <w:p>
+            <w:pPr>
+              <w:pStyle w:val="ae"/>
+              <w:numPr>
+                <w:ilvl w:val="0"/>
+                <w:numId w:val="50"/>
+              </w:numPr>
+              <w:ind w:right="360" w:firstLineChars="0"/>
+              <w:rPr>
+                <w:rFonts w:ascii="宋体" w:hAnsi="宋体"/>
+                <w:sz w:val="18"/>
+                <w:szCs w:val="18"/>
+              </w:rPr>
+            </w:pPr>
+            <w:r>
+              <w:rPr>
+                <w:rFonts w:ascii="宋体" w:hAnsi="宋体" w:hint="eastAsia"/>
+                <w:sz w:val="18"/>
+                <w:szCs w:val="18"/>
+              </w:rPr>
+              <w:t>计算验证：</w:t>
+            </w:r>
+            <m:oMath>
+              <m:r>
+                <w:rPr>
+                  <w:rFonts w:ascii="Cambria Math" w:hAnsi="Cambria Math" w:hint="eastAsia"/>
+                  <w:sz w:val="18"/>
+                  <w:szCs w:val="18"/>
+                </w:rPr>
+                <m:t xml:space="preserve">1 </m:t>
+              </m:r>
+              <m:r>
+                <w:rPr>
+                  <w:rFonts w:ascii="Cambria Math" w:hAnsi="Cambria Math" w:cs="Cambria Math"/>
+                  <w:sz w:val="18"/>
+                  <w:szCs w:val="18"/>
+                </w:rPr>
+                <m:t>–</m:t>
+              </m:r>
+              <m:r>
+                <w:rPr>
+                  <w:rFonts w:ascii="Cambria Math" w:hAnsi="Cambria Math" w:hint="eastAsia"/>
+                  <w:sz w:val="18"/>
+                  <w:szCs w:val="18"/>
+                </w:rPr>
+                <m:t xml:space="preserve"> </m:t>
+              </m:r>
+              <m:d>
+                <m:dPr>
+                  <m:ctrlPr>
+                    <w:rPr>
+                      <w:rFonts w:ascii="Cambria Math" w:hAnsi="Cambria Math"/>
+                      <w:i/>
+                      <w:sz w:val="18"/>
+                      <w:szCs w:val="18"/>
+                    </w:rPr>
+                  </m:ctrlPr>
+                </m:dPr>
+                <m:e>
+                  <m:f>
+                    <m:fPr>
+                      <m:ctrlPr>
+                        <w:rPr>
+                          <w:rFonts w:ascii="Cambria Math" w:hAnsi="Cambria Math"/>
+                          <w:i/>
+                          <w:sz w:val="18"/>
+                          <w:szCs w:val="18"/>
+                        </w:rPr>
+                      </m:ctrlPr>
+                    </m:fPr>
+                    <m:num>
+                      <m:r>
+                        <w:rPr>
+                          <w:rFonts w:ascii="Cambria Math" w:hAnsi="Cambria Math" w:hint="eastAsia"/>
+                          <w:sz w:val="18"/>
+                          <w:szCs w:val="18"/>
+                        </w:rPr>
+                        <m:t>32</m:t>
+                      </m:r>
+                    </m:num>
+                    <m:den>
+                      <m:r>
+                        <w:rPr>
+                          <w:rFonts w:ascii="Cambria Math" w:hAnsi="Cambria Math" w:hint="eastAsia"/>
+                          <w:sz w:val="18"/>
+                          <w:szCs w:val="18"/>
+                        </w:rPr>
+                        <m:t>320</m:t>
+                      </m:r>
+                    </m:den>
+                  </m:f>
+                </m:e>
+              </m:d>
+              <m:r>
+                <w:rPr>
+                  <w:rFonts w:ascii="Cambria Math" w:hAnsi="Cambria Math" w:hint="eastAsia"/>
+                  <w:sz w:val="18"/>
+                  <w:szCs w:val="18"/>
+                </w:rPr>
+                <m:t>= 0.900</m:t>
+              </m:r>
+            </m:oMath>
+            <w:r>
+              <w:rPr>
+                <w:rFonts w:ascii="宋体" w:hAnsi="宋体" w:hint="eastAsia"/>
+                <w:sz w:val="18"/>
+                <w:szCs w:val="18"/>
+              </w:rPr>
+              <w:t>。这说明程序在内存充足时完全消除了所有非强制性缺页，逻辑运行正确。</w:t>
+            </w:r>
+          </w:p>
+          <w:p>
+            <w:pPr>
+              <w:ind w:right="360"/>
+              <w:rPr>
+                <w:rFonts w:ascii="宋体" w:hAnsi="宋体"/>
+                <w:sz w:val="18"/>
+                <w:szCs w:val="18"/>
+              </w:rPr>
+            </w:pPr>
+            <w:r>
+              <w:rPr>
+                <w:rFonts w:ascii="宋体" w:hAnsi="宋体" w:hint="eastAsia"/>
+                <w:b/>
+                <w:bCs/>
+                <w:sz w:val="18"/>
+                <w:szCs w:val="18"/>
+              </w:rPr>
+              <w:t>（3）</w:t>
+            </w:r>
+            <w:r>
+              <w:rPr>
+                <w:rFonts w:ascii="宋体" w:hAnsi="宋体" w:hint="eastAsia"/>
+                <w:b/>
+                <w:bCs/>
+                <w:sz w:val="18"/>
+                <w:szCs w:val="18"/>
+              </w:rPr>
+              <w:t>算法性能对比</w:t>
+            </w:r>
+            <w:r>
+              <w:rPr>
+                <w:rFonts w:ascii="宋体" w:hAnsi="宋体" w:hint="eastAsia"/>
+                <w:sz w:val="18"/>
+                <w:szCs w:val="18"/>
+              </w:rPr>
+              <w:t>：</w:t>
+            </w:r>
+          </w:p>
+          <w:p>
+            <w:pPr>
+              <w:pStyle w:val="ae"/>
+              <w:numPr>
+                <w:ilvl w:val="0"/>
+                <w:numId w:val="49"/>
+              </w:numPr>
+              <w:ind w:right="360" w:firstLineChars="0"/>
+              <w:rPr>
+                <w:rFonts w:ascii="宋体" w:hAnsi="宋体"/>
+                <w:sz w:val="18"/>
+                <w:szCs w:val="18"/>
+              </w:rPr>
+            </w:pPr>
+            <w:r>
+              <w:rPr>
+                <w:rFonts w:ascii="宋体" w:hAnsi="宋体" w:hint="eastAsia"/>
+                <w:sz w:val="18"/>
+                <w:szCs w:val="18"/>
+              </w:rPr>
+              <w:t>在内存较小（如 4~8 页）时，各算法差异不大，FIFO 和 NUR 互有胜负。</w:t>
+            </w:r>
+          </w:p>
+          <w:p>
+            <w:pPr>
+              <w:pStyle w:val="ae"/>
+              <w:numPr>
+                <w:ilvl w:val="0"/>
+                <w:numId w:val="49"/>
+              </w:numPr>
+              <w:ind w:right="360" w:firstLineChars="0"/>
+              <w:rPr>
+                <w:rFonts w:ascii="宋体" w:hAnsi="宋体"/>
+                <w:sz w:val="18"/>
+                <w:szCs w:val="18"/>
+              </w:rPr>
+            </w:pPr>
+            <w:r>
+              <w:rPr>
+                <w:rFonts w:ascii="宋体" w:hAnsi="宋体" w:hint="eastAsia"/>
+                <w:sz w:val="18"/>
+                <w:szCs w:val="18"/>
+              </w:rPr>
+              <w:t>LFU 的表现：在内存中等（如 16~20 页）时，LFU（最不经常使用）在本轮测试中表现较好，甚至在 MemSize=16 时超过了 LRU（0.694 vs 0.656）。这可能与本次生成的随机指令序列中存在较为集中的频繁访问区域有关，使得计数器机制发挥了作用。</w:t>
+            </w:r>
+          </w:p>
+          <w:p>
+            <w:pPr>
+              <w:pStyle w:val="ae"/>
+              <w:numPr>
+                <w:ilvl w:val="0"/>
+                <w:numId w:val="49"/>
+              </w:numPr>
+              <w:ind w:right="360" w:firstLineChars="0"/>
+              <w:rPr>
+                <w:rFonts w:ascii="宋体" w:hAnsi="宋体" w:hint="eastAsia"/>
+                <w:sz w:val="18"/>
+                <w:szCs w:val="18"/>
+              </w:rPr>
+            </w:pPr>
+            <w:r>
+              <w:rPr>
+                <w:rFonts w:ascii="宋体" w:hAnsi="宋体" w:hint="eastAsia"/>
+                <w:sz w:val="18"/>
+                <w:szCs w:val="18"/>
+              </w:rPr>
+              <w:t>LRU 与 FIFO：在本轮特定的随机序列下，LRU 并没有表现出对 FIFO 的绝对优势，两者交替领先。这说明在特定的局部性不明显或抖动较多的随机序列下，LRU 的优势可能被削弱。</w:t>
+            </w:r>
           </w:p>
         </w:tc>
       </w:tr>
@@ -1535,8 +3697,8 @@
       </w:pPr>
     </w:p>
     <w:sectPr>
-      <w:footerReference w:type="even" r:id="rId10"/>
-      <w:footerReference w:type="default" r:id="rId11"/>
+      <w:footerReference w:type="even" r:id="rId11"/>
+      <w:footerReference w:type="default" r:id="rId12"/>
       <w:pgSz w:w="11906" w:h="16838"/>
       <w:pgMar w:top="2948" w:right="1133" w:bottom="2948" w:left="2494" w:header="2381" w:footer="2324" w:gutter="0"/>
       <w:pgNumType w:start="0"/>
@@ -1796,6 +3958,119 @@
     </w:lvl>
   </w:abstractNum>
   <w:abstractNum w:abstractNumId="1" w15:restartNumberingAfterBreak="0">
+    <w:nsid w:val="09E3064B"/>
+    <w:multiLevelType w:val="hybridMultilevel"/>
+    <w:tmpl w:val="3738E9A2"/>
+    <w:lvl w:ilvl="0" w:tplc="04090001">
+      <w:start w:val="1"/>
+      <w:numFmt w:val="bullet"/>
+      <w:lvlText w:val=""/>
+      <w:lvlJc w:val="left"/>
+      <w:pPr>
+        <w:ind w:left="620" w:hanging="440"/>
+      </w:pPr>
+      <w:rPr>
+        <w:rFonts w:ascii="Wingdings" w:hAnsi="Wingdings" w:hint="default"/>
+      </w:rPr>
+    </w:lvl>
+    <w:lvl w:ilvl="1" w:tplc="04090003" w:tentative="1">
+      <w:start w:val="1"/>
+      <w:numFmt w:val="bullet"/>
+      <w:lvlText w:val=""/>
+      <w:lvlJc w:val="left"/>
+      <w:pPr>
+        <w:ind w:left="1060" w:hanging="440"/>
+      </w:pPr>
+      <w:rPr>
+        <w:rFonts w:ascii="Wingdings" w:hAnsi="Wingdings" w:hint="default"/>
+      </w:rPr>
+    </w:lvl>
+    <w:lvl w:ilvl="2" w:tplc="04090005" w:tentative="1">
+      <w:start w:val="1"/>
+      <w:numFmt w:val="bullet"/>
+      <w:lvlText w:val=""/>
+      <w:lvlJc w:val="left"/>
+      <w:pPr>
+        <w:ind w:left="1500" w:hanging="440"/>
+      </w:pPr>
+      <w:rPr>
+        <w:rFonts w:ascii="Wingdings" w:hAnsi="Wingdings" w:hint="default"/>
+      </w:rPr>
+    </w:lvl>
+    <w:lvl w:ilvl="3" w:tplc="04090001" w:tentative="1">
+      <w:start w:val="1"/>
+      <w:numFmt w:val="bullet"/>
+      <w:lvlText w:val=""/>
+      <w:lvlJc w:val="left"/>
+      <w:pPr>
+        <w:ind w:left="1940" w:hanging="440"/>
+      </w:pPr>
+      <w:rPr>
+        <w:rFonts w:ascii="Wingdings" w:hAnsi="Wingdings" w:hint="default"/>
+      </w:rPr>
+    </w:lvl>
+    <w:lvl w:ilvl="4" w:tplc="04090003" w:tentative="1">
+      <w:start w:val="1"/>
+      <w:numFmt w:val="bullet"/>
+      <w:lvlText w:val=""/>
+      <w:lvlJc w:val="left"/>
+      <w:pPr>
+        <w:ind w:left="2380" w:hanging="440"/>
+      </w:pPr>
+      <w:rPr>
+        <w:rFonts w:ascii="Wingdings" w:hAnsi="Wingdings" w:hint="default"/>
+      </w:rPr>
+    </w:lvl>
+    <w:lvl w:ilvl="5" w:tplc="04090005" w:tentative="1">
+      <w:start w:val="1"/>
+      <w:numFmt w:val="bullet"/>
+      <w:lvlText w:val=""/>
+      <w:lvlJc w:val="left"/>
+      <w:pPr>
+        <w:ind w:left="2820" w:hanging="440"/>
+      </w:pPr>
+      <w:rPr>
+        <w:rFonts w:ascii="Wingdings" w:hAnsi="Wingdings" w:hint="default"/>
+      </w:rPr>
+    </w:lvl>
+    <w:lvl w:ilvl="6" w:tplc="04090001" w:tentative="1">
+      <w:start w:val="1"/>
+      <w:numFmt w:val="bullet"/>
+      <w:lvlText w:val=""/>
+      <w:lvlJc w:val="left"/>
+      <w:pPr>
+        <w:ind w:left="3260" w:hanging="440"/>
+      </w:pPr>
+      <w:rPr>
+        <w:rFonts w:ascii="Wingdings" w:hAnsi="Wingdings" w:hint="default"/>
+      </w:rPr>
+    </w:lvl>
+    <w:lvl w:ilvl="7" w:tplc="04090003" w:tentative="1">
+      <w:start w:val="1"/>
+      <w:numFmt w:val="bullet"/>
+      <w:lvlText w:val=""/>
+      <w:lvlJc w:val="left"/>
+      <w:pPr>
+        <w:ind w:left="3700" w:hanging="440"/>
+      </w:pPr>
+      <w:rPr>
+        <w:rFonts w:ascii="Wingdings" w:hAnsi="Wingdings" w:hint="default"/>
+      </w:rPr>
+    </w:lvl>
+    <w:lvl w:ilvl="8" w:tplc="04090005" w:tentative="1">
+      <w:start w:val="1"/>
+      <w:numFmt w:val="bullet"/>
+      <w:lvlText w:val=""/>
+      <w:lvlJc w:val="left"/>
+      <w:pPr>
+        <w:ind w:left="4140" w:hanging="440"/>
+      </w:pPr>
+      <w:rPr>
+        <w:rFonts w:ascii="Wingdings" w:hAnsi="Wingdings" w:hint="default"/>
+      </w:rPr>
+    </w:lvl>
+  </w:abstractNum>
+  <w:abstractNum w:abstractNumId="2" w15:restartNumberingAfterBreak="0">
     <w:nsid w:val="0B0568A6"/>
     <w:multiLevelType w:val="hybridMultilevel"/>
     <w:tmpl w:val="37EEF75C"/>
@@ -1911,7 +4186,7 @@
       </w:pPr>
     </w:lvl>
   </w:abstractNum>
-  <w:abstractNum w:abstractNumId="2" w15:restartNumberingAfterBreak="0">
+  <w:abstractNum w:abstractNumId="3" w15:restartNumberingAfterBreak="0">
     <w:nsid w:val="0BE200B3"/>
     <w:multiLevelType w:val="hybridMultilevel"/>
     <w:tmpl w:val="47FA940C"/>
@@ -2027,7 +4302,7 @@
       </w:pPr>
     </w:lvl>
   </w:abstractNum>
-  <w:abstractNum w:abstractNumId="3" w15:restartNumberingAfterBreak="0">
+  <w:abstractNum w:abstractNumId="4" w15:restartNumberingAfterBreak="0">
     <w:nsid w:val="0C281DB3"/>
     <w:multiLevelType w:val="hybridMultilevel"/>
     <w:tmpl w:val="862EF804"/>
@@ -2143,7 +4418,7 @@
       </w:pPr>
     </w:lvl>
   </w:abstractNum>
-  <w:abstractNum w:abstractNumId="4" w15:restartNumberingAfterBreak="0">
+  <w:abstractNum w:abstractNumId="5" w15:restartNumberingAfterBreak="0">
     <w:nsid w:val="0C9319DC"/>
     <w:multiLevelType w:val="hybridMultilevel"/>
     <w:tmpl w:val="BA1AFC0C"/>
@@ -2259,7 +4534,7 @@
       </w:pPr>
     </w:lvl>
   </w:abstractNum>
-  <w:abstractNum w:abstractNumId="5" w15:restartNumberingAfterBreak="0">
+  <w:abstractNum w:abstractNumId="6" w15:restartNumberingAfterBreak="0">
     <w:nsid w:val="10136EFC"/>
     <w:multiLevelType w:val="hybridMultilevel"/>
     <w:tmpl w:val="87EAAFB0"/>
@@ -2375,7 +4650,7 @@
       </w:pPr>
     </w:lvl>
   </w:abstractNum>
-  <w:abstractNum w:abstractNumId="6" w15:restartNumberingAfterBreak="0">
+  <w:abstractNum w:abstractNumId="7" w15:restartNumberingAfterBreak="0">
     <w:nsid w:val="17B07FF3"/>
     <w:multiLevelType w:val="hybridMultilevel"/>
     <w:tmpl w:val="BC8CD91E"/>
@@ -2491,7 +4766,7 @@
       </w:pPr>
     </w:lvl>
   </w:abstractNum>
-  <w:abstractNum w:abstractNumId="7" w15:restartNumberingAfterBreak="0">
+  <w:abstractNum w:abstractNumId="8" w15:restartNumberingAfterBreak="0">
     <w:nsid w:val="19493E38"/>
     <w:multiLevelType w:val="hybridMultilevel"/>
     <w:tmpl w:val="0CB870FC"/>
@@ -2607,7 +4882,7 @@
       </w:pPr>
     </w:lvl>
   </w:abstractNum>
-  <w:abstractNum w:abstractNumId="8" w15:restartNumberingAfterBreak="0">
+  <w:abstractNum w:abstractNumId="9" w15:restartNumberingAfterBreak="0">
     <w:nsid w:val="1D18639E"/>
     <w:multiLevelType w:val="hybridMultilevel"/>
     <w:tmpl w:val="E472AED6"/>
@@ -2723,7 +4998,7 @@
       </w:pPr>
     </w:lvl>
   </w:abstractNum>
-  <w:abstractNum w:abstractNumId="9" w15:restartNumberingAfterBreak="0">
+  <w:abstractNum w:abstractNumId="10" w15:restartNumberingAfterBreak="0">
     <w:nsid w:val="1D2136CB"/>
     <w:multiLevelType w:val="hybridMultilevel"/>
     <w:tmpl w:val="854AE80A"/>
@@ -2839,7 +5114,7 @@
       </w:pPr>
     </w:lvl>
   </w:abstractNum>
-  <w:abstractNum w:abstractNumId="10" w15:restartNumberingAfterBreak="0">
+  <w:abstractNum w:abstractNumId="11" w15:restartNumberingAfterBreak="0">
     <w:nsid w:val="1EEC0956"/>
     <w:multiLevelType w:val="hybridMultilevel"/>
     <w:tmpl w:val="4BC6567E"/>
@@ -2955,7 +5230,7 @@
       </w:pPr>
     </w:lvl>
   </w:abstractNum>
-  <w:abstractNum w:abstractNumId="11" w15:restartNumberingAfterBreak="0">
+  <w:abstractNum w:abstractNumId="12" w15:restartNumberingAfterBreak="0">
     <w:nsid w:val="2340173A"/>
     <w:multiLevelType w:val="hybridMultilevel"/>
     <w:tmpl w:val="15781368"/>
@@ -3071,7 +5346,7 @@
       </w:pPr>
     </w:lvl>
   </w:abstractNum>
-  <w:abstractNum w:abstractNumId="12" w15:restartNumberingAfterBreak="0">
+  <w:abstractNum w:abstractNumId="13" w15:restartNumberingAfterBreak="0">
     <w:nsid w:val="25D05F98"/>
     <w:multiLevelType w:val="hybridMultilevel"/>
     <w:tmpl w:val="D9DECBA8"/>
@@ -3187,7 +5462,7 @@
       </w:pPr>
     </w:lvl>
   </w:abstractNum>
-  <w:abstractNum w:abstractNumId="13" w15:restartNumberingAfterBreak="0">
+  <w:abstractNum w:abstractNumId="14" w15:restartNumberingAfterBreak="0">
     <w:nsid w:val="269B49DF"/>
     <w:multiLevelType w:val="hybridMultilevel"/>
     <w:tmpl w:val="7864F4CC"/>
@@ -3303,7 +5578,7 @@
       </w:pPr>
     </w:lvl>
   </w:abstractNum>
-  <w:abstractNum w:abstractNumId="14" w15:restartNumberingAfterBreak="0">
+  <w:abstractNum w:abstractNumId="15" w15:restartNumberingAfterBreak="0">
     <w:nsid w:val="27C1553F"/>
     <w:multiLevelType w:val="hybridMultilevel"/>
     <w:tmpl w:val="EDE04602"/>
@@ -3419,7 +5694,7 @@
       </w:pPr>
     </w:lvl>
   </w:abstractNum>
-  <w:abstractNum w:abstractNumId="15" w15:restartNumberingAfterBreak="0">
+  <w:abstractNum w:abstractNumId="16" w15:restartNumberingAfterBreak="0">
     <w:nsid w:val="2A886198"/>
     <w:multiLevelType w:val="hybridMultilevel"/>
     <w:tmpl w:val="4F3C051C"/>
@@ -3535,7 +5810,7 @@
       </w:pPr>
     </w:lvl>
   </w:abstractNum>
-  <w:abstractNum w:abstractNumId="16" w15:restartNumberingAfterBreak="0">
+  <w:abstractNum w:abstractNumId="17" w15:restartNumberingAfterBreak="0">
     <w:nsid w:val="2C130238"/>
     <w:multiLevelType w:val="hybridMultilevel"/>
     <w:tmpl w:val="8D3A64C8"/>
@@ -3651,7 +5926,7 @@
       </w:pPr>
     </w:lvl>
   </w:abstractNum>
-  <w:abstractNum w:abstractNumId="17" w15:restartNumberingAfterBreak="0">
+  <w:abstractNum w:abstractNumId="18" w15:restartNumberingAfterBreak="0">
     <w:nsid w:val="2D7A6920"/>
     <w:multiLevelType w:val="hybridMultilevel"/>
     <w:tmpl w:val="B1942EE4"/>
@@ -3767,7 +6042,7 @@
       </w:pPr>
     </w:lvl>
   </w:abstractNum>
-  <w:abstractNum w:abstractNumId="18" w15:restartNumberingAfterBreak="0">
+  <w:abstractNum w:abstractNumId="19" w15:restartNumberingAfterBreak="0">
     <w:nsid w:val="31D858B3"/>
     <w:multiLevelType w:val="hybridMultilevel"/>
     <w:tmpl w:val="D234B454"/>
@@ -3883,7 +6158,7 @@
       </w:pPr>
     </w:lvl>
   </w:abstractNum>
-  <w:abstractNum w:abstractNumId="19" w15:restartNumberingAfterBreak="0">
+  <w:abstractNum w:abstractNumId="20" w15:restartNumberingAfterBreak="0">
     <w:nsid w:val="33F922FD"/>
     <w:multiLevelType w:val="hybridMultilevel"/>
     <w:tmpl w:val="8416A4F0"/>
@@ -3999,7 +6274,7 @@
       </w:pPr>
     </w:lvl>
   </w:abstractNum>
-  <w:abstractNum w:abstractNumId="20" w15:restartNumberingAfterBreak="0">
+  <w:abstractNum w:abstractNumId="21" w15:restartNumberingAfterBreak="0">
     <w:nsid w:val="345C7B8E"/>
     <w:multiLevelType w:val="hybridMultilevel"/>
     <w:tmpl w:val="2A765182"/>
@@ -4115,7 +6390,7 @@
       </w:pPr>
     </w:lvl>
   </w:abstractNum>
-  <w:abstractNum w:abstractNumId="21" w15:restartNumberingAfterBreak="0">
+  <w:abstractNum w:abstractNumId="22" w15:restartNumberingAfterBreak="0">
     <w:nsid w:val="3D0E0018"/>
     <w:multiLevelType w:val="multilevel"/>
     <w:tmpl w:val="ACDCF674"/>
@@ -4264,7 +6539,120 @@
       </w:rPr>
     </w:lvl>
   </w:abstractNum>
-  <w:abstractNum w:abstractNumId="22" w15:restartNumberingAfterBreak="0">
+  <w:abstractNum w:abstractNumId="23" w15:restartNumberingAfterBreak="0">
+    <w:nsid w:val="409E3F20"/>
+    <w:multiLevelType w:val="hybridMultilevel"/>
+    <w:tmpl w:val="FD9A8410"/>
+    <w:lvl w:ilvl="0" w:tplc="04090001">
+      <w:start w:val="1"/>
+      <w:numFmt w:val="bullet"/>
+      <w:lvlText w:val=""/>
+      <w:lvlJc w:val="left"/>
+      <w:pPr>
+        <w:ind w:left="440" w:hanging="440"/>
+      </w:pPr>
+      <w:rPr>
+        <w:rFonts w:ascii="Wingdings" w:hAnsi="Wingdings" w:hint="default"/>
+      </w:rPr>
+    </w:lvl>
+    <w:lvl w:ilvl="1" w:tplc="04090003" w:tentative="1">
+      <w:start w:val="1"/>
+      <w:numFmt w:val="bullet"/>
+      <w:lvlText w:val=""/>
+      <w:lvlJc w:val="left"/>
+      <w:pPr>
+        <w:ind w:left="880" w:hanging="440"/>
+      </w:pPr>
+      <w:rPr>
+        <w:rFonts w:ascii="Wingdings" w:hAnsi="Wingdings" w:hint="default"/>
+      </w:rPr>
+    </w:lvl>
+    <w:lvl w:ilvl="2" w:tplc="04090005" w:tentative="1">
+      <w:start w:val="1"/>
+      <w:numFmt w:val="bullet"/>
+      <w:lvlText w:val=""/>
+      <w:lvlJc w:val="left"/>
+      <w:pPr>
+        <w:ind w:left="1320" w:hanging="440"/>
+      </w:pPr>
+      <w:rPr>
+        <w:rFonts w:ascii="Wingdings" w:hAnsi="Wingdings" w:hint="default"/>
+      </w:rPr>
+    </w:lvl>
+    <w:lvl w:ilvl="3" w:tplc="04090001" w:tentative="1">
+      <w:start w:val="1"/>
+      <w:numFmt w:val="bullet"/>
+      <w:lvlText w:val=""/>
+      <w:lvlJc w:val="left"/>
+      <w:pPr>
+        <w:ind w:left="1760" w:hanging="440"/>
+      </w:pPr>
+      <w:rPr>
+        <w:rFonts w:ascii="Wingdings" w:hAnsi="Wingdings" w:hint="default"/>
+      </w:rPr>
+    </w:lvl>
+    <w:lvl w:ilvl="4" w:tplc="04090003" w:tentative="1">
+      <w:start w:val="1"/>
+      <w:numFmt w:val="bullet"/>
+      <w:lvlText w:val=""/>
+      <w:lvlJc w:val="left"/>
+      <w:pPr>
+        <w:ind w:left="2200" w:hanging="440"/>
+      </w:pPr>
+      <w:rPr>
+        <w:rFonts w:ascii="Wingdings" w:hAnsi="Wingdings" w:hint="default"/>
+      </w:rPr>
+    </w:lvl>
+    <w:lvl w:ilvl="5" w:tplc="04090005" w:tentative="1">
+      <w:start w:val="1"/>
+      <w:numFmt w:val="bullet"/>
+      <w:lvlText w:val=""/>
+      <w:lvlJc w:val="left"/>
+      <w:pPr>
+        <w:ind w:left="2640" w:hanging="440"/>
+      </w:pPr>
+      <w:rPr>
+        <w:rFonts w:ascii="Wingdings" w:hAnsi="Wingdings" w:hint="default"/>
+      </w:rPr>
+    </w:lvl>
+    <w:lvl w:ilvl="6" w:tplc="04090001" w:tentative="1">
+      <w:start w:val="1"/>
+      <w:numFmt w:val="bullet"/>
+      <w:lvlText w:val=""/>
+      <w:lvlJc w:val="left"/>
+      <w:pPr>
+        <w:ind w:left="3080" w:hanging="440"/>
+      </w:pPr>
+      <w:rPr>
+        <w:rFonts w:ascii="Wingdings" w:hAnsi="Wingdings" w:hint="default"/>
+      </w:rPr>
+    </w:lvl>
+    <w:lvl w:ilvl="7" w:tplc="04090003" w:tentative="1">
+      <w:start w:val="1"/>
+      <w:numFmt w:val="bullet"/>
+      <w:lvlText w:val=""/>
+      <w:lvlJc w:val="left"/>
+      <w:pPr>
+        <w:ind w:left="3520" w:hanging="440"/>
+      </w:pPr>
+      <w:rPr>
+        <w:rFonts w:ascii="Wingdings" w:hAnsi="Wingdings" w:hint="default"/>
+      </w:rPr>
+    </w:lvl>
+    <w:lvl w:ilvl="8" w:tplc="04090005" w:tentative="1">
+      <w:start w:val="1"/>
+      <w:numFmt w:val="bullet"/>
+      <w:lvlText w:val=""/>
+      <w:lvlJc w:val="left"/>
+      <w:pPr>
+        <w:ind w:left="3960" w:hanging="440"/>
+      </w:pPr>
+      <w:rPr>
+        <w:rFonts w:ascii="Wingdings" w:hAnsi="Wingdings" w:hint="default"/>
+      </w:rPr>
+    </w:lvl>
+  </w:abstractNum>
+  <w:abstractNum w:abstractNumId="24" w15:restartNumberingAfterBreak="0">
     <w:nsid w:val="40CF09B1"/>
     <w:multiLevelType w:val="hybridMultilevel"/>
     <w:tmpl w:val="AB046768"/>
@@ -4380,7 +6768,7 @@
       </w:pPr>
     </w:lvl>
   </w:abstractNum>
-  <w:abstractNum w:abstractNumId="23" w15:restartNumberingAfterBreak="0">
+  <w:abstractNum w:abstractNumId="25" w15:restartNumberingAfterBreak="0">
     <w:nsid w:val="40D03C5A"/>
     <w:multiLevelType w:val="hybridMultilevel"/>
     <w:tmpl w:val="9906EAC0"/>
@@ -4496,7 +6884,7 @@
       </w:pPr>
     </w:lvl>
   </w:abstractNum>
-  <w:abstractNum w:abstractNumId="24" w15:restartNumberingAfterBreak="0">
+  <w:abstractNum w:abstractNumId="26" w15:restartNumberingAfterBreak="0">
     <w:nsid w:val="40F408A9"/>
     <w:multiLevelType w:val="hybridMultilevel"/>
     <w:tmpl w:val="2A042520"/>
@@ -4612,7 +7000,7 @@
       </w:pPr>
     </w:lvl>
   </w:abstractNum>
-  <w:abstractNum w:abstractNumId="25" w15:restartNumberingAfterBreak="0">
+  <w:abstractNum w:abstractNumId="27" w15:restartNumberingAfterBreak="0">
     <w:nsid w:val="42382EB3"/>
     <w:multiLevelType w:val="hybridMultilevel"/>
     <w:tmpl w:val="D02E2716"/>
@@ -4728,7 +7116,7 @@
       </w:pPr>
     </w:lvl>
   </w:abstractNum>
-  <w:abstractNum w:abstractNumId="26" w15:restartNumberingAfterBreak="0">
+  <w:abstractNum w:abstractNumId="28" w15:restartNumberingAfterBreak="0">
     <w:nsid w:val="43BC4CD0"/>
     <w:multiLevelType w:val="hybridMultilevel"/>
     <w:tmpl w:val="8E9A3F0E"/>
@@ -4844,7 +7232,7 @@
       </w:pPr>
     </w:lvl>
   </w:abstractNum>
-  <w:abstractNum w:abstractNumId="27" w15:restartNumberingAfterBreak="0">
+  <w:abstractNum w:abstractNumId="29" w15:restartNumberingAfterBreak="0">
     <w:nsid w:val="43C35213"/>
     <w:multiLevelType w:val="hybridMultilevel"/>
     <w:tmpl w:val="B13826A4"/>
@@ -4960,7 +7348,7 @@
       </w:pPr>
     </w:lvl>
   </w:abstractNum>
-  <w:abstractNum w:abstractNumId="28" w15:restartNumberingAfterBreak="0">
+  <w:abstractNum w:abstractNumId="30" w15:restartNumberingAfterBreak="0">
     <w:nsid w:val="44E303FD"/>
     <w:multiLevelType w:val="hybridMultilevel"/>
     <w:tmpl w:val="7A7A28EA"/>
@@ -5076,7 +7464,7 @@
       </w:pPr>
     </w:lvl>
   </w:abstractNum>
-  <w:abstractNum w:abstractNumId="29" w15:restartNumberingAfterBreak="0">
+  <w:abstractNum w:abstractNumId="31" w15:restartNumberingAfterBreak="0">
     <w:nsid w:val="4570279C"/>
     <w:multiLevelType w:val="hybridMultilevel"/>
     <w:tmpl w:val="986CDC22"/>
@@ -5192,7 +7580,7 @@
       </w:pPr>
     </w:lvl>
   </w:abstractNum>
-  <w:abstractNum w:abstractNumId="30" w15:restartNumberingAfterBreak="0">
+  <w:abstractNum w:abstractNumId="32" w15:restartNumberingAfterBreak="0">
     <w:nsid w:val="462E0C59"/>
     <w:multiLevelType w:val="hybridMultilevel"/>
     <w:tmpl w:val="4FE2F292"/>
@@ -5308,7 +7696,7 @@
       </w:pPr>
     </w:lvl>
   </w:abstractNum>
-  <w:abstractNum w:abstractNumId="31" w15:restartNumberingAfterBreak="0">
+  <w:abstractNum w:abstractNumId="33" w15:restartNumberingAfterBreak="0">
     <w:nsid w:val="49E3559D"/>
     <w:multiLevelType w:val="hybridMultilevel"/>
     <w:tmpl w:val="CBA62AB8"/>
@@ -5424,7 +7812,7 @@
       </w:pPr>
     </w:lvl>
   </w:abstractNum>
-  <w:abstractNum w:abstractNumId="32" w15:restartNumberingAfterBreak="0">
+  <w:abstractNum w:abstractNumId="34" w15:restartNumberingAfterBreak="0">
     <w:nsid w:val="4E142667"/>
     <w:multiLevelType w:val="hybridMultilevel"/>
     <w:tmpl w:val="EA1279DC"/>
@@ -5540,7 +7928,7 @@
       </w:pPr>
     </w:lvl>
   </w:abstractNum>
-  <w:abstractNum w:abstractNumId="33" w15:restartNumberingAfterBreak="0">
+  <w:abstractNum w:abstractNumId="35" w15:restartNumberingAfterBreak="0">
     <w:nsid w:val="50353BF8"/>
     <w:multiLevelType w:val="hybridMultilevel"/>
     <w:tmpl w:val="EF52B3AC"/>
@@ -5656,7 +8044,7 @@
       </w:pPr>
     </w:lvl>
   </w:abstractNum>
-  <w:abstractNum w:abstractNumId="34" w15:restartNumberingAfterBreak="0">
+  <w:abstractNum w:abstractNumId="36" w15:restartNumberingAfterBreak="0">
     <w:nsid w:val="57BC027C"/>
     <w:multiLevelType w:val="hybridMultilevel"/>
     <w:tmpl w:val="B9B02D40"/>
@@ -5775,7 +8163,7 @@
       </w:pPr>
     </w:lvl>
   </w:abstractNum>
-  <w:abstractNum w:abstractNumId="35" w15:restartNumberingAfterBreak="0">
+  <w:abstractNum w:abstractNumId="37" w15:restartNumberingAfterBreak="0">
     <w:nsid w:val="5AC500FD"/>
     <w:multiLevelType w:val="hybridMultilevel"/>
     <w:tmpl w:val="5834371A"/>
@@ -5891,7 +8279,7 @@
       </w:pPr>
     </w:lvl>
   </w:abstractNum>
-  <w:abstractNum w:abstractNumId="36" w15:restartNumberingAfterBreak="0">
+  <w:abstractNum w:abstractNumId="38" w15:restartNumberingAfterBreak="0">
     <w:nsid w:val="5AED70F5"/>
     <w:multiLevelType w:val="hybridMultilevel"/>
     <w:tmpl w:val="FC840B8C"/>
@@ -6007,7 +8395,120 @@
       </w:pPr>
     </w:lvl>
   </w:abstractNum>
-  <w:abstractNum w:abstractNumId="37" w15:restartNumberingAfterBreak="0">
+  <w:abstractNum w:abstractNumId="39" w15:restartNumberingAfterBreak="0">
+    <w:nsid w:val="5D9020FD"/>
+    <w:multiLevelType w:val="hybridMultilevel"/>
+    <w:tmpl w:val="8AC63804"/>
+    <w:lvl w:ilvl="0" w:tplc="04090001">
+      <w:start w:val="1"/>
+      <w:numFmt w:val="bullet"/>
+      <w:lvlText w:val=""/>
+      <w:lvlJc w:val="left"/>
+      <w:pPr>
+        <w:ind w:left="620" w:hanging="440"/>
+      </w:pPr>
+      <w:rPr>
+        <w:rFonts w:ascii="Wingdings" w:hAnsi="Wingdings" w:hint="default"/>
+      </w:rPr>
+    </w:lvl>
+    <w:lvl w:ilvl="1" w:tplc="04090003" w:tentative="1">
+      <w:start w:val="1"/>
+      <w:numFmt w:val="bullet"/>
+      <w:lvlText w:val=""/>
+      <w:lvlJc w:val="left"/>
+      <w:pPr>
+        <w:ind w:left="1060" w:hanging="440"/>
+      </w:pPr>
+      <w:rPr>
+        <w:rFonts w:ascii="Wingdings" w:hAnsi="Wingdings" w:hint="default"/>
+      </w:rPr>
+    </w:lvl>
+    <w:lvl w:ilvl="2" w:tplc="04090005" w:tentative="1">
+      <w:start w:val="1"/>
+      <w:numFmt w:val="bullet"/>
+      <w:lvlText w:val=""/>
+      <w:lvlJc w:val="left"/>
+      <w:pPr>
+        <w:ind w:left="1500" w:hanging="440"/>
+      </w:pPr>
+      <w:rPr>
+        <w:rFonts w:ascii="Wingdings" w:hAnsi="Wingdings" w:hint="default"/>
+      </w:rPr>
+    </w:lvl>
+    <w:lvl w:ilvl="3" w:tplc="04090001" w:tentative="1">
+      <w:start w:val="1"/>
+      <w:numFmt w:val="bullet"/>
+      <w:lvlText w:val=""/>
+      <w:lvlJc w:val="left"/>
+      <w:pPr>
+        <w:ind w:left="1940" w:hanging="440"/>
+      </w:pPr>
+      <w:rPr>
+        <w:rFonts w:ascii="Wingdings" w:hAnsi="Wingdings" w:hint="default"/>
+      </w:rPr>
+    </w:lvl>
+    <w:lvl w:ilvl="4" w:tplc="04090003" w:tentative="1">
+      <w:start w:val="1"/>
+      <w:numFmt w:val="bullet"/>
+      <w:lvlText w:val=""/>
+      <w:lvlJc w:val="left"/>
+      <w:pPr>
+        <w:ind w:left="2380" w:hanging="440"/>
+      </w:pPr>
+      <w:rPr>
+        <w:rFonts w:ascii="Wingdings" w:hAnsi="Wingdings" w:hint="default"/>
+      </w:rPr>
+    </w:lvl>
+    <w:lvl w:ilvl="5" w:tplc="04090005" w:tentative="1">
+      <w:start w:val="1"/>
+      <w:numFmt w:val="bullet"/>
+      <w:lvlText w:val=""/>
+      <w:lvlJc w:val="left"/>
+      <w:pPr>
+        <w:ind w:left="2820" w:hanging="440"/>
+      </w:pPr>
+      <w:rPr>
+        <w:rFonts w:ascii="Wingdings" w:hAnsi="Wingdings" w:hint="default"/>
+      </w:rPr>
+    </w:lvl>
+    <w:lvl w:ilvl="6" w:tplc="04090001" w:tentative="1">
+      <w:start w:val="1"/>
+      <w:numFmt w:val="bullet"/>
+      <w:lvlText w:val=""/>
+      <w:lvlJc w:val="left"/>
+      <w:pPr>
+        <w:ind w:left="3260" w:hanging="440"/>
+      </w:pPr>
+      <w:rPr>
+        <w:rFonts w:ascii="Wingdings" w:hAnsi="Wingdings" w:hint="default"/>
+      </w:rPr>
+    </w:lvl>
+    <w:lvl w:ilvl="7" w:tplc="04090003" w:tentative="1">
+      <w:start w:val="1"/>
+      <w:numFmt w:val="bullet"/>
+      <w:lvlText w:val=""/>
+      <w:lvlJc w:val="left"/>
+      <w:pPr>
+        <w:ind w:left="3700" w:hanging="440"/>
+      </w:pPr>
+      <w:rPr>
+        <w:rFonts w:ascii="Wingdings" w:hAnsi="Wingdings" w:hint="default"/>
+      </w:rPr>
+    </w:lvl>
+    <w:lvl w:ilvl="8" w:tplc="04090005" w:tentative="1">
+      <w:start w:val="1"/>
+      <w:numFmt w:val="bullet"/>
+      <w:lvlText w:val=""/>
+      <w:lvlJc w:val="left"/>
+      <w:pPr>
+        <w:ind w:left="4140" w:hanging="440"/>
+      </w:pPr>
+      <w:rPr>
+        <w:rFonts w:ascii="Wingdings" w:hAnsi="Wingdings" w:hint="default"/>
+      </w:rPr>
+    </w:lvl>
+  </w:abstractNum>
+  <w:abstractNum w:abstractNumId="40" w15:restartNumberingAfterBreak="0">
     <w:nsid w:val="5E7E4632"/>
     <w:multiLevelType w:val="hybridMultilevel"/>
     <w:tmpl w:val="4B1E33D6"/>
@@ -6123,7 +8624,7 @@
       </w:pPr>
     </w:lvl>
   </w:abstractNum>
-  <w:abstractNum w:abstractNumId="38" w15:restartNumberingAfterBreak="0">
+  <w:abstractNum w:abstractNumId="41" w15:restartNumberingAfterBreak="0">
     <w:nsid w:val="633A72EA"/>
     <w:multiLevelType w:val="multilevel"/>
     <w:tmpl w:val="B7EEB088"/>
@@ -6239,7 +8740,7 @@
       </w:pPr>
     </w:lvl>
   </w:abstractNum>
-  <w:abstractNum w:abstractNumId="39" w15:restartNumberingAfterBreak="0">
+  <w:abstractNum w:abstractNumId="42" w15:restartNumberingAfterBreak="0">
     <w:nsid w:val="65AF3AE2"/>
     <w:multiLevelType w:val="hybridMultilevel"/>
     <w:tmpl w:val="A9769D38"/>
@@ -6355,7 +8856,7 @@
       </w:pPr>
     </w:lvl>
   </w:abstractNum>
-  <w:abstractNum w:abstractNumId="40" w15:restartNumberingAfterBreak="0">
+  <w:abstractNum w:abstractNumId="43" w15:restartNumberingAfterBreak="0">
     <w:nsid w:val="677374AF"/>
     <w:multiLevelType w:val="hybridMultilevel"/>
     <w:tmpl w:val="2D94E5F4"/>
@@ -6444,7 +8945,7 @@
       </w:pPr>
     </w:lvl>
   </w:abstractNum>
-  <w:abstractNum w:abstractNumId="41" w15:restartNumberingAfterBreak="0">
+  <w:abstractNum w:abstractNumId="44" w15:restartNumberingAfterBreak="0">
     <w:nsid w:val="69610CD3"/>
     <w:multiLevelType w:val="hybridMultilevel"/>
     <w:tmpl w:val="67C2D490"/>
@@ -6560,7 +9061,7 @@
       </w:pPr>
     </w:lvl>
   </w:abstractNum>
-  <w:abstractNum w:abstractNumId="42" w15:restartNumberingAfterBreak="0">
+  <w:abstractNum w:abstractNumId="45" w15:restartNumberingAfterBreak="0">
     <w:nsid w:val="75865AE5"/>
     <w:multiLevelType w:val="hybridMultilevel"/>
     <w:tmpl w:val="DA22FBA2"/>
@@ -6676,7 +9177,120 @@
       </w:pPr>
     </w:lvl>
   </w:abstractNum>
-  <w:abstractNum w:abstractNumId="43" w15:restartNumberingAfterBreak="0">
+  <w:abstractNum w:abstractNumId="46" w15:restartNumberingAfterBreak="0">
+    <w:nsid w:val="772A4DE4"/>
+    <w:multiLevelType w:val="hybridMultilevel"/>
+    <w:tmpl w:val="F7761064"/>
+    <w:lvl w:ilvl="0" w:tplc="04090001">
+      <w:start w:val="1"/>
+      <w:numFmt w:val="bullet"/>
+      <w:lvlText w:val=""/>
+      <w:lvlJc w:val="left"/>
+      <w:pPr>
+        <w:ind w:left="440" w:hanging="440"/>
+      </w:pPr>
+      <w:rPr>
+        <w:rFonts w:ascii="Wingdings" w:hAnsi="Wingdings" w:hint="default"/>
+      </w:rPr>
+    </w:lvl>
+    <w:lvl w:ilvl="1" w:tplc="04090003" w:tentative="1">
+      <w:start w:val="1"/>
+      <w:numFmt w:val="bullet"/>
+      <w:lvlText w:val=""/>
+      <w:lvlJc w:val="left"/>
+      <w:pPr>
+        <w:ind w:left="880" w:hanging="440"/>
+      </w:pPr>
+      <w:rPr>
+        <w:rFonts w:ascii="Wingdings" w:hAnsi="Wingdings" w:hint="default"/>
+      </w:rPr>
+    </w:lvl>
+    <w:lvl w:ilvl="2" w:tplc="04090005" w:tentative="1">
+      <w:start w:val="1"/>
+      <w:numFmt w:val="bullet"/>
+      <w:lvlText w:val=""/>
+      <w:lvlJc w:val="left"/>
+      <w:pPr>
+        <w:ind w:left="1320" w:hanging="440"/>
+      </w:pPr>
+      <w:rPr>
+        <w:rFonts w:ascii="Wingdings" w:hAnsi="Wingdings" w:hint="default"/>
+      </w:rPr>
+    </w:lvl>
+    <w:lvl w:ilvl="3" w:tplc="04090001" w:tentative="1">
+      <w:start w:val="1"/>
+      <w:numFmt w:val="bullet"/>
+      <w:lvlText w:val=""/>
+      <w:lvlJc w:val="left"/>
+      <w:pPr>
+        <w:ind w:left="1760" w:hanging="440"/>
+      </w:pPr>
+      <w:rPr>
+        <w:rFonts w:ascii="Wingdings" w:hAnsi="Wingdings" w:hint="default"/>
+      </w:rPr>
+    </w:lvl>
+    <w:lvl w:ilvl="4" w:tplc="04090003" w:tentative="1">
+      <w:start w:val="1"/>
+      <w:numFmt w:val="bullet"/>
+      <w:lvlText w:val=""/>
+      <w:lvlJc w:val="left"/>
+      <w:pPr>
+        <w:ind w:left="2200" w:hanging="440"/>
+      </w:pPr>
+      <w:rPr>
+        <w:rFonts w:ascii="Wingdings" w:hAnsi="Wingdings" w:hint="default"/>
+      </w:rPr>
+    </w:lvl>
+    <w:lvl w:ilvl="5" w:tplc="04090005" w:tentative="1">
+      <w:start w:val="1"/>
+      <w:numFmt w:val="bullet"/>
+      <w:lvlText w:val=""/>
+      <w:lvlJc w:val="left"/>
+      <w:pPr>
+        <w:ind w:left="2640" w:hanging="440"/>
+      </w:pPr>
+      <w:rPr>
+        <w:rFonts w:ascii="Wingdings" w:hAnsi="Wingdings" w:hint="default"/>
+      </w:rPr>
+    </w:lvl>
+    <w:lvl w:ilvl="6" w:tplc="04090001" w:tentative="1">
+      <w:start w:val="1"/>
+      <w:numFmt w:val="bullet"/>
+      <w:lvlText w:val=""/>
+      <w:lvlJc w:val="left"/>
+      <w:pPr>
+        <w:ind w:left="3080" w:hanging="440"/>
+      </w:pPr>
+      <w:rPr>
+        <w:rFonts w:ascii="Wingdings" w:hAnsi="Wingdings" w:hint="default"/>
+      </w:rPr>
+    </w:lvl>
+    <w:lvl w:ilvl="7" w:tplc="04090003" w:tentative="1">
+      <w:start w:val="1"/>
+      <w:numFmt w:val="bullet"/>
+      <w:lvlText w:val=""/>
+      <w:lvlJc w:val="left"/>
+      <w:pPr>
+        <w:ind w:left="3520" w:hanging="440"/>
+      </w:pPr>
+      <w:rPr>
+        <w:rFonts w:ascii="Wingdings" w:hAnsi="Wingdings" w:hint="default"/>
+      </w:rPr>
+    </w:lvl>
+    <w:lvl w:ilvl="8" w:tplc="04090005" w:tentative="1">
+      <w:start w:val="1"/>
+      <w:numFmt w:val="bullet"/>
+      <w:lvlText w:val=""/>
+      <w:lvlJc w:val="left"/>
+      <w:pPr>
+        <w:ind w:left="3960" w:hanging="440"/>
+      </w:pPr>
+      <w:rPr>
+        <w:rFonts w:ascii="Wingdings" w:hAnsi="Wingdings" w:hint="default"/>
+      </w:rPr>
+    </w:lvl>
+  </w:abstractNum>
+  <w:abstractNum w:abstractNumId="47" w15:restartNumberingAfterBreak="0">
     <w:nsid w:val="78B80C56"/>
     <w:multiLevelType w:val="hybridMultilevel"/>
     <w:tmpl w:val="B7EEB088"/>
@@ -6792,7 +9406,7 @@
       </w:pPr>
     </w:lvl>
   </w:abstractNum>
-  <w:abstractNum w:abstractNumId="44" w15:restartNumberingAfterBreak="0">
+  <w:abstractNum w:abstractNumId="48" w15:restartNumberingAfterBreak="0">
     <w:nsid w:val="7CCC65E3"/>
     <w:multiLevelType w:val="hybridMultilevel"/>
     <w:tmpl w:val="9C3A0CBE"/>
@@ -6910,28 +9524,28 @@
     </w:lvl>
   </w:abstractNum>
   <w:num w:numId="1" w16cid:durableId="139424966">
-    <w:abstractNumId w:val="22"/>
+    <w:abstractNumId w:val="24"/>
   </w:num>
   <w:num w:numId="2" w16cid:durableId="242880416">
-    <w:abstractNumId w:val="41"/>
+    <w:abstractNumId w:val="44"/>
   </w:num>
   <w:num w:numId="3" w16cid:durableId="856431617">
+    <w:abstractNumId w:val="6"/>
+  </w:num>
+  <w:num w:numId="4" w16cid:durableId="259605425">
+    <w:abstractNumId w:val="7"/>
+  </w:num>
+  <w:num w:numId="5" w16cid:durableId="289433358">
+    <w:abstractNumId w:val="38"/>
+  </w:num>
+  <w:num w:numId="6" w16cid:durableId="1419980048">
+    <w:abstractNumId w:val="47"/>
+  </w:num>
+  <w:num w:numId="7" w16cid:durableId="184173823">
     <w:abstractNumId w:val="5"/>
   </w:num>
-  <w:num w:numId="4" w16cid:durableId="259605425">
-    <w:abstractNumId w:val="6"/>
-  </w:num>
-  <w:num w:numId="5" w16cid:durableId="289433358">
-    <w:abstractNumId w:val="36"/>
-  </w:num>
-  <w:num w:numId="6" w16cid:durableId="1419980048">
-    <w:abstractNumId w:val="43"/>
-  </w:num>
-  <w:num w:numId="7" w16cid:durableId="184173823">
-    <w:abstractNumId w:val="4"/>
-  </w:num>
   <w:num w:numId="8" w16cid:durableId="757101183">
-    <w:abstractNumId w:val="6"/>
+    <w:abstractNumId w:val="7"/>
     <w:lvlOverride w:ilvl="0">
       <w:startOverride w:val="1"/>
     </w:lvlOverride>
@@ -6961,118 +9575,130 @@
     </w:lvlOverride>
   </w:num>
   <w:num w:numId="9" w16cid:durableId="1220433981">
-    <w:abstractNumId w:val="32"/>
+    <w:abstractNumId w:val="34"/>
   </w:num>
   <w:num w:numId="10" w16cid:durableId="1857229242">
-    <w:abstractNumId w:val="34"/>
+    <w:abstractNumId w:val="36"/>
   </w:num>
   <w:num w:numId="11" w16cid:durableId="1257134366">
+    <w:abstractNumId w:val="30"/>
+  </w:num>
+  <w:num w:numId="12" w16cid:durableId="266936965">
+    <w:abstractNumId w:val="29"/>
+  </w:num>
+  <w:num w:numId="13" w16cid:durableId="1848977757">
+    <w:abstractNumId w:val="37"/>
+  </w:num>
+  <w:num w:numId="14" w16cid:durableId="30346903">
+    <w:abstractNumId w:val="2"/>
+  </w:num>
+  <w:num w:numId="15" w16cid:durableId="1714041588">
     <w:abstractNumId w:val="28"/>
   </w:num>
-  <w:num w:numId="12" w16cid:durableId="266936965">
-    <w:abstractNumId w:val="27"/>
-  </w:num>
-  <w:num w:numId="13" w16cid:durableId="1848977757">
-    <w:abstractNumId w:val="35"/>
-  </w:num>
-  <w:num w:numId="14" w16cid:durableId="30346903">
-    <w:abstractNumId w:val="1"/>
-  </w:num>
-  <w:num w:numId="15" w16cid:durableId="1714041588">
-    <w:abstractNumId w:val="26"/>
-  </w:num>
   <w:num w:numId="16" w16cid:durableId="1838232043">
-    <w:abstractNumId w:val="42"/>
+    <w:abstractNumId w:val="45"/>
   </w:num>
   <w:num w:numId="17" w16cid:durableId="1126581957">
-    <w:abstractNumId w:val="11"/>
+    <w:abstractNumId w:val="12"/>
   </w:num>
   <w:num w:numId="18" w16cid:durableId="1106776416">
     <w:abstractNumId w:val="0"/>
   </w:num>
   <w:num w:numId="19" w16cid:durableId="1076323344">
-    <w:abstractNumId w:val="12"/>
+    <w:abstractNumId w:val="13"/>
   </w:num>
   <w:num w:numId="20" w16cid:durableId="2135976547">
+    <w:abstractNumId w:val="18"/>
+  </w:num>
+  <w:num w:numId="21" w16cid:durableId="808477311">
+    <w:abstractNumId w:val="14"/>
+  </w:num>
+  <w:num w:numId="22" w16cid:durableId="1551764263">
+    <w:abstractNumId w:val="25"/>
+  </w:num>
+  <w:num w:numId="23" w16cid:durableId="214050350">
     <w:abstractNumId w:val="17"/>
   </w:num>
-  <w:num w:numId="21" w16cid:durableId="808477311">
-    <w:abstractNumId w:val="13"/>
+  <w:num w:numId="24" w16cid:durableId="1569488790">
+    <w:abstractNumId w:val="21"/>
   </w:num>
-  <w:num w:numId="22" w16cid:durableId="1551764263">
-    <w:abstractNumId w:val="23"/>
+  <w:num w:numId="25" w16cid:durableId="2007591564">
+    <w:abstractNumId w:val="11"/>
   </w:num>
-  <w:num w:numId="23" w16cid:durableId="214050350">
+  <w:num w:numId="26" w16cid:durableId="1078016423">
+    <w:abstractNumId w:val="8"/>
+  </w:num>
+  <w:num w:numId="27" w16cid:durableId="2129930056">
+    <w:abstractNumId w:val="9"/>
+  </w:num>
+  <w:num w:numId="28" w16cid:durableId="1044137143">
+    <w:abstractNumId w:val="10"/>
+  </w:num>
+  <w:num w:numId="29" w16cid:durableId="1646351659">
+    <w:abstractNumId w:val="20"/>
+  </w:num>
+  <w:num w:numId="30" w16cid:durableId="482552248">
+    <w:abstractNumId w:val="41"/>
+  </w:num>
+  <w:num w:numId="31" w16cid:durableId="868759912">
+    <w:abstractNumId w:val="26"/>
+  </w:num>
+  <w:num w:numId="32" w16cid:durableId="93214870">
+    <w:abstractNumId w:val="31"/>
+  </w:num>
+  <w:num w:numId="33" w16cid:durableId="1284187884">
+    <w:abstractNumId w:val="32"/>
+  </w:num>
+  <w:num w:numId="34" w16cid:durableId="1688676921">
+    <w:abstractNumId w:val="40"/>
+  </w:num>
+  <w:num w:numId="35" w16cid:durableId="423694461">
+    <w:abstractNumId w:val="4"/>
+  </w:num>
+  <w:num w:numId="36" w16cid:durableId="1101795917">
+    <w:abstractNumId w:val="15"/>
+  </w:num>
+  <w:num w:numId="37" w16cid:durableId="1393894465">
+    <w:abstractNumId w:val="35"/>
+  </w:num>
+  <w:num w:numId="38" w16cid:durableId="2128546741">
     <w:abstractNumId w:val="16"/>
   </w:num>
-  <w:num w:numId="24" w16cid:durableId="1569488790">
-    <w:abstractNumId w:val="20"/>
+  <w:num w:numId="39" w16cid:durableId="1539466633">
+    <w:abstractNumId w:val="3"/>
   </w:num>
-  <w:num w:numId="25" w16cid:durableId="2007591564">
-    <w:abstractNumId w:val="10"/>
-  </w:num>
-  <w:num w:numId="26" w16cid:durableId="1078016423">
-    <w:abstractNumId w:val="7"/>
-  </w:num>
-  <w:num w:numId="27" w16cid:durableId="2129930056">
-    <w:abstractNumId w:val="8"/>
-  </w:num>
-  <w:num w:numId="28" w16cid:durableId="1044137143">
-    <w:abstractNumId w:val="9"/>
-  </w:num>
-  <w:num w:numId="29" w16cid:durableId="1646351659">
+  <w:num w:numId="40" w16cid:durableId="1996032277">
     <w:abstractNumId w:val="19"/>
   </w:num>
-  <w:num w:numId="30" w16cid:durableId="482552248">
-    <w:abstractNumId w:val="38"/>
-  </w:num>
-  <w:num w:numId="31" w16cid:durableId="868759912">
-    <w:abstractNumId w:val="24"/>
-  </w:num>
-  <w:num w:numId="32" w16cid:durableId="93214870">
-    <w:abstractNumId w:val="29"/>
-  </w:num>
-  <w:num w:numId="33" w16cid:durableId="1284187884">
-    <w:abstractNumId w:val="30"/>
-  </w:num>
-  <w:num w:numId="34" w16cid:durableId="1688676921">
-    <w:abstractNumId w:val="37"/>
-  </w:num>
-  <w:num w:numId="35" w16cid:durableId="423694461">
-    <w:abstractNumId w:val="3"/>
-  </w:num>
-  <w:num w:numId="36" w16cid:durableId="1101795917">
-    <w:abstractNumId w:val="14"/>
-  </w:num>
-  <w:num w:numId="37" w16cid:durableId="1393894465">
+  <w:num w:numId="41" w16cid:durableId="591278841">
     <w:abstractNumId w:val="33"/>
   </w:num>
-  <w:num w:numId="38" w16cid:durableId="2128546741">
-    <w:abstractNumId w:val="15"/>
+  <w:num w:numId="42" w16cid:durableId="1179736555">
+    <w:abstractNumId w:val="42"/>
   </w:num>
-  <w:num w:numId="39" w16cid:durableId="1539466633">
-    <w:abstractNumId w:val="2"/>
+  <w:num w:numId="43" w16cid:durableId="1309356976">
+    <w:abstractNumId w:val="48"/>
   </w:num>
-  <w:num w:numId="40" w16cid:durableId="1996032277">
-    <w:abstractNumId w:val="18"/>
+  <w:num w:numId="44" w16cid:durableId="618032578">
+    <w:abstractNumId w:val="27"/>
   </w:num>
-  <w:num w:numId="41" w16cid:durableId="591278841">
-    <w:abstractNumId w:val="31"/>
+  <w:num w:numId="45" w16cid:durableId="1978337799">
+    <w:abstractNumId w:val="22"/>
   </w:num>
-  <w:num w:numId="42" w16cid:durableId="1179736555">
+  <w:num w:numId="46" w16cid:durableId="1480027761">
+    <w:abstractNumId w:val="43"/>
+  </w:num>
+  <w:num w:numId="47" w16cid:durableId="980767351">
     <w:abstractNumId w:val="39"/>
   </w:num>
-  <w:num w:numId="43" w16cid:durableId="1309356976">
-    <w:abstractNumId w:val="44"/>
+  <w:num w:numId="48" w16cid:durableId="1912033815">
+    <w:abstractNumId w:val="1"/>
   </w:num>
-  <w:num w:numId="44" w16cid:durableId="618032578">
-    <w:abstractNumId w:val="25"/>
+  <w:num w:numId="49" w16cid:durableId="996494063">
+    <w:abstractNumId w:val="46"/>
   </w:num>
-  <w:num w:numId="45" w16cid:durableId="1978337799">
-    <w:abstractNumId w:val="21"/>
-  </w:num>
-  <w:num w:numId="46" w16cid:durableId="1480027761">
-    <w:abstractNumId w:val="40"/>
+  <w:num w:numId="50" w16cid:durableId="819659406">
+    <w:abstractNumId w:val="23"/>
   </w:num>
 </w:numbering>
 </file>
@@ -7716,6 +10342,16 @@
       <w:szCs w:val="18"/>
     </w:rPr>
   </w:style>
+  <w:style w:type="paragraph" w:styleId="ae">
+    <w:name w:val="List Paragraph"/>
+    <w:basedOn w:val="a"/>
+    <w:uiPriority w:val="34"/>
+    <w:qFormat/>
+    <w:rsid w:val="00694A8A"/>
+    <w:pPr>
+      <w:ind w:firstLineChars="200" w:firstLine="420"/>
+    </w:pPr>
+  </w:style>
 </w:styles>
 </file>
 

--- a/OS/Exp4/Exp4实验报告.docx
+++ b/OS/Exp4/Exp4实验报告.docx
@@ -6,7 +6,7 @@
       <w:pPr>
         <w:jc w:val="center"/>
         <w:rPr>
-          <w:rFonts w:ascii="楷体_GB2312" w:eastAsia="楷体_GB2312" w:hint="eastAsia"/>
+          <w:rFonts w:ascii="楷体_GB2312" w:eastAsia="楷体_GB2312"/>
           <w:b/>
           <w:sz w:val="32"/>
           <w:szCs w:val="32"/>
@@ -154,7 +154,6 @@
     <w:p>
       <w:pPr>
         <w:rPr>
-          <w:rFonts w:hint="eastAsia"/>
           <w:sz w:val="18"/>
           <w:szCs w:val="18"/>
         </w:rPr>
@@ -251,7 +250,6 @@
     <w:p>
       <w:pPr>
         <w:rPr>
-          <w:rFonts w:hint="eastAsia"/>
           <w:sz w:val="18"/>
           <w:szCs w:val="18"/>
         </w:rPr>
@@ -434,12 +432,12 @@
         <w:tblLook w:val="01E0" w:firstRow="1" w:lastRow="1" w:firstColumn="1" w:lastColumn="1" w:noHBand="0" w:noVBand="0"/>
       </w:tblPr>
       <w:tblGrid>
-        <w:gridCol w:w="1131"/>
-        <w:gridCol w:w="1612"/>
-        <w:gridCol w:w="1418"/>
-        <w:gridCol w:w="2269"/>
-        <w:gridCol w:w="709"/>
-        <w:gridCol w:w="1130"/>
+        <w:gridCol w:w="1174"/>
+        <w:gridCol w:w="1633"/>
+        <w:gridCol w:w="1420"/>
+        <w:gridCol w:w="2218"/>
+        <w:gridCol w:w="716"/>
+        <w:gridCol w:w="1108"/>
       </w:tblGrid>
       <w:tr>
         <w:trPr>
@@ -454,7 +452,6 @@
             <w:pPr>
               <w:jc w:val="center"/>
               <w:rPr>
-                <w:rFonts w:hint="eastAsia"/>
                 <w:b/>
                 <w:sz w:val="18"/>
                 <w:szCs w:val="18"/>
@@ -479,7 +476,6 @@
           <w:p>
             <w:pPr>
               <w:rPr>
-                <w:rFonts w:hint="eastAsia"/>
                 <w:sz w:val="18"/>
                 <w:szCs w:val="18"/>
               </w:rPr>
@@ -503,7 +499,6 @@
             <w:pPr>
               <w:jc w:val="center"/>
               <w:rPr>
-                <w:rFonts w:hint="eastAsia"/>
                 <w:b/>
                 <w:sz w:val="18"/>
                 <w:szCs w:val="18"/>
@@ -552,7 +547,6 @@
               <w:ind w:leftChars="-74" w:left="-155" w:rightChars="-51" w:right="-107"/>
               <w:jc w:val="center"/>
               <w:rPr>
-                <w:rFonts w:hint="eastAsia"/>
                 <w:b/>
                 <w:sz w:val="15"/>
                 <w:szCs w:val="15"/>
@@ -587,12 +581,28 @@
             <w:pPr>
               <w:ind w:firstLineChars="50" w:firstLine="65"/>
               <w:rPr>
+                <w:sz w:val="13"/>
+                <w:szCs w:val="13"/>
+                <w:bdr w:val="single" w:sz="4" w:space="0" w:color="auto"/>
+              </w:rPr>
+            </w:pPr>
+            <w:r>
+              <w:rPr>
                 <w:rFonts w:hint="eastAsia"/>
                 <w:sz w:val="13"/>
                 <w:szCs w:val="13"/>
                 <w:bdr w:val="single" w:sz="4" w:space="0" w:color="auto"/>
               </w:rPr>
-            </w:pPr>
+              <w:t>验证</w:t>
+            </w:r>
+            <w:r>
+              <w:rPr>
+                <w:rFonts w:hint="eastAsia"/>
+                <w:sz w:val="13"/>
+                <w:szCs w:val="13"/>
+              </w:rPr>
+              <w:t xml:space="preserve">  </w:t>
+            </w:r>
             <w:r>
               <w:rPr>
                 <w:rFonts w:hint="eastAsia"/>
@@ -600,23 +610,6 @@
                 <w:szCs w:val="13"/>
                 <w:bdr w:val="single" w:sz="4" w:space="0" w:color="auto"/>
               </w:rPr>
-              <w:t>验证</w:t>
-            </w:r>
-            <w:r>
-              <w:rPr>
-                <w:rFonts w:hint="eastAsia"/>
-                <w:sz w:val="13"/>
-                <w:szCs w:val="13"/>
-              </w:rPr>
-              <w:t xml:space="preserve">  </w:t>
-            </w:r>
-            <w:r>
-              <w:rPr>
-                <w:rFonts w:hint="eastAsia"/>
-                <w:sz w:val="13"/>
-                <w:szCs w:val="13"/>
-                <w:bdr w:val="single" w:sz="4" w:space="0" w:color="auto"/>
-              </w:rPr>
               <w:t>设计</w:t>
             </w:r>
           </w:p>
@@ -624,7 +617,6 @@
             <w:pPr>
               <w:ind w:firstLineChars="50" w:firstLine="65"/>
               <w:rPr>
-                <w:rFonts w:hint="eastAsia"/>
                 <w:sz w:val="13"/>
                 <w:szCs w:val="13"/>
               </w:rPr>
@@ -670,21 +662,21 @@
           <w:p>
             <w:pPr>
               <w:rPr>
+                <w:rFonts w:ascii="楷体_GB2312" w:eastAsia="楷体_GB2312"/>
+                <w:b/>
+                <w:bCs/>
+                <w:sz w:val="18"/>
+                <w:szCs w:val="18"/>
+              </w:rPr>
+            </w:pPr>
+            <w:r>
+              <w:rPr>
                 <w:rFonts w:ascii="楷体_GB2312" w:eastAsia="楷体_GB2312" w:hint="eastAsia"/>
                 <w:b/>
                 <w:bCs/>
                 <w:sz w:val="18"/>
                 <w:szCs w:val="18"/>
               </w:rPr>
-            </w:pPr>
-            <w:r>
-              <w:rPr>
-                <w:rFonts w:ascii="楷体_GB2312" w:eastAsia="楷体_GB2312" w:hint="eastAsia"/>
-                <w:b/>
-                <w:bCs/>
-                <w:sz w:val="18"/>
-                <w:szCs w:val="18"/>
-              </w:rPr>
               <w:t>【实验目的】</w:t>
             </w:r>
           </w:p>
@@ -725,10 +717,26 @@
             <w:pPr>
               <w:ind w:left="90"/>
               <w:rPr>
+                <w:sz w:val="18"/>
+                <w:szCs w:val="18"/>
+              </w:rPr>
+            </w:pPr>
+            <w:r>
+              <w:rPr>
                 <w:rFonts w:hint="eastAsia"/>
                 <w:sz w:val="18"/>
                 <w:szCs w:val="18"/>
               </w:rPr>
+              <w:t>通过模拟实现请求页式存储管理的几种基本页面置换算法，了解虚拟存储技术的特点，掌握虚拟存储请求页式存储管理中几种基本页面置换算法的基本思想和实现过程，并比较它们的效率。</w:t>
+            </w:r>
+          </w:p>
+          <w:p>
+            <w:pPr>
+              <w:ind w:firstLineChars="50" w:firstLine="90"/>
+              <w:rPr>
+                <w:sz w:val="18"/>
+                <w:szCs w:val="18"/>
+              </w:rPr>
             </w:pPr>
             <w:r>
               <w:rPr>
@@ -736,7 +744,7 @@
                 <w:sz w:val="18"/>
                 <w:szCs w:val="18"/>
               </w:rPr>
-              <w:t>通过模拟实现请求页式存储管理的几种基本页面置换算法，了解虚拟存储技术的特点，掌握虚拟存储请求页式存储管理中几种基本页面置换算法的基本思想和实现过程，并比较它们的效率。</w:t>
+              <w:t>实验要求：</w:t>
             </w:r>
           </w:p>
           <w:p>
@@ -753,32 +761,13 @@
                 <w:sz w:val="18"/>
                 <w:szCs w:val="18"/>
               </w:rPr>
-              <w:t>实验要求：</w:t>
+              <w:t>１、列出调试通过程序的清单，并附文档说明。</w:t>
             </w:r>
           </w:p>
           <w:p>
             <w:pPr>
               <w:ind w:firstLineChars="50" w:firstLine="90"/>
               <w:rPr>
-                <w:rFonts w:hint="eastAsia"/>
-                <w:sz w:val="18"/>
-                <w:szCs w:val="18"/>
-              </w:rPr>
-            </w:pPr>
-            <w:r>
-              <w:rPr>
-                <w:rFonts w:hint="eastAsia"/>
-                <w:sz w:val="18"/>
-                <w:szCs w:val="18"/>
-              </w:rPr>
-              <w:t>１、列出调试通过程序的清单，并附文档说明。</w:t>
-            </w:r>
-          </w:p>
-          <w:p>
-            <w:pPr>
-              <w:ind w:firstLineChars="50" w:firstLine="90"/>
-              <w:rPr>
-                <w:rFonts w:hint="eastAsia"/>
                 <w:sz w:val="18"/>
                 <w:szCs w:val="18"/>
               </w:rPr>
@@ -806,7 +795,6 @@
           <w:p>
             <w:pPr>
               <w:rPr>
-                <w:rFonts w:hint="eastAsia"/>
                 <w:sz w:val="18"/>
                 <w:szCs w:val="18"/>
               </w:rPr>
@@ -826,17 +814,41 @@
             <w:pPr>
               <w:ind w:firstLineChars="100" w:firstLine="180"/>
               <w:rPr>
+                <w:sz w:val="18"/>
+                <w:szCs w:val="18"/>
+              </w:rPr>
+            </w:pPr>
+            <w:r>
+              <w:rPr>
                 <w:rFonts w:hint="eastAsia"/>
                 <w:sz w:val="18"/>
                 <w:szCs w:val="18"/>
               </w:rPr>
-            </w:pPr>
+              <w:t>1</w:t>
+            </w:r>
             <w:r>
               <w:rPr>
                 <w:rFonts w:hint="eastAsia"/>
                 <w:sz w:val="18"/>
                 <w:szCs w:val="18"/>
               </w:rPr>
+              <w:t>、设计一个虚拟存储区和内存工作区，并使用下述算法计算访问命中率。</w:t>
+            </w:r>
+          </w:p>
+          <w:p>
+            <w:pPr>
+              <w:ind w:firstLineChars="100" w:firstLine="180"/>
+              <w:rPr>
+                <w:sz w:val="18"/>
+                <w:szCs w:val="18"/>
+              </w:rPr>
+            </w:pPr>
+            <w:r>
+              <w:rPr>
+                <w:rFonts w:hint="eastAsia"/>
+                <w:sz w:val="18"/>
+                <w:szCs w:val="18"/>
+              </w:rPr>
               <w:t>1</w:t>
             </w:r>
             <w:r>
@@ -845,25 +857,48 @@
                 <w:sz w:val="18"/>
                 <w:szCs w:val="18"/>
               </w:rPr>
-              <w:t>、设计一个虚拟存储区和内存工作区，并使用下述算法计算访问命中率。</w:t>
+              <w:t>）最佳淘汰算法（</w:t>
+            </w:r>
+            <w:r>
+              <w:rPr>
+                <w:rFonts w:hint="eastAsia"/>
+                <w:sz w:val="18"/>
+                <w:szCs w:val="18"/>
+              </w:rPr>
+              <w:t>OPT</w:t>
+            </w:r>
+            <w:r>
+              <w:rPr>
+                <w:rFonts w:hint="eastAsia"/>
+                <w:sz w:val="18"/>
+                <w:szCs w:val="18"/>
+              </w:rPr>
+              <w:t>）</w:t>
             </w:r>
           </w:p>
           <w:p>
             <w:pPr>
               <w:ind w:firstLineChars="100" w:firstLine="180"/>
               <w:rPr>
+                <w:sz w:val="18"/>
+                <w:szCs w:val="18"/>
+              </w:rPr>
+            </w:pPr>
+            <w:r>
+              <w:rPr>
                 <w:rFonts w:hint="eastAsia"/>
                 <w:sz w:val="18"/>
                 <w:szCs w:val="18"/>
               </w:rPr>
-            </w:pPr>
+              <w:t>2</w:t>
+            </w:r>
             <w:r>
               <w:rPr>
                 <w:rFonts w:hint="eastAsia"/>
                 <w:sz w:val="18"/>
                 <w:szCs w:val="18"/>
               </w:rPr>
-              <w:t>1</w:t>
+              <w:t>）先进先出的算法（</w:t>
             </w:r>
             <w:r>
               <w:rPr>
@@ -871,7 +906,7 @@
                 <w:sz w:val="18"/>
                 <w:szCs w:val="18"/>
               </w:rPr>
-              <w:t>）最佳淘汰算法（</w:t>
+              <w:t>FIFO</w:t>
             </w:r>
             <w:r>
               <w:rPr>
@@ -879,14 +914,47 @@
                 <w:sz w:val="18"/>
                 <w:szCs w:val="18"/>
               </w:rPr>
-              <w:t>OPT</w:t>
-            </w:r>
+              <w:t>）</w:t>
+            </w:r>
+          </w:p>
+          <w:p>
+            <w:pPr>
+              <w:ind w:firstLineChars="100" w:firstLine="180"/>
+              <w:rPr>
+                <w:sz w:val="18"/>
+                <w:szCs w:val="18"/>
+              </w:rPr>
+            </w:pPr>
             <w:r>
               <w:rPr>
                 <w:rFonts w:hint="eastAsia"/>
                 <w:sz w:val="18"/>
                 <w:szCs w:val="18"/>
               </w:rPr>
+              <w:t>3</w:t>
+            </w:r>
+            <w:r>
+              <w:rPr>
+                <w:rFonts w:hint="eastAsia"/>
+                <w:sz w:val="18"/>
+                <w:szCs w:val="18"/>
+              </w:rPr>
+              <w:t>）最近最久未使用算法（</w:t>
+            </w:r>
+            <w:r>
+              <w:rPr>
+                <w:rFonts w:hint="eastAsia"/>
+                <w:sz w:val="18"/>
+                <w:szCs w:val="18"/>
+              </w:rPr>
+              <w:t>LRU</w:t>
+            </w:r>
+            <w:r>
+              <w:rPr>
+                <w:rFonts w:hint="eastAsia"/>
+                <w:sz w:val="18"/>
+                <w:szCs w:val="18"/>
+              </w:rPr>
               <w:t>）</w:t>
             </w:r>
           </w:p>
@@ -894,17 +962,131 @@
             <w:pPr>
               <w:ind w:firstLineChars="100" w:firstLine="180"/>
               <w:rPr>
+                <w:sz w:val="18"/>
+                <w:szCs w:val="18"/>
+              </w:rPr>
+            </w:pPr>
+            <w:r>
+              <w:rPr>
                 <w:rFonts w:hint="eastAsia"/>
                 <w:sz w:val="18"/>
                 <w:szCs w:val="18"/>
               </w:rPr>
-            </w:pPr>
+              <w:t>4</w:t>
+            </w:r>
             <w:r>
               <w:rPr>
                 <w:rFonts w:hint="eastAsia"/>
                 <w:sz w:val="18"/>
                 <w:szCs w:val="18"/>
               </w:rPr>
+              <w:t>）最不经常使用算法（</w:t>
+            </w:r>
+            <w:r>
+              <w:rPr>
+                <w:rFonts w:hint="eastAsia"/>
+                <w:sz w:val="18"/>
+                <w:szCs w:val="18"/>
+              </w:rPr>
+              <w:t>LFU</w:t>
+            </w:r>
+            <w:r>
+              <w:rPr>
+                <w:rFonts w:hint="eastAsia"/>
+                <w:sz w:val="18"/>
+                <w:szCs w:val="18"/>
+              </w:rPr>
+              <w:t>）</w:t>
+            </w:r>
+          </w:p>
+          <w:p>
+            <w:pPr>
+              <w:ind w:firstLineChars="100" w:firstLine="180"/>
+              <w:rPr>
+                <w:sz w:val="18"/>
+                <w:szCs w:val="18"/>
+              </w:rPr>
+            </w:pPr>
+            <w:r>
+              <w:rPr>
+                <w:rFonts w:hint="eastAsia"/>
+                <w:sz w:val="18"/>
+                <w:szCs w:val="18"/>
+              </w:rPr>
+              <w:t>5</w:t>
+            </w:r>
+            <w:r>
+              <w:rPr>
+                <w:rFonts w:hint="eastAsia"/>
+                <w:sz w:val="18"/>
+                <w:szCs w:val="18"/>
+              </w:rPr>
+              <w:t>）最近未使用算法（</w:t>
+            </w:r>
+            <w:r>
+              <w:rPr>
+                <w:rFonts w:hint="eastAsia"/>
+                <w:sz w:val="18"/>
+                <w:szCs w:val="18"/>
+              </w:rPr>
+              <w:t>NUR</w:t>
+            </w:r>
+            <w:r>
+              <w:rPr>
+                <w:rFonts w:hint="eastAsia"/>
+                <w:sz w:val="18"/>
+                <w:szCs w:val="18"/>
+              </w:rPr>
+              <w:t>）</w:t>
+            </w:r>
+          </w:p>
+          <w:p>
+            <w:pPr>
+              <w:ind w:firstLineChars="100" w:firstLine="180"/>
+              <w:rPr>
+                <w:sz w:val="18"/>
+                <w:szCs w:val="18"/>
+              </w:rPr>
+            </w:pPr>
+            <w:r>
+              <w:rPr>
+                <w:rFonts w:hint="eastAsia"/>
+                <w:sz w:val="18"/>
+                <w:szCs w:val="18"/>
+              </w:rPr>
+              <w:t>命中率＝１</w:t>
+            </w:r>
+            <w:r>
+              <w:rPr>
+                <w:rFonts w:hint="eastAsia"/>
+                <w:sz w:val="18"/>
+                <w:szCs w:val="18"/>
+              </w:rPr>
+              <w:t>-</w:t>
+            </w:r>
+            <w:r>
+              <w:rPr>
+                <w:rFonts w:hint="eastAsia"/>
+                <w:sz w:val="18"/>
+                <w:szCs w:val="18"/>
+              </w:rPr>
+              <w:t>页面失效次数／页地址流长度</w:t>
+            </w:r>
+          </w:p>
+          <w:p>
+            <w:pPr>
+              <w:ind w:firstLineChars="100" w:firstLine="180"/>
+              <w:rPr>
+                <w:sz w:val="18"/>
+                <w:szCs w:val="18"/>
+              </w:rPr>
+            </w:pPr>
+            <w:r>
+              <w:rPr>
+                <w:rFonts w:hint="eastAsia"/>
+                <w:sz w:val="18"/>
+                <w:szCs w:val="18"/>
+              </w:rPr>
               <w:t>2</w:t>
             </w:r>
             <w:r>
@@ -913,7 +1095,7 @@
                 <w:sz w:val="18"/>
                 <w:szCs w:val="18"/>
               </w:rPr>
-              <w:t>）先进先出的算法（</w:t>
+              <w:t>、用系统提供的</w:t>
             </w:r>
             <w:r>
               <w:rPr>
@@ -921,7 +1103,7 @@
                 <w:sz w:val="18"/>
                 <w:szCs w:val="18"/>
               </w:rPr>
-              <w:t>FIFO</w:t>
+              <w:t>malloc</w:t>
             </w:r>
             <w:r>
               <w:rPr>
@@ -929,25 +1111,23 @@
                 <w:sz w:val="18"/>
                 <w:szCs w:val="18"/>
               </w:rPr>
-              <w:t>）</w:t>
-            </w:r>
-          </w:p>
-          <w:p>
-            <w:pPr>
-              <w:ind w:firstLineChars="100" w:firstLine="180"/>
+              <w:t>函数和</w:t>
+            </w:r>
+            <w:r>
               <w:rPr>
                 <w:rFonts w:hint="eastAsia"/>
                 <w:sz w:val="18"/>
                 <w:szCs w:val="18"/>
               </w:rPr>
-            </w:pPr>
+              <w:t>free</w:t>
+            </w:r>
             <w:r>
               <w:rPr>
                 <w:rFonts w:hint="eastAsia"/>
                 <w:sz w:val="18"/>
                 <w:szCs w:val="18"/>
               </w:rPr>
-              <w:t>3</w:t>
+              <w:t>函数模拟生成一些空闲区，用</w:t>
             </w:r>
             <w:r>
               <w:rPr>
@@ -955,7 +1135,7 @@
                 <w:sz w:val="18"/>
                 <w:szCs w:val="18"/>
               </w:rPr>
-              <w:t>）最近最久未使用算法（</w:t>
+              <w:t>FF</w:t>
             </w:r>
             <w:r>
               <w:rPr>
@@ -963,7 +1143,7 @@
                 <w:sz w:val="18"/>
                 <w:szCs w:val="18"/>
               </w:rPr>
-              <w:t>LRU</w:t>
+              <w:t>、</w:t>
             </w:r>
             <w:r>
               <w:rPr>
@@ -971,221 +1151,20 @@
                 <w:sz w:val="18"/>
                 <w:szCs w:val="18"/>
               </w:rPr>
-              <w:t>）</w:t>
-            </w:r>
-          </w:p>
-          <w:p>
-            <w:pPr>
-              <w:ind w:firstLineChars="100" w:firstLine="180"/>
+              <w:t>BF</w:t>
+            </w:r>
+            <w:r>
               <w:rPr>
                 <w:rFonts w:hint="eastAsia"/>
                 <w:sz w:val="18"/>
                 <w:szCs w:val="18"/>
               </w:rPr>
-            </w:pPr>
-            <w:r>
-              <w:rPr>
-                <w:rFonts w:hint="eastAsia"/>
-                <w:sz w:val="18"/>
-                <w:szCs w:val="18"/>
-              </w:rPr>
-              <w:t>4</w:t>
-            </w:r>
-            <w:r>
-              <w:rPr>
-                <w:rFonts w:hint="eastAsia"/>
-                <w:sz w:val="18"/>
-                <w:szCs w:val="18"/>
-              </w:rPr>
-              <w:t>）最不经常使用算法（</w:t>
-            </w:r>
-            <w:r>
-              <w:rPr>
-                <w:rFonts w:hint="eastAsia"/>
-                <w:sz w:val="18"/>
-                <w:szCs w:val="18"/>
-              </w:rPr>
-              <w:t>LFU</w:t>
-            </w:r>
-            <w:r>
-              <w:rPr>
-                <w:rFonts w:hint="eastAsia"/>
-                <w:sz w:val="18"/>
-                <w:szCs w:val="18"/>
-              </w:rPr>
-              <w:t>）</w:t>
-            </w:r>
-          </w:p>
-          <w:p>
-            <w:pPr>
-              <w:ind w:firstLineChars="100" w:firstLine="180"/>
-              <w:rPr>
-                <w:rFonts w:hint="eastAsia"/>
-                <w:sz w:val="18"/>
-                <w:szCs w:val="18"/>
-              </w:rPr>
-            </w:pPr>
-            <w:r>
-              <w:rPr>
-                <w:rFonts w:hint="eastAsia"/>
-                <w:sz w:val="18"/>
-                <w:szCs w:val="18"/>
-              </w:rPr>
-              <w:t>5</w:t>
-            </w:r>
-            <w:r>
-              <w:rPr>
-                <w:rFonts w:hint="eastAsia"/>
-                <w:sz w:val="18"/>
-                <w:szCs w:val="18"/>
-              </w:rPr>
-              <w:t>）最近未使用算法（</w:t>
-            </w:r>
-            <w:r>
-              <w:rPr>
-                <w:rFonts w:hint="eastAsia"/>
-                <w:sz w:val="18"/>
-                <w:szCs w:val="18"/>
-              </w:rPr>
-              <w:t>NUR</w:t>
-            </w:r>
-            <w:r>
-              <w:rPr>
-                <w:rFonts w:hint="eastAsia"/>
-                <w:sz w:val="18"/>
-                <w:szCs w:val="18"/>
-              </w:rPr>
-              <w:t>）</w:t>
-            </w:r>
-          </w:p>
-          <w:p>
-            <w:pPr>
-              <w:ind w:firstLineChars="100" w:firstLine="180"/>
-              <w:rPr>
-                <w:rFonts w:hint="eastAsia"/>
-                <w:sz w:val="18"/>
-                <w:szCs w:val="18"/>
-              </w:rPr>
-            </w:pPr>
-            <w:r>
-              <w:rPr>
-                <w:rFonts w:hint="eastAsia"/>
-                <w:sz w:val="18"/>
-                <w:szCs w:val="18"/>
-              </w:rPr>
-              <w:t>命中率＝１</w:t>
-            </w:r>
-            <w:r>
-              <w:rPr>
-                <w:rFonts w:hint="eastAsia"/>
-                <w:sz w:val="18"/>
-                <w:szCs w:val="18"/>
-              </w:rPr>
-              <w:t>-</w:t>
-            </w:r>
-            <w:r>
-              <w:rPr>
-                <w:rFonts w:hint="eastAsia"/>
-                <w:sz w:val="18"/>
-                <w:szCs w:val="18"/>
-              </w:rPr>
-              <w:t>页面失效次数／页地址流长度</w:t>
-            </w:r>
-          </w:p>
-          <w:p>
-            <w:pPr>
-              <w:ind w:firstLineChars="100" w:firstLine="180"/>
-              <w:rPr>
-                <w:rFonts w:hint="eastAsia"/>
-                <w:sz w:val="18"/>
-                <w:szCs w:val="18"/>
-              </w:rPr>
-            </w:pPr>
-            <w:r>
-              <w:rPr>
-                <w:rFonts w:hint="eastAsia"/>
-                <w:sz w:val="18"/>
-                <w:szCs w:val="18"/>
-              </w:rPr>
-              <w:t>2</w:t>
-            </w:r>
-            <w:r>
-              <w:rPr>
-                <w:rFonts w:hint="eastAsia"/>
-                <w:sz w:val="18"/>
-                <w:szCs w:val="18"/>
-              </w:rPr>
-              <w:t>、用系统提供的</w:t>
-            </w:r>
-            <w:r>
-              <w:rPr>
-                <w:rFonts w:hint="eastAsia"/>
-                <w:sz w:val="18"/>
-                <w:szCs w:val="18"/>
-              </w:rPr>
-              <w:t>malloc</w:t>
-            </w:r>
-            <w:r>
-              <w:rPr>
-                <w:rFonts w:hint="eastAsia"/>
-                <w:sz w:val="18"/>
-                <w:szCs w:val="18"/>
-              </w:rPr>
-              <w:t>函数和</w:t>
-            </w:r>
-            <w:r>
-              <w:rPr>
-                <w:rFonts w:hint="eastAsia"/>
-                <w:sz w:val="18"/>
-                <w:szCs w:val="18"/>
-              </w:rPr>
-              <w:t>free</w:t>
-            </w:r>
-            <w:r>
-              <w:rPr>
-                <w:rFonts w:hint="eastAsia"/>
-                <w:sz w:val="18"/>
-                <w:szCs w:val="18"/>
-              </w:rPr>
-              <w:t>函数模拟生成一些空闲区，用</w:t>
-            </w:r>
-            <w:r>
-              <w:rPr>
-                <w:rFonts w:hint="eastAsia"/>
-                <w:sz w:val="18"/>
-                <w:szCs w:val="18"/>
-              </w:rPr>
-              <w:t>FF</w:t>
-            </w:r>
-            <w:r>
-              <w:rPr>
-                <w:rFonts w:hint="eastAsia"/>
-                <w:sz w:val="18"/>
-                <w:szCs w:val="18"/>
-              </w:rPr>
-              <w:t>、</w:t>
-            </w:r>
-            <w:r>
-              <w:rPr>
-                <w:rFonts w:hint="eastAsia"/>
-                <w:sz w:val="18"/>
-                <w:szCs w:val="18"/>
-              </w:rPr>
-              <w:t>BF</w:t>
-            </w:r>
-            <w:r>
-              <w:rPr>
-                <w:rFonts w:hint="eastAsia"/>
-                <w:sz w:val="18"/>
-                <w:szCs w:val="18"/>
-              </w:rPr>
               <w:t>算法组织形成</w:t>
             </w:r>
           </w:p>
           <w:p>
             <w:pPr>
               <w:rPr>
-                <w:rFonts w:hint="eastAsia"/>
                 <w:sz w:val="18"/>
                 <w:szCs w:val="18"/>
               </w:rPr>
@@ -1213,7 +1192,6 @@
           <w:p>
             <w:pPr>
               <w:rPr>
-                <w:rFonts w:hint="eastAsia"/>
                 <w:sz w:val="18"/>
                 <w:szCs w:val="18"/>
               </w:rPr>
@@ -1241,7 +1219,6 @@
             <w:pPr>
               <w:ind w:firstLineChars="50" w:firstLine="90"/>
               <w:rPr>
-                <w:rFonts w:hint="eastAsia"/>
                 <w:sz w:val="18"/>
                 <w:szCs w:val="18"/>
               </w:rPr>
@@ -1327,20 +1304,34 @@
                 <w:tab w:val="left" w:pos="5970"/>
               </w:tabs>
               <w:rPr>
+                <w:sz w:val="15"/>
+                <w:szCs w:val="15"/>
+              </w:rPr>
+            </w:pPr>
+            <w:r>
+              <w:rPr>
+                <w:rFonts w:ascii="楷体_GB2312" w:eastAsia="楷体_GB2312" w:hint="eastAsia"/>
+                <w:b/>
+                <w:bCs/>
+                <w:sz w:val="18"/>
+                <w:szCs w:val="18"/>
+              </w:rPr>
+              <w:t>【实验步骤、过程】</w:t>
+            </w:r>
+            <w:r>
+              <w:rPr>
                 <w:rFonts w:hint="eastAsia"/>
                 <w:sz w:val="15"/>
                 <w:szCs w:val="15"/>
               </w:rPr>
-            </w:pPr>
-            <w:r>
-              <w:rPr>
-                <w:rFonts w:ascii="楷体_GB2312" w:eastAsia="楷体_GB2312" w:hint="eastAsia"/>
-                <w:b/>
-                <w:bCs/>
-                <w:sz w:val="18"/>
-                <w:szCs w:val="18"/>
-              </w:rPr>
-              <w:t>【实验步骤、过程】</w:t>
+              <w:t>（含原理图、</w:t>
+            </w:r>
+            <w:r>
+              <w:rPr>
+                <w:sz w:val="15"/>
+                <w:szCs w:val="15"/>
+              </w:rPr>
+              <w:t>流程图</w:t>
             </w:r>
             <w:r>
               <w:rPr>
@@ -1348,27 +1339,12 @@
                 <w:sz w:val="15"/>
                 <w:szCs w:val="15"/>
               </w:rPr>
-              <w:t>（含原理图、</w:t>
-            </w:r>
-            <w:r>
-              <w:rPr>
-                <w:sz w:val="15"/>
-                <w:szCs w:val="15"/>
-              </w:rPr>
-              <w:t>流程图</w:t>
-            </w:r>
-            <w:r>
-              <w:rPr>
-                <w:rFonts w:hint="eastAsia"/>
-                <w:sz w:val="15"/>
-                <w:szCs w:val="15"/>
-              </w:rPr>
               <w:t>、关键代码，或实验过程中的记录、数据等）</w:t>
             </w:r>
           </w:p>
           <w:p>
             <w:pPr>
-              <w:pStyle w:val="ac"/>
+              <w:pStyle w:val="ad"/>
               <w:ind w:firstLineChars="100" w:firstLine="181"/>
               <w:rPr>
                 <w:rFonts w:hAnsi="宋体"/>
@@ -1391,7 +1367,7 @@
           </w:p>
           <w:p>
             <w:pPr>
-              <w:pStyle w:val="ac"/>
+              <w:pStyle w:val="ad"/>
               <w:ind w:firstLineChars="100" w:firstLine="180"/>
               <w:rPr>
                 <w:rFonts w:hAnsi="宋体"/>
@@ -1410,7 +1386,7 @@
           </w:p>
           <w:p>
             <w:pPr>
-              <w:pStyle w:val="ac"/>
+              <w:pStyle w:val="ad"/>
               <w:numPr>
                 <w:ilvl w:val="0"/>
                 <w:numId w:val="47"/>
@@ -1442,7 +1418,7 @@
           </w:p>
           <w:p>
             <w:pPr>
-              <w:pStyle w:val="ac"/>
+              <w:pStyle w:val="ad"/>
               <w:numPr>
                 <w:ilvl w:val="0"/>
                 <w:numId w:val="47"/>
@@ -1474,7 +1450,7 @@
           </w:p>
           <w:p>
             <w:pPr>
-              <w:pStyle w:val="ac"/>
+              <w:pStyle w:val="ad"/>
               <w:numPr>
                 <w:ilvl w:val="0"/>
                 <w:numId w:val="47"/>
@@ -1530,7 +1506,7 @@
           </w:p>
           <w:p>
             <w:pPr>
-              <w:pStyle w:val="ac"/>
+              <w:pStyle w:val="ad"/>
               <w:ind w:firstLineChars="100" w:firstLine="181"/>
               <w:rPr>
                 <w:rFonts w:hAnsi="宋体"/>
@@ -1554,7 +1530,7 @@
           </w:p>
           <w:p>
             <w:pPr>
-              <w:pStyle w:val="ac"/>
+              <w:pStyle w:val="ad"/>
               <w:numPr>
                 <w:ilvl w:val="0"/>
                 <w:numId w:val="48"/>
@@ -1586,7 +1562,7 @@
           </w:p>
           <w:p>
             <w:pPr>
-              <w:pStyle w:val="ac"/>
+              <w:pStyle w:val="ad"/>
               <w:numPr>
                 <w:ilvl w:val="0"/>
                 <w:numId w:val="48"/>
@@ -1618,7 +1594,7 @@
           </w:p>
           <w:p>
             <w:pPr>
-              <w:pStyle w:val="ac"/>
+              <w:pStyle w:val="ad"/>
               <w:numPr>
                 <w:ilvl w:val="0"/>
                 <w:numId w:val="48"/>
@@ -1650,7 +1626,7 @@
           </w:p>
           <w:p>
             <w:pPr>
-              <w:pStyle w:val="ac"/>
+              <w:pStyle w:val="ad"/>
               <w:numPr>
                 <w:ilvl w:val="0"/>
                 <w:numId w:val="48"/>
@@ -1682,7 +1658,7 @@
           </w:p>
           <w:p>
             <w:pPr>
-              <w:pStyle w:val="ac"/>
+              <w:pStyle w:val="ad"/>
               <w:numPr>
                 <w:ilvl w:val="0"/>
                 <w:numId w:val="48"/>
@@ -1714,7 +1690,7 @@
           </w:p>
           <w:p>
             <w:pPr>
-              <w:pStyle w:val="ac"/>
+              <w:pStyle w:val="ad"/>
               <w:ind w:left="180"/>
               <w:rPr>
                 <w:rFonts w:hAnsi="宋体"/>
@@ -1747,7 +1723,7 @@
           </w:p>
           <w:p>
             <w:pPr>
-              <w:pStyle w:val="ac"/>
+              <w:pStyle w:val="ad"/>
               <w:ind w:left="180"/>
               <w:rPr>
                 <w:rFonts w:hAnsi="宋体"/>
@@ -1765,8 +1741,533 @@
                 <w:sz w:val="18"/>
                 <w:szCs w:val="18"/>
               </w:rPr>
-              <w:t>（1）</w:t>
-            </w:r>
+              <w:t>（1）指令序列的生成（遵循局部性原理）</w:t>
+            </w:r>
+          </w:p>
+          <w:p>
+            <w:pPr>
+              <w:pStyle w:val="ad"/>
+              <w:ind w:firstLineChars="100" w:firstLine="180"/>
+              <w:rPr>
+                <w:rFonts w:hAnsi="宋体"/>
+                <w:sz w:val="18"/>
+                <w:szCs w:val="18"/>
+              </w:rPr>
+            </w:pPr>
+            <w:r>
+              <w:rPr>
+                <w:rFonts w:hAnsi="宋体" w:hint="eastAsia"/>
+                <w:sz w:val="18"/>
+                <w:szCs w:val="18"/>
+              </w:rPr>
+              <w:t>代码严格按照实验要求的 A~E 步骤实现：50% 顺序执行，25% 前跳转，25% 后跳转，模拟程序的局部性特征。</w:t>
+            </w:r>
+          </w:p>
+          <w:p>
+            <w:pPr>
+              <w:pStyle w:val="ad"/>
+              <w:ind w:firstLineChars="100" w:firstLine="180"/>
+              <w:rPr>
+                <w:rFonts w:hAnsi="宋体"/>
+                <w:sz w:val="18"/>
+                <w:szCs w:val="18"/>
+              </w:rPr>
+            </w:pPr>
+            <w:r>
+              <w:rPr>
+                <w:rFonts w:hAnsi="宋体" w:hint="eastAsia"/>
+                <w:sz w:val="18"/>
+                <w:szCs w:val="18"/>
+              </w:rPr>
+              <w:t>// 关键代码段1：生成符合局部性原理的指令序列</w:t>
+            </w:r>
+          </w:p>
+          <w:p>
+            <w:pPr>
+              <w:pStyle w:val="ad"/>
+              <w:ind w:firstLineChars="100" w:firstLine="180"/>
+              <w:rPr>
+                <w:rFonts w:hAnsi="宋体"/>
+                <w:sz w:val="18"/>
+                <w:szCs w:val="18"/>
+              </w:rPr>
+            </w:pPr>
+            <w:r>
+              <w:rPr>
+                <w:rFonts w:hAnsi="宋体"/>
+                <w:sz w:val="18"/>
+                <w:szCs w:val="18"/>
+              </w:rPr>
+              <w:t>void generate_instructions() {</w:t>
+            </w:r>
+          </w:p>
+          <w:p>
+            <w:pPr>
+              <w:pStyle w:val="ad"/>
+              <w:ind w:firstLineChars="100" w:firstLine="180"/>
+              <w:rPr>
+                <w:rFonts w:hAnsi="宋体"/>
+                <w:sz w:val="18"/>
+                <w:szCs w:val="18"/>
+              </w:rPr>
+            </w:pPr>
+            <w:r>
+              <w:rPr>
+                <w:rFonts w:hAnsi="宋体"/>
+                <w:sz w:val="18"/>
+                <w:szCs w:val="18"/>
+              </w:rPr>
+              <w:t xml:space="preserve">    int m = 0;</w:t>
+            </w:r>
+          </w:p>
+          <w:p>
+            <w:pPr>
+              <w:pStyle w:val="ad"/>
+              <w:ind w:firstLineChars="100" w:firstLine="180"/>
+              <w:rPr>
+                <w:rFonts w:hAnsi="宋体"/>
+                <w:sz w:val="18"/>
+                <w:szCs w:val="18"/>
+              </w:rPr>
+            </w:pPr>
+            <w:r>
+              <w:rPr>
+                <w:rFonts w:hAnsi="宋体"/>
+                <w:sz w:val="18"/>
+                <w:szCs w:val="18"/>
+              </w:rPr>
+              <w:t xml:space="preserve">    while (instruction_stream.size() &lt; TOTAL_INSTRUCTIONS) {</w:t>
+            </w:r>
+          </w:p>
+          <w:p>
+            <w:pPr>
+              <w:pStyle w:val="ad"/>
+              <w:ind w:firstLineChars="100" w:firstLine="180"/>
+              <w:rPr>
+                <w:rFonts w:hAnsi="宋体"/>
+                <w:sz w:val="18"/>
+                <w:szCs w:val="18"/>
+              </w:rPr>
+            </w:pPr>
+            <w:r>
+              <w:rPr>
+                <w:rFonts w:hAnsi="宋体" w:hint="eastAsia"/>
+                <w:sz w:val="18"/>
+                <w:szCs w:val="18"/>
+              </w:rPr>
+              <w:t xml:space="preserve">        // A: 在 [0, 319] 随机选取一起点 m</w:t>
+            </w:r>
+          </w:p>
+          <w:p>
+            <w:pPr>
+              <w:pStyle w:val="ad"/>
+              <w:ind w:firstLineChars="100" w:firstLine="180"/>
+              <w:rPr>
+                <w:rFonts w:hAnsi="宋体"/>
+                <w:sz w:val="18"/>
+                <w:szCs w:val="18"/>
+              </w:rPr>
+            </w:pPr>
+            <w:r>
+              <w:rPr>
+                <w:rFonts w:hAnsi="宋体"/>
+                <w:sz w:val="18"/>
+                <w:szCs w:val="18"/>
+              </w:rPr>
+              <w:t xml:space="preserve">        m = rand() % 320;</w:t>
+            </w:r>
+          </w:p>
+          <w:p>
+            <w:pPr>
+              <w:pStyle w:val="ad"/>
+              <w:ind w:firstLineChars="100" w:firstLine="180"/>
+              <w:rPr>
+                <w:rFonts w:hAnsi="宋体"/>
+                <w:sz w:val="18"/>
+                <w:szCs w:val="18"/>
+              </w:rPr>
+            </w:pPr>
+            <w:r>
+              <w:rPr>
+                <w:rFonts w:hAnsi="宋体"/>
+                <w:sz w:val="18"/>
+                <w:szCs w:val="18"/>
+              </w:rPr>
+              <w:t xml:space="preserve">        instruction_stream.push_back(m);</w:t>
+            </w:r>
+          </w:p>
+          <w:p>
+            <w:pPr>
+              <w:pStyle w:val="ad"/>
+              <w:ind w:firstLineChars="100" w:firstLine="180"/>
+              <w:rPr>
+                <w:rFonts w:hAnsi="宋体"/>
+                <w:sz w:val="18"/>
+                <w:szCs w:val="18"/>
+              </w:rPr>
+            </w:pPr>
+            <w:r>
+              <w:rPr>
+                <w:rFonts w:hAnsi="宋体"/>
+                <w:sz w:val="18"/>
+                <w:szCs w:val="18"/>
+              </w:rPr>
+              <w:t xml:space="preserve">        if (instruction_stream.size() &gt;= TOTAL_INSTRUCTIONS) break;</w:t>
+            </w:r>
+          </w:p>
+          <w:p>
+            <w:pPr>
+              <w:pStyle w:val="ad"/>
+              <w:ind w:firstLineChars="100" w:firstLine="180"/>
+              <w:rPr>
+                <w:rFonts w:hAnsi="宋体"/>
+                <w:sz w:val="18"/>
+                <w:szCs w:val="18"/>
+              </w:rPr>
+            </w:pPr>
+            <w:r>
+              <w:rPr>
+                <w:rFonts w:hAnsi="宋体" w:hint="eastAsia"/>
+                <w:sz w:val="18"/>
+                <w:szCs w:val="18"/>
+              </w:rPr>
+              <w:t xml:space="preserve">        // B: 顺序执行一条指令 m+1</w:t>
+            </w:r>
+          </w:p>
+          <w:p>
+            <w:pPr>
+              <w:pStyle w:val="ad"/>
+              <w:ind w:firstLineChars="100" w:firstLine="180"/>
+              <w:rPr>
+                <w:rFonts w:hAnsi="宋体"/>
+                <w:sz w:val="18"/>
+                <w:szCs w:val="18"/>
+              </w:rPr>
+            </w:pPr>
+            <w:r>
+              <w:rPr>
+                <w:rFonts w:hAnsi="宋体"/>
+                <w:sz w:val="18"/>
+                <w:szCs w:val="18"/>
+              </w:rPr>
+              <w:t xml:space="preserve">        if (m + 1 &lt; 320) instruction_stream.push_back(m + 1);</w:t>
+            </w:r>
+          </w:p>
+          <w:p>
+            <w:pPr>
+              <w:pStyle w:val="ad"/>
+              <w:ind w:firstLineChars="100" w:firstLine="180"/>
+              <w:rPr>
+                <w:rFonts w:hAnsi="宋体"/>
+                <w:sz w:val="18"/>
+                <w:szCs w:val="18"/>
+              </w:rPr>
+            </w:pPr>
+            <w:r>
+              <w:rPr>
+                <w:rFonts w:hAnsi="宋体"/>
+                <w:sz w:val="18"/>
+                <w:szCs w:val="18"/>
+              </w:rPr>
+              <w:t xml:space="preserve">        if (instruction_stream.size() &gt;= TOTAL_INSTRUCTIONS) break;</w:t>
+            </w:r>
+          </w:p>
+          <w:p>
+            <w:pPr>
+              <w:pStyle w:val="ad"/>
+              <w:ind w:firstLineChars="100" w:firstLine="180"/>
+              <w:rPr>
+                <w:rFonts w:hAnsi="宋体"/>
+                <w:sz w:val="18"/>
+                <w:szCs w:val="18"/>
+              </w:rPr>
+            </w:pPr>
+            <w:r>
+              <w:rPr>
+                <w:rFonts w:hAnsi="宋体" w:hint="eastAsia"/>
+                <w:sz w:val="18"/>
+                <w:szCs w:val="18"/>
+              </w:rPr>
+              <w:t xml:space="preserve">        // C: 在前地址 [0, m+1] 中随机选取 m'</w:t>
+            </w:r>
+          </w:p>
+          <w:p>
+            <w:pPr>
+              <w:pStyle w:val="ad"/>
+              <w:ind w:firstLineChars="100" w:firstLine="180"/>
+              <w:rPr>
+                <w:rFonts w:hAnsi="宋体"/>
+                <w:sz w:val="18"/>
+                <w:szCs w:val="18"/>
+              </w:rPr>
+            </w:pPr>
+            <w:r>
+              <w:rPr>
+                <w:rFonts w:hAnsi="宋体"/>
+                <w:sz w:val="18"/>
+                <w:szCs w:val="18"/>
+              </w:rPr>
+              <w:t xml:space="preserve">        int m_prime = rand() % (m + 2); </w:t>
+            </w:r>
+          </w:p>
+          <w:p>
+            <w:pPr>
+              <w:pStyle w:val="ad"/>
+              <w:ind w:firstLineChars="100" w:firstLine="180"/>
+              <w:rPr>
+                <w:rFonts w:hAnsi="宋体"/>
+                <w:sz w:val="18"/>
+                <w:szCs w:val="18"/>
+              </w:rPr>
+            </w:pPr>
+            <w:r>
+              <w:rPr>
+                <w:rFonts w:hAnsi="宋体"/>
+                <w:sz w:val="18"/>
+                <w:szCs w:val="18"/>
+              </w:rPr>
+              <w:t xml:space="preserve">        instruction_stream.push_back(m_prime);</w:t>
+            </w:r>
+          </w:p>
+          <w:p>
+            <w:pPr>
+              <w:pStyle w:val="ad"/>
+              <w:ind w:firstLineChars="100" w:firstLine="180"/>
+              <w:rPr>
+                <w:rFonts w:hAnsi="宋体"/>
+                <w:sz w:val="18"/>
+                <w:szCs w:val="18"/>
+              </w:rPr>
+            </w:pPr>
+            <w:r>
+              <w:rPr>
+                <w:rFonts w:hAnsi="宋体"/>
+                <w:sz w:val="18"/>
+                <w:szCs w:val="18"/>
+              </w:rPr>
+              <w:t xml:space="preserve">        if (instruction_stream.size() &gt;= TOTAL_INSTRUCTIONS) break;</w:t>
+            </w:r>
+          </w:p>
+          <w:p>
+            <w:pPr>
+              <w:pStyle w:val="ad"/>
+              <w:ind w:firstLineChars="100" w:firstLine="180"/>
+              <w:rPr>
+                <w:rFonts w:hAnsi="宋体"/>
+                <w:sz w:val="18"/>
+                <w:szCs w:val="18"/>
+              </w:rPr>
+            </w:pPr>
+            <w:r>
+              <w:rPr>
+                <w:rFonts w:hAnsi="宋体" w:hint="eastAsia"/>
+                <w:sz w:val="18"/>
+                <w:szCs w:val="18"/>
+              </w:rPr>
+              <w:t xml:space="preserve">        // D: 顺序执行一条指令 m'+1</w:t>
+            </w:r>
+          </w:p>
+          <w:p>
+            <w:pPr>
+              <w:pStyle w:val="ad"/>
+              <w:ind w:firstLineChars="100" w:firstLine="180"/>
+              <w:rPr>
+                <w:rFonts w:hAnsi="宋体"/>
+                <w:sz w:val="18"/>
+                <w:szCs w:val="18"/>
+              </w:rPr>
+            </w:pPr>
+            <w:r>
+              <w:rPr>
+                <w:rFonts w:hAnsi="宋体"/>
+                <w:sz w:val="18"/>
+                <w:szCs w:val="18"/>
+              </w:rPr>
+              <w:t xml:space="preserve">        if (m_prime + 1 &lt; 320) instruction_stream.push_back(m_prime + 1);</w:t>
+            </w:r>
+          </w:p>
+          <w:p>
+            <w:pPr>
+              <w:pStyle w:val="ad"/>
+              <w:ind w:firstLineChars="100" w:firstLine="180"/>
+              <w:rPr>
+                <w:rFonts w:hAnsi="宋体"/>
+                <w:sz w:val="18"/>
+                <w:szCs w:val="18"/>
+              </w:rPr>
+            </w:pPr>
+            <w:r>
+              <w:rPr>
+                <w:rFonts w:hAnsi="宋体"/>
+                <w:sz w:val="18"/>
+                <w:szCs w:val="18"/>
+              </w:rPr>
+              <w:t xml:space="preserve">        if (instruction_stream.size() &gt;= TOTAL_INSTRUCTIONS) break;</w:t>
+            </w:r>
+          </w:p>
+          <w:p>
+            <w:pPr>
+              <w:pStyle w:val="ad"/>
+              <w:ind w:firstLineChars="100" w:firstLine="180"/>
+              <w:rPr>
+                <w:rFonts w:hAnsi="宋体"/>
+                <w:sz w:val="18"/>
+                <w:szCs w:val="18"/>
+              </w:rPr>
+            </w:pPr>
+            <w:r>
+              <w:rPr>
+                <w:rFonts w:hAnsi="宋体" w:hint="eastAsia"/>
+                <w:sz w:val="18"/>
+                <w:szCs w:val="18"/>
+              </w:rPr>
+              <w:t xml:space="preserve">        // E: 在后地址 [m'+2, 319] 中随机选取</w:t>
+            </w:r>
+          </w:p>
+          <w:p>
+            <w:pPr>
+              <w:pStyle w:val="ad"/>
+              <w:ind w:firstLineChars="100" w:firstLine="180"/>
+              <w:rPr>
+                <w:rFonts w:hAnsi="宋体"/>
+                <w:sz w:val="18"/>
+                <w:szCs w:val="18"/>
+              </w:rPr>
+            </w:pPr>
+            <w:r>
+              <w:rPr>
+                <w:rFonts w:hAnsi="宋体"/>
+                <w:sz w:val="18"/>
+                <w:szCs w:val="18"/>
+              </w:rPr>
+              <w:t xml:space="preserve">        if (m_prime + 2 &lt; 320) {</w:t>
+            </w:r>
+          </w:p>
+          <w:p>
+            <w:pPr>
+              <w:pStyle w:val="ad"/>
+              <w:ind w:firstLineChars="100" w:firstLine="180"/>
+              <w:rPr>
+                <w:rFonts w:hAnsi="宋体"/>
+                <w:sz w:val="18"/>
+                <w:szCs w:val="18"/>
+              </w:rPr>
+            </w:pPr>
+            <w:r>
+              <w:rPr>
+                <w:rFonts w:hAnsi="宋体"/>
+                <w:sz w:val="18"/>
+                <w:szCs w:val="18"/>
+              </w:rPr>
+              <w:t xml:space="preserve">            int range = 319 - (m_prime + 2) + 1;</w:t>
+            </w:r>
+          </w:p>
+          <w:p>
+            <w:pPr>
+              <w:pStyle w:val="ad"/>
+              <w:ind w:firstLineChars="100" w:firstLine="180"/>
+              <w:rPr>
+                <w:rFonts w:hAnsi="宋体"/>
+                <w:sz w:val="18"/>
+                <w:szCs w:val="18"/>
+              </w:rPr>
+            </w:pPr>
+            <w:r>
+              <w:rPr>
+                <w:rFonts w:hAnsi="宋体"/>
+                <w:sz w:val="18"/>
+                <w:szCs w:val="18"/>
+              </w:rPr>
+              <w:t xml:space="preserve">            int m_double_prime = (m_prime + 2) + rand() % range;</w:t>
+            </w:r>
+          </w:p>
+          <w:p>
+            <w:pPr>
+              <w:pStyle w:val="ad"/>
+              <w:ind w:firstLineChars="100" w:firstLine="180"/>
+              <w:rPr>
+                <w:rFonts w:hAnsi="宋体"/>
+                <w:sz w:val="18"/>
+                <w:szCs w:val="18"/>
+              </w:rPr>
+            </w:pPr>
+            <w:r>
+              <w:rPr>
+                <w:rFonts w:hAnsi="宋体"/>
+                <w:sz w:val="18"/>
+                <w:szCs w:val="18"/>
+              </w:rPr>
+              <w:t xml:space="preserve">            instruction_stream.push_back(m_double_prime);</w:t>
+            </w:r>
+          </w:p>
+          <w:p>
+            <w:pPr>
+              <w:pStyle w:val="ad"/>
+              <w:ind w:firstLineChars="100" w:firstLine="180"/>
+              <w:rPr>
+                <w:rFonts w:hAnsi="宋体"/>
+                <w:sz w:val="18"/>
+                <w:szCs w:val="18"/>
+              </w:rPr>
+            </w:pPr>
+            <w:r>
+              <w:rPr>
+                <w:rFonts w:hAnsi="宋体"/>
+                <w:sz w:val="18"/>
+                <w:szCs w:val="18"/>
+              </w:rPr>
+              <w:lastRenderedPageBreak/>
+              <w:t xml:space="preserve">        }</w:t>
+            </w:r>
+          </w:p>
+          <w:p>
+            <w:pPr>
+              <w:pStyle w:val="ad"/>
+              <w:ind w:firstLineChars="100" w:firstLine="180"/>
+              <w:rPr>
+                <w:rFonts w:hAnsi="宋体"/>
+                <w:sz w:val="18"/>
+                <w:szCs w:val="18"/>
+              </w:rPr>
+            </w:pPr>
+            <w:r>
+              <w:rPr>
+                <w:rFonts w:hAnsi="宋体"/>
+                <w:sz w:val="18"/>
+                <w:szCs w:val="18"/>
+              </w:rPr>
+              <w:t xml:space="preserve">    }</w:t>
+            </w:r>
+          </w:p>
+          <w:p>
+            <w:pPr>
+              <w:pStyle w:val="ad"/>
+              <w:ind w:firstLineChars="100" w:firstLine="180"/>
+              <w:rPr>
+                <w:rFonts w:hAnsi="宋体"/>
+                <w:sz w:val="18"/>
+                <w:szCs w:val="18"/>
+              </w:rPr>
+            </w:pPr>
+            <w:r>
+              <w:rPr>
+                <w:rFonts w:hAnsi="宋体"/>
+                <w:sz w:val="18"/>
+                <w:szCs w:val="18"/>
+              </w:rPr>
+              <w:t>}</w:t>
+            </w:r>
+          </w:p>
+          <w:p>
+            <w:pPr>
+              <w:pStyle w:val="ad"/>
+              <w:ind w:firstLineChars="100" w:firstLine="181"/>
+              <w:rPr>
+                <w:rFonts w:hAnsi="宋体"/>
+                <w:sz w:val="18"/>
+                <w:szCs w:val="18"/>
+              </w:rPr>
+            </w:pPr>
             <w:r>
               <w:rPr>
                 <w:rFonts w:hAnsi="宋体" w:hint="eastAsia"/>
@@ -1775,12 +2276,12 @@
                 <w:sz w:val="18"/>
                 <w:szCs w:val="18"/>
               </w:rPr>
-              <w:t>指令序列的生成（遵循局部性原理）</w:t>
-            </w:r>
-          </w:p>
-          <w:p>
-            <w:pPr>
-              <w:pStyle w:val="ac"/>
+              <w:t>（2）OPT 最佳置换算法实现</w:t>
+            </w:r>
+          </w:p>
+          <w:p>
+            <w:pPr>
+              <w:pStyle w:val="ad"/>
               <w:ind w:firstLineChars="100" w:firstLine="180"/>
               <w:rPr>
                 <w:rFonts w:hAnsi="宋体"/>
@@ -1794,18 +2295,37 @@
                 <w:sz w:val="18"/>
                 <w:szCs w:val="18"/>
               </w:rPr>
-              <w:t>代码严格按照实验要求的 A~E 步骤实现：50% 顺序执行，25% 前跳转，25% 后跳转，模拟程序的局部性特征。</w:t>
-            </w:r>
-          </w:p>
-          <w:p>
-            <w:pPr>
-              <w:pStyle w:val="ac"/>
+              <w:t>OPT 算法的核心在于“向后看”，查找当前内存中的页面在未来最晚被访问的时间点，以此决定淘汰对象。</w:t>
+            </w:r>
+          </w:p>
+          <w:p>
+            <w:pPr>
+              <w:pStyle w:val="ad"/>
               <w:ind w:firstLineChars="100" w:firstLine="180"/>
               <w:rPr>
+                <w:rFonts w:hAnsi="宋体"/>
+                <w:sz w:val="18"/>
+                <w:szCs w:val="18"/>
+              </w:rPr>
+            </w:pPr>
+            <w:r>
+              <w:rPr>
                 <w:rFonts w:hAnsi="宋体" w:hint="eastAsia"/>
                 <w:sz w:val="18"/>
                 <w:szCs w:val="18"/>
               </w:rPr>
+              <w:t>// 关键代码段2：OPT算法核心逻辑（向后扫描）</w:t>
+            </w:r>
+          </w:p>
+          <w:p>
+            <w:pPr>
+              <w:pStyle w:val="ad"/>
+              <w:ind w:firstLineChars="100" w:firstLine="180"/>
+              <w:rPr>
+                <w:rFonts w:hAnsi="宋体"/>
+                <w:sz w:val="18"/>
+                <w:szCs w:val="18"/>
+              </w:rPr>
             </w:pPr>
             <w:r>
               <w:rPr>
@@ -1813,12 +2333,12 @@
                 <w:sz w:val="18"/>
                 <w:szCs w:val="18"/>
               </w:rPr>
-              <w:t>// 关键代码段1：生成符合局部性原理的指令序列</w:t>
-            </w:r>
-          </w:p>
-          <w:p>
-            <w:pPr>
-              <w:pStyle w:val="ac"/>
+              <w:t>// 发生缺页且内存已满时，寻找最远未来使用的页面</w:t>
+            </w:r>
+          </w:p>
+          <w:p>
+            <w:pPr>
+              <w:pStyle w:val="ad"/>
               <w:ind w:firstLineChars="100" w:firstLine="180"/>
               <w:rPr>
                 <w:rFonts w:hAnsi="宋体"/>
@@ -1832,12 +2352,12 @@
                 <w:sz w:val="18"/>
                 <w:szCs w:val="18"/>
               </w:rPr>
-              <w:t>void generate_instructions() {</w:t>
-            </w:r>
-          </w:p>
-          <w:p>
-            <w:pPr>
-              <w:pStyle w:val="ac"/>
+              <w:t>int furthest_idx = -1;</w:t>
+            </w:r>
+          </w:p>
+          <w:p>
+            <w:pPr>
+              <w:pStyle w:val="ad"/>
               <w:ind w:firstLineChars="100" w:firstLine="180"/>
               <w:rPr>
                 <w:rFonts w:hAnsi="宋体"/>
@@ -1851,12 +2371,12 @@
                 <w:sz w:val="18"/>
                 <w:szCs w:val="18"/>
               </w:rPr>
-              <w:t xml:space="preserve">    int m = 0;</w:t>
-            </w:r>
-          </w:p>
-          <w:p>
-            <w:pPr>
-              <w:pStyle w:val="ac"/>
+              <w:t>int victim_idx = -1;</w:t>
+            </w:r>
+          </w:p>
+          <w:p>
+            <w:pPr>
+              <w:pStyle w:val="ad"/>
               <w:ind w:firstLineChars="100" w:firstLine="180"/>
               <w:rPr>
                 <w:rFonts w:hAnsi="宋体"/>
@@ -1864,24 +2384,54 @@
                 <w:szCs w:val="18"/>
               </w:rPr>
             </w:pPr>
-            <w:r>
-              <w:rPr>
-                <w:rFonts w:hAnsi="宋体"/>
-                <w:sz w:val="18"/>
-                <w:szCs w:val="18"/>
-              </w:rPr>
-              <w:t xml:space="preserve">    while (instruction_stream.size() &lt; TOTAL_INSTRUCTIONS) {</w:t>
-            </w:r>
-          </w:p>
-          <w:p>
-            <w:pPr>
-              <w:pStyle w:val="ac"/>
+          </w:p>
+          <w:p>
+            <w:pPr>
+              <w:pStyle w:val="ad"/>
               <w:ind w:firstLineChars="100" w:firstLine="180"/>
               <w:rPr>
+                <w:rFonts w:hAnsi="宋体"/>
+                <w:sz w:val="18"/>
+                <w:szCs w:val="18"/>
+              </w:rPr>
+            </w:pPr>
+            <w:r>
+              <w:rPr>
+                <w:rFonts w:hAnsi="宋体"/>
+                <w:sz w:val="18"/>
+                <w:szCs w:val="18"/>
+              </w:rPr>
+              <w:t>for (int m_idx = 0; m_idx &lt; memory.size(); m_idx++) {</w:t>
+            </w:r>
+          </w:p>
+          <w:p>
+            <w:pPr>
+              <w:pStyle w:val="ad"/>
+              <w:ind w:firstLineChars="100" w:firstLine="180"/>
+              <w:rPr>
+                <w:rFonts w:hAnsi="宋体"/>
+                <w:sz w:val="18"/>
+                <w:szCs w:val="18"/>
+              </w:rPr>
+            </w:pPr>
+            <w:r>
+              <w:rPr>
                 <w:rFonts w:hAnsi="宋体" w:hint="eastAsia"/>
                 <w:sz w:val="18"/>
                 <w:szCs w:val="18"/>
               </w:rPr>
+              <w:t xml:space="preserve">    int next_use = 99999; // 标记为无穷大</w:t>
+            </w:r>
+          </w:p>
+          <w:p>
+            <w:pPr>
+              <w:pStyle w:val="ad"/>
+              <w:ind w:firstLineChars="100" w:firstLine="180"/>
+              <w:rPr>
+                <w:rFonts w:hAnsi="宋体"/>
+                <w:sz w:val="18"/>
+                <w:szCs w:val="18"/>
+              </w:rPr>
             </w:pPr>
             <w:r>
               <w:rPr>
@@ -1889,12 +2439,12 @@
                 <w:sz w:val="18"/>
                 <w:szCs w:val="18"/>
               </w:rPr>
-              <w:t xml:space="preserve">        // A: 在 [0, 319] 随机选取一起点 m</w:t>
-            </w:r>
-          </w:p>
-          <w:p>
-            <w:pPr>
-              <w:pStyle w:val="ac"/>
+              <w:t xml:space="preserve">    // 向后扫描指令流，寻找下一次出现的位置</w:t>
+            </w:r>
+          </w:p>
+          <w:p>
+            <w:pPr>
+              <w:pStyle w:val="ad"/>
               <w:ind w:firstLineChars="100" w:firstLine="180"/>
               <w:rPr>
                 <w:rFonts w:hAnsi="宋体"/>
@@ -1908,12 +2458,12 @@
                 <w:sz w:val="18"/>
                 <w:szCs w:val="18"/>
               </w:rPr>
-              <w:t xml:space="preserve">        m = rand() % 320;</w:t>
-            </w:r>
-          </w:p>
-          <w:p>
-            <w:pPr>
-              <w:pStyle w:val="ac"/>
+              <w:t xml:space="preserve">    for (int j = i + 1; j &lt; TOTAL_INSTRUCTIONS; j++) {</w:t>
+            </w:r>
+          </w:p>
+          <w:p>
+            <w:pPr>
+              <w:pStyle w:val="ad"/>
               <w:ind w:firstLineChars="100" w:firstLine="180"/>
               <w:rPr>
                 <w:rFonts w:hAnsi="宋体"/>
@@ -1927,50 +2477,221 @@
                 <w:sz w:val="18"/>
                 <w:szCs w:val="18"/>
               </w:rPr>
-              <w:t xml:space="preserve">        instruction_stream.push_back(m);</w:t>
-            </w:r>
-          </w:p>
-          <w:p>
-            <w:pPr>
-              <w:pStyle w:val="ac"/>
+              <w:t xml:space="preserve">        if (page_stream[j] == memory[m_idx]) {</w:t>
+            </w:r>
+          </w:p>
+          <w:p>
+            <w:pPr>
+              <w:pStyle w:val="ad"/>
               <w:ind w:firstLineChars="100" w:firstLine="180"/>
               <w:rPr>
+                <w:rFonts w:hAnsi="宋体"/>
+                <w:sz w:val="18"/>
+                <w:szCs w:val="18"/>
+              </w:rPr>
+            </w:pPr>
+            <w:r>
+              <w:rPr>
+                <w:rFonts w:hAnsi="宋体"/>
+                <w:sz w:val="18"/>
+                <w:szCs w:val="18"/>
+              </w:rPr>
+              <w:t xml:space="preserve">            next_use = j;</w:t>
+            </w:r>
+          </w:p>
+          <w:p>
+            <w:pPr>
+              <w:pStyle w:val="ad"/>
+              <w:ind w:firstLineChars="100" w:firstLine="180"/>
+              <w:rPr>
+                <w:rFonts w:hAnsi="宋体"/>
+                <w:sz w:val="18"/>
+                <w:szCs w:val="18"/>
+              </w:rPr>
+            </w:pPr>
+            <w:r>
+              <w:rPr>
+                <w:rFonts w:hAnsi="宋体"/>
+                <w:sz w:val="18"/>
+                <w:szCs w:val="18"/>
+              </w:rPr>
+              <w:t xml:space="preserve">            break;</w:t>
+            </w:r>
+          </w:p>
+          <w:p>
+            <w:pPr>
+              <w:pStyle w:val="ad"/>
+              <w:ind w:firstLineChars="100" w:firstLine="180"/>
+              <w:rPr>
+                <w:rFonts w:hAnsi="宋体"/>
+                <w:sz w:val="18"/>
+                <w:szCs w:val="18"/>
+              </w:rPr>
+            </w:pPr>
+            <w:r>
+              <w:rPr>
+                <w:rFonts w:hAnsi="宋体"/>
+                <w:sz w:val="18"/>
+                <w:szCs w:val="18"/>
+              </w:rPr>
+              <w:t xml:space="preserve">        }</w:t>
+            </w:r>
+          </w:p>
+          <w:p>
+            <w:pPr>
+              <w:pStyle w:val="ad"/>
+              <w:ind w:firstLineChars="100" w:firstLine="180"/>
+              <w:rPr>
+                <w:rFonts w:hAnsi="宋体"/>
+                <w:sz w:val="18"/>
+                <w:szCs w:val="18"/>
+              </w:rPr>
+            </w:pPr>
+            <w:r>
+              <w:rPr>
+                <w:rFonts w:hAnsi="宋体"/>
+                <w:sz w:val="18"/>
+                <w:szCs w:val="18"/>
+              </w:rPr>
+              <w:t xml:space="preserve">    }</w:t>
+            </w:r>
+          </w:p>
+          <w:p>
+            <w:pPr>
+              <w:pStyle w:val="ad"/>
+              <w:ind w:firstLineChars="100" w:firstLine="180"/>
+              <w:rPr>
+                <w:rFonts w:hAnsi="宋体"/>
+                <w:sz w:val="18"/>
+                <w:szCs w:val="18"/>
+              </w:rPr>
+            </w:pPr>
+            <w:r>
+              <w:rPr>
                 <w:rFonts w:hAnsi="宋体" w:hint="eastAsia"/>
                 <w:sz w:val="18"/>
                 <w:szCs w:val="18"/>
               </w:rPr>
-            </w:pPr>
-            <w:r>
-              <w:rPr>
-                <w:rFonts w:hAnsi="宋体"/>
-                <w:sz w:val="18"/>
-                <w:szCs w:val="18"/>
-              </w:rPr>
-              <w:t xml:space="preserve">        if (instruction_stream.size() &gt;= TOTAL_INSTRUCTIONS) break;</w:t>
-            </w:r>
-          </w:p>
-          <w:p>
-            <w:pPr>
-              <w:pStyle w:val="ac"/>
+              <w:t xml:space="preserve">    // 记录下一次使用最晚的页面下标</w:t>
+            </w:r>
+          </w:p>
+          <w:p>
+            <w:pPr>
+              <w:pStyle w:val="ad"/>
               <w:ind w:firstLineChars="100" w:firstLine="180"/>
               <w:rPr>
+                <w:rFonts w:hAnsi="宋体"/>
+                <w:sz w:val="18"/>
+                <w:szCs w:val="18"/>
+              </w:rPr>
+            </w:pPr>
+            <w:r>
+              <w:rPr>
+                <w:rFonts w:hAnsi="宋体"/>
+                <w:sz w:val="18"/>
+                <w:szCs w:val="18"/>
+              </w:rPr>
+              <w:t xml:space="preserve">    if (next_use &gt; furthest_idx) {</w:t>
+            </w:r>
+          </w:p>
+          <w:p>
+            <w:pPr>
+              <w:pStyle w:val="ad"/>
+              <w:ind w:firstLineChars="100" w:firstLine="180"/>
+              <w:rPr>
+                <w:rFonts w:hAnsi="宋体"/>
+                <w:sz w:val="18"/>
+                <w:szCs w:val="18"/>
+              </w:rPr>
+            </w:pPr>
+            <w:r>
+              <w:rPr>
+                <w:rFonts w:hAnsi="宋体"/>
+                <w:sz w:val="18"/>
+                <w:szCs w:val="18"/>
+              </w:rPr>
+              <w:t xml:space="preserve">        furthest_idx = next_use;</w:t>
+            </w:r>
+          </w:p>
+          <w:p>
+            <w:pPr>
+              <w:pStyle w:val="ad"/>
+              <w:ind w:firstLineChars="100" w:firstLine="180"/>
+              <w:rPr>
+                <w:rFonts w:hAnsi="宋体"/>
+                <w:sz w:val="18"/>
+                <w:szCs w:val="18"/>
+              </w:rPr>
+            </w:pPr>
+            <w:r>
+              <w:rPr>
+                <w:rFonts w:hAnsi="宋体"/>
+                <w:sz w:val="18"/>
+                <w:szCs w:val="18"/>
+              </w:rPr>
+              <w:t xml:space="preserve">        victim_idx = m_idx;</w:t>
+            </w:r>
+          </w:p>
+          <w:p>
+            <w:pPr>
+              <w:pStyle w:val="ad"/>
+              <w:ind w:firstLineChars="100" w:firstLine="180"/>
+              <w:rPr>
+                <w:rFonts w:hAnsi="宋体"/>
+                <w:sz w:val="18"/>
+                <w:szCs w:val="18"/>
+              </w:rPr>
+            </w:pPr>
+            <w:r>
+              <w:rPr>
+                <w:rFonts w:hAnsi="宋体"/>
+                <w:sz w:val="18"/>
+                <w:szCs w:val="18"/>
+              </w:rPr>
+              <w:t xml:space="preserve">    }</w:t>
+            </w:r>
+          </w:p>
+          <w:p>
+            <w:pPr>
+              <w:pStyle w:val="ad"/>
+              <w:ind w:firstLineChars="100" w:firstLine="180"/>
+              <w:rPr>
+                <w:rFonts w:hAnsi="宋体"/>
+                <w:sz w:val="18"/>
+                <w:szCs w:val="18"/>
+              </w:rPr>
+            </w:pPr>
+            <w:r>
+              <w:rPr>
+                <w:rFonts w:hAnsi="宋体"/>
+                <w:sz w:val="18"/>
+                <w:szCs w:val="18"/>
+              </w:rPr>
+              <w:t>}</w:t>
+            </w:r>
+          </w:p>
+          <w:p>
+            <w:pPr>
+              <w:pStyle w:val="ad"/>
+              <w:ind w:firstLineChars="100" w:firstLine="180"/>
+              <w:rPr>
+                <w:rFonts w:hAnsi="宋体"/>
+                <w:sz w:val="18"/>
+                <w:szCs w:val="18"/>
+              </w:rPr>
+            </w:pPr>
+            <w:r>
+              <w:rPr>
                 <w:rFonts w:hAnsi="宋体" w:hint="eastAsia"/>
                 <w:sz w:val="18"/>
                 <w:szCs w:val="18"/>
               </w:rPr>
-            </w:pPr>
-            <w:r>
-              <w:rPr>
-                <w:rFonts w:hAnsi="宋体" w:hint="eastAsia"/>
-                <w:sz w:val="18"/>
-                <w:szCs w:val="18"/>
-              </w:rPr>
-              <w:t xml:space="preserve">        // B: 顺序执行一条指令 m+1</w:t>
-            </w:r>
-          </w:p>
-          <w:p>
-            <w:pPr>
-              <w:pStyle w:val="ac"/>
+              <w:t>memory[victim_idx] = page; // 执行替换</w:t>
+            </w:r>
+          </w:p>
+          <w:p>
+            <w:pPr>
+              <w:pStyle w:val="ad"/>
               <w:ind w:firstLineChars="100" w:firstLine="180"/>
               <w:rPr>
                 <w:rFonts w:hAnsi="宋体"/>
@@ -1978,326 +2699,15 @@
                 <w:szCs w:val="18"/>
               </w:rPr>
             </w:pPr>
-            <w:r>
-              <w:rPr>
-                <w:rFonts w:hAnsi="宋体"/>
-                <w:sz w:val="18"/>
-                <w:szCs w:val="18"/>
-              </w:rPr>
-              <w:t xml:space="preserve">        if (m + 1 &lt; 320) instruction_stream.push_back(m + 1);</w:t>
-            </w:r>
-          </w:p>
-          <w:p>
-            <w:pPr>
-              <w:pStyle w:val="ac"/>
-              <w:ind w:firstLineChars="100" w:firstLine="180"/>
-              <w:rPr>
-                <w:rFonts w:hAnsi="宋体" w:hint="eastAsia"/>
-                <w:sz w:val="18"/>
-                <w:szCs w:val="18"/>
-              </w:rPr>
-            </w:pPr>
-            <w:r>
-              <w:rPr>
-                <w:rFonts w:hAnsi="宋体"/>
-                <w:sz w:val="18"/>
-                <w:szCs w:val="18"/>
-              </w:rPr>
-              <w:t xml:space="preserve">        if (instruction_stream.size() &gt;= TOTAL_INSTRUCTIONS) break;</w:t>
-            </w:r>
-          </w:p>
-          <w:p>
-            <w:pPr>
-              <w:pStyle w:val="ac"/>
-              <w:ind w:firstLineChars="100" w:firstLine="180"/>
-              <w:rPr>
-                <w:rFonts w:hAnsi="宋体" w:hint="eastAsia"/>
-                <w:sz w:val="18"/>
-                <w:szCs w:val="18"/>
-              </w:rPr>
-            </w:pPr>
-            <w:r>
-              <w:rPr>
-                <w:rFonts w:hAnsi="宋体" w:hint="eastAsia"/>
-                <w:sz w:val="18"/>
-                <w:szCs w:val="18"/>
-              </w:rPr>
-              <w:t xml:space="preserve">        // C: 在前地址 [0, m+1] 中随机选取 m'</w:t>
-            </w:r>
-          </w:p>
-          <w:p>
-            <w:pPr>
-              <w:pStyle w:val="ac"/>
-              <w:ind w:firstLineChars="100" w:firstLine="180"/>
-              <w:rPr>
-                <w:rFonts w:hAnsi="宋体"/>
-                <w:sz w:val="18"/>
-                <w:szCs w:val="18"/>
-              </w:rPr>
-            </w:pPr>
-            <w:r>
-              <w:rPr>
-                <w:rFonts w:hAnsi="宋体"/>
-                <w:sz w:val="18"/>
-                <w:szCs w:val="18"/>
-              </w:rPr>
-              <w:t xml:space="preserve">        int m_prime = rand() % (m + 2); </w:t>
-            </w:r>
-          </w:p>
-          <w:p>
-            <w:pPr>
-              <w:pStyle w:val="ac"/>
-              <w:ind w:firstLineChars="100" w:firstLine="180"/>
-              <w:rPr>
-                <w:rFonts w:hAnsi="宋体"/>
-                <w:sz w:val="18"/>
-                <w:szCs w:val="18"/>
-              </w:rPr>
-            </w:pPr>
-            <w:r>
-              <w:rPr>
-                <w:rFonts w:hAnsi="宋体"/>
-                <w:sz w:val="18"/>
-                <w:szCs w:val="18"/>
-              </w:rPr>
-              <w:t xml:space="preserve">        instruction_stream.push_back(m_prime);</w:t>
-            </w:r>
-          </w:p>
-          <w:p>
-            <w:pPr>
-              <w:pStyle w:val="ac"/>
-              <w:ind w:firstLineChars="100" w:firstLine="180"/>
-              <w:rPr>
-                <w:rFonts w:hAnsi="宋体" w:hint="eastAsia"/>
-                <w:sz w:val="18"/>
-                <w:szCs w:val="18"/>
-              </w:rPr>
-            </w:pPr>
-            <w:r>
-              <w:rPr>
-                <w:rFonts w:hAnsi="宋体"/>
-                <w:sz w:val="18"/>
-                <w:szCs w:val="18"/>
-              </w:rPr>
-              <w:t xml:space="preserve">        if (instruction_stream.size() &gt;= TOTAL_INSTRUCTIONS) break;</w:t>
-            </w:r>
-          </w:p>
-          <w:p>
-            <w:pPr>
-              <w:pStyle w:val="ac"/>
-              <w:ind w:firstLineChars="100" w:firstLine="180"/>
-              <w:rPr>
-                <w:rFonts w:hAnsi="宋体" w:hint="eastAsia"/>
-                <w:sz w:val="18"/>
-                <w:szCs w:val="18"/>
-              </w:rPr>
-            </w:pPr>
-            <w:r>
-              <w:rPr>
-                <w:rFonts w:hAnsi="宋体" w:hint="eastAsia"/>
-                <w:sz w:val="18"/>
-                <w:szCs w:val="18"/>
-              </w:rPr>
-              <w:t xml:space="preserve">        // D: 顺序执行一条指令 m'+1</w:t>
-            </w:r>
-          </w:p>
-          <w:p>
-            <w:pPr>
-              <w:pStyle w:val="ac"/>
-              <w:ind w:firstLineChars="100" w:firstLine="180"/>
-              <w:rPr>
-                <w:rFonts w:hAnsi="宋体"/>
-                <w:sz w:val="18"/>
-                <w:szCs w:val="18"/>
-              </w:rPr>
-            </w:pPr>
-            <w:r>
-              <w:rPr>
-                <w:rFonts w:hAnsi="宋体"/>
-                <w:sz w:val="18"/>
-                <w:szCs w:val="18"/>
-              </w:rPr>
-              <w:t xml:space="preserve">        if (m_prime + 1 &lt; 320) instruction_stream.push_back(m_prime + 1);</w:t>
-            </w:r>
-          </w:p>
-          <w:p>
-            <w:pPr>
-              <w:pStyle w:val="ac"/>
-              <w:ind w:firstLineChars="100" w:firstLine="180"/>
-              <w:rPr>
-                <w:rFonts w:hAnsi="宋体" w:hint="eastAsia"/>
-                <w:sz w:val="18"/>
-                <w:szCs w:val="18"/>
-              </w:rPr>
-            </w:pPr>
-            <w:r>
-              <w:rPr>
-                <w:rFonts w:hAnsi="宋体"/>
-                <w:sz w:val="18"/>
-                <w:szCs w:val="18"/>
-              </w:rPr>
-              <w:t xml:space="preserve">        if (instruction_stream.size() &gt;= TOTAL_INSTRUCTIONS) break;</w:t>
-            </w:r>
-          </w:p>
-          <w:p>
-            <w:pPr>
-              <w:pStyle w:val="ac"/>
-              <w:ind w:firstLineChars="100" w:firstLine="180"/>
-              <w:rPr>
-                <w:rFonts w:hAnsi="宋体" w:hint="eastAsia"/>
-                <w:sz w:val="18"/>
-                <w:szCs w:val="18"/>
-              </w:rPr>
-            </w:pPr>
-            <w:r>
-              <w:rPr>
-                <w:rFonts w:hAnsi="宋体" w:hint="eastAsia"/>
-                <w:sz w:val="18"/>
-                <w:szCs w:val="18"/>
-              </w:rPr>
-              <w:t xml:space="preserve">        // E: 在后地址 [m'+2, 319] 中随机选取</w:t>
-            </w:r>
-          </w:p>
-          <w:p>
-            <w:pPr>
-              <w:pStyle w:val="ac"/>
-              <w:ind w:firstLineChars="100" w:firstLine="180"/>
-              <w:rPr>
-                <w:rFonts w:hAnsi="宋体"/>
-                <w:sz w:val="18"/>
-                <w:szCs w:val="18"/>
-              </w:rPr>
-            </w:pPr>
-            <w:r>
-              <w:rPr>
-                <w:rFonts w:hAnsi="宋体"/>
-                <w:sz w:val="18"/>
-                <w:szCs w:val="18"/>
-              </w:rPr>
-              <w:t xml:space="preserve">        if (m_prime + 2 &lt; 320) {</w:t>
-            </w:r>
-          </w:p>
-          <w:p>
-            <w:pPr>
-              <w:pStyle w:val="ac"/>
-              <w:ind w:firstLineChars="100" w:firstLine="180"/>
-              <w:rPr>
-                <w:rFonts w:hAnsi="宋体"/>
-                <w:sz w:val="18"/>
-                <w:szCs w:val="18"/>
-              </w:rPr>
-            </w:pPr>
-            <w:r>
-              <w:rPr>
-                <w:rFonts w:hAnsi="宋体"/>
-                <w:sz w:val="18"/>
-                <w:szCs w:val="18"/>
-              </w:rPr>
-              <w:t xml:space="preserve">            int range = 319 - (m_prime + 2) + 1;</w:t>
-            </w:r>
-          </w:p>
-          <w:p>
-            <w:pPr>
-              <w:pStyle w:val="ac"/>
-              <w:ind w:firstLineChars="100" w:firstLine="180"/>
-              <w:rPr>
-                <w:rFonts w:hAnsi="宋体"/>
-                <w:sz w:val="18"/>
-                <w:szCs w:val="18"/>
-              </w:rPr>
-            </w:pPr>
-            <w:r>
-              <w:rPr>
-                <w:rFonts w:hAnsi="宋体"/>
-                <w:sz w:val="18"/>
-                <w:szCs w:val="18"/>
-              </w:rPr>
-              <w:t xml:space="preserve">            int m_double_prime = (m_prime + 2) + rand() % range;</w:t>
-            </w:r>
-          </w:p>
-          <w:p>
-            <w:pPr>
-              <w:pStyle w:val="ac"/>
-              <w:ind w:firstLineChars="100" w:firstLine="180"/>
-              <w:rPr>
-                <w:rFonts w:hAnsi="宋体"/>
-                <w:sz w:val="18"/>
-                <w:szCs w:val="18"/>
-              </w:rPr>
-            </w:pPr>
-            <w:r>
-              <w:rPr>
-                <w:rFonts w:hAnsi="宋体"/>
-                <w:sz w:val="18"/>
-                <w:szCs w:val="18"/>
-              </w:rPr>
-              <w:t xml:space="preserve">            instruction_stream.push_back(m_double_prime);</w:t>
-            </w:r>
-          </w:p>
-          <w:p>
-            <w:pPr>
-              <w:pStyle w:val="ac"/>
-              <w:ind w:firstLineChars="100" w:firstLine="180"/>
-              <w:rPr>
-                <w:rFonts w:hAnsi="宋体"/>
-                <w:sz w:val="18"/>
-                <w:szCs w:val="18"/>
-              </w:rPr>
-            </w:pPr>
-            <w:r>
-              <w:rPr>
-                <w:rFonts w:hAnsi="宋体"/>
-                <w:sz w:val="18"/>
-                <w:szCs w:val="18"/>
-              </w:rPr>
-              <w:lastRenderedPageBreak/>
-              <w:t xml:space="preserve">        }</w:t>
-            </w:r>
-          </w:p>
-          <w:p>
-            <w:pPr>
-              <w:pStyle w:val="ac"/>
-              <w:ind w:firstLineChars="100" w:firstLine="180"/>
-              <w:rPr>
-                <w:rFonts w:hAnsi="宋体"/>
-                <w:sz w:val="18"/>
-                <w:szCs w:val="18"/>
-              </w:rPr>
-            </w:pPr>
-            <w:r>
-              <w:rPr>
-                <w:rFonts w:hAnsi="宋体"/>
-                <w:sz w:val="18"/>
-                <w:szCs w:val="18"/>
-              </w:rPr>
-              <w:t xml:space="preserve">    }</w:t>
-            </w:r>
-          </w:p>
-          <w:p>
-            <w:pPr>
-              <w:pStyle w:val="ac"/>
-              <w:ind w:firstLineChars="100" w:firstLine="180"/>
-              <w:rPr>
-                <w:rFonts w:hAnsi="宋体"/>
-                <w:sz w:val="18"/>
-                <w:szCs w:val="18"/>
-              </w:rPr>
-            </w:pPr>
-            <w:r>
-              <w:rPr>
-                <w:rFonts w:hAnsi="宋体"/>
-                <w:sz w:val="18"/>
-                <w:szCs w:val="18"/>
-              </w:rPr>
-              <w:t>}</w:t>
-            </w:r>
-          </w:p>
-          <w:p>
-            <w:pPr>
-              <w:pStyle w:val="ac"/>
+          </w:p>
+          <w:p>
+            <w:pPr>
+              <w:pStyle w:val="ad"/>
               <w:ind w:firstLineChars="100" w:firstLine="181"/>
               <w:rPr>
                 <w:rFonts w:hAnsi="宋体"/>
+                <w:b/>
+                <w:bCs/>
                 <w:sz w:val="18"/>
                 <w:szCs w:val="18"/>
               </w:rPr>
@@ -2310,602 +2720,98 @@
                 <w:sz w:val="18"/>
                 <w:szCs w:val="18"/>
               </w:rPr>
-              <w:t>（</w:t>
-            </w:r>
+              <w:t>（3）LRU 最近最久未使用算法实现</w:t>
+            </w:r>
+          </w:p>
+          <w:p>
+            <w:pPr>
+              <w:pStyle w:val="ad"/>
+              <w:ind w:firstLineChars="100" w:firstLine="180"/>
+              <w:rPr>
+                <w:rFonts w:hAnsi="宋体"/>
+                <w:sz w:val="18"/>
+                <w:szCs w:val="18"/>
+              </w:rPr>
+            </w:pPr>
             <w:r>
               <w:rPr>
                 <w:rFonts w:hAnsi="宋体" w:hint="eastAsia"/>
-                <w:b/>
-                <w:bCs/>
-                <w:sz w:val="18"/>
-                <w:szCs w:val="18"/>
-              </w:rPr>
-              <w:t>2</w:t>
-            </w:r>
+                <w:sz w:val="18"/>
+                <w:szCs w:val="18"/>
+              </w:rPr>
+              <w:t>利用 vector 容器模拟栈结构，栈底为最久未使用的页面，栈顶为最新使用的页面。每次访问命中时，将页面移至栈顶。</w:t>
+            </w:r>
+          </w:p>
+          <w:p>
+            <w:pPr>
+              <w:pStyle w:val="ad"/>
+              <w:ind w:firstLineChars="100" w:firstLine="180"/>
+              <w:rPr>
+                <w:rFonts w:hAnsi="宋体"/>
+                <w:sz w:val="18"/>
+                <w:szCs w:val="18"/>
+              </w:rPr>
+            </w:pPr>
             <w:r>
               <w:rPr>
                 <w:rFonts w:hAnsi="宋体" w:hint="eastAsia"/>
-                <w:b/>
-                <w:bCs/>
-                <w:sz w:val="18"/>
-                <w:szCs w:val="18"/>
-              </w:rPr>
-              <w:t>）</w:t>
-            </w:r>
+                <w:sz w:val="18"/>
+                <w:szCs w:val="18"/>
+              </w:rPr>
+              <w:t>// 关键代码段3：LRU算法核心逻辑（利用栈结构维护访问时间）</w:t>
+            </w:r>
+          </w:p>
+          <w:p>
+            <w:pPr>
+              <w:pStyle w:val="ad"/>
+              <w:ind w:firstLineChars="100" w:firstLine="180"/>
+              <w:rPr>
+                <w:rFonts w:hAnsi="宋体"/>
+                <w:sz w:val="18"/>
+                <w:szCs w:val="18"/>
+              </w:rPr>
+            </w:pPr>
+            <w:r>
+              <w:rPr>
+                <w:rFonts w:hAnsi="宋体"/>
+                <w:sz w:val="18"/>
+                <w:szCs w:val="18"/>
+              </w:rPr>
+              <w:t>auto it = find(memory.begin(), memory.end(), page);</w:t>
+            </w:r>
+          </w:p>
+          <w:p>
+            <w:pPr>
+              <w:pStyle w:val="ad"/>
+              <w:ind w:firstLineChars="100" w:firstLine="180"/>
+              <w:rPr>
+                <w:rFonts w:hAnsi="宋体"/>
+                <w:sz w:val="18"/>
+                <w:szCs w:val="18"/>
+              </w:rPr>
+            </w:pPr>
+            <w:r>
+              <w:rPr>
+                <w:rFonts w:hAnsi="宋体"/>
+                <w:sz w:val="18"/>
+                <w:szCs w:val="18"/>
+              </w:rPr>
+              <w:t>if (it != memory.end()) {</w:t>
+            </w:r>
+          </w:p>
+          <w:p>
+            <w:pPr>
+              <w:pStyle w:val="ad"/>
+              <w:ind w:firstLineChars="100" w:firstLine="180"/>
+              <w:rPr>
+                <w:rFonts w:hAnsi="宋体"/>
+                <w:sz w:val="18"/>
+                <w:szCs w:val="18"/>
+              </w:rPr>
+            </w:pPr>
             <w:r>
               <w:rPr>
                 <w:rFonts w:hAnsi="宋体" w:hint="eastAsia"/>
-                <w:b/>
-                <w:bCs/>
-                <w:sz w:val="18"/>
-                <w:szCs w:val="18"/>
-              </w:rPr>
-              <w:t>OPT 最佳置换算法实现</w:t>
-            </w:r>
-          </w:p>
-          <w:p>
-            <w:pPr>
-              <w:pStyle w:val="ac"/>
-              <w:ind w:firstLineChars="100" w:firstLine="180"/>
-              <w:rPr>
-                <w:rFonts w:hAnsi="宋体"/>
-                <w:sz w:val="18"/>
-                <w:szCs w:val="18"/>
-              </w:rPr>
-            </w:pPr>
-            <w:r>
-              <w:rPr>
-                <w:rFonts w:hAnsi="宋体" w:hint="eastAsia"/>
-                <w:sz w:val="18"/>
-                <w:szCs w:val="18"/>
-              </w:rPr>
-              <w:t>OPT 算法的核心在于“向后看”，查找当前内存中的页面在未来最晚被访问的时间点，以此决定淘汰对象。</w:t>
-            </w:r>
-          </w:p>
-          <w:p>
-            <w:pPr>
-              <w:pStyle w:val="ac"/>
-              <w:ind w:firstLineChars="100" w:firstLine="180"/>
-              <w:rPr>
-                <w:rFonts w:hAnsi="宋体" w:hint="eastAsia"/>
-                <w:sz w:val="18"/>
-                <w:szCs w:val="18"/>
-              </w:rPr>
-            </w:pPr>
-            <w:r>
-              <w:rPr>
-                <w:rFonts w:hAnsi="宋体" w:hint="eastAsia"/>
-                <w:sz w:val="18"/>
-                <w:szCs w:val="18"/>
-              </w:rPr>
-              <w:t>// 关键代码段2：OPT算法核心逻辑（向后扫描）</w:t>
-            </w:r>
-          </w:p>
-          <w:p>
-            <w:pPr>
-              <w:pStyle w:val="ac"/>
-              <w:ind w:firstLineChars="100" w:firstLine="180"/>
-              <w:rPr>
-                <w:rFonts w:hAnsi="宋体" w:hint="eastAsia"/>
-                <w:sz w:val="18"/>
-                <w:szCs w:val="18"/>
-              </w:rPr>
-            </w:pPr>
-            <w:r>
-              <w:rPr>
-                <w:rFonts w:hAnsi="宋体" w:hint="eastAsia"/>
-                <w:sz w:val="18"/>
-                <w:szCs w:val="18"/>
-              </w:rPr>
-              <w:t>// 发生缺页且内存已满时，寻找最远未来使用的页面</w:t>
-            </w:r>
-          </w:p>
-          <w:p>
-            <w:pPr>
-              <w:pStyle w:val="ac"/>
-              <w:ind w:firstLineChars="100" w:firstLine="180"/>
-              <w:rPr>
-                <w:rFonts w:hAnsi="宋体"/>
-                <w:sz w:val="18"/>
-                <w:szCs w:val="18"/>
-              </w:rPr>
-            </w:pPr>
-            <w:r>
-              <w:rPr>
-                <w:rFonts w:hAnsi="宋体"/>
-                <w:sz w:val="18"/>
-                <w:szCs w:val="18"/>
-              </w:rPr>
-              <w:t>int furthest_idx = -1;</w:t>
-            </w:r>
-          </w:p>
-          <w:p>
-            <w:pPr>
-              <w:pStyle w:val="ac"/>
-              <w:ind w:firstLineChars="100" w:firstLine="180"/>
-              <w:rPr>
-                <w:rFonts w:hAnsi="宋体"/>
-                <w:sz w:val="18"/>
-                <w:szCs w:val="18"/>
-              </w:rPr>
-            </w:pPr>
-            <w:r>
-              <w:rPr>
-                <w:rFonts w:hAnsi="宋体"/>
-                <w:sz w:val="18"/>
-                <w:szCs w:val="18"/>
-              </w:rPr>
-              <w:t>int victim_idx = -1;</w:t>
-            </w:r>
-          </w:p>
-          <w:p>
-            <w:pPr>
-              <w:pStyle w:val="ac"/>
-              <w:ind w:firstLineChars="100" w:firstLine="180"/>
-              <w:rPr>
-                <w:rFonts w:hAnsi="宋体"/>
-                <w:sz w:val="18"/>
-                <w:szCs w:val="18"/>
-              </w:rPr>
-            </w:pPr>
-          </w:p>
-          <w:p>
-            <w:pPr>
-              <w:pStyle w:val="ac"/>
-              <w:ind w:firstLineChars="100" w:firstLine="180"/>
-              <w:rPr>
-                <w:rFonts w:hAnsi="宋体"/>
-                <w:sz w:val="18"/>
-                <w:szCs w:val="18"/>
-              </w:rPr>
-            </w:pPr>
-            <w:r>
-              <w:rPr>
-                <w:rFonts w:hAnsi="宋体"/>
-                <w:sz w:val="18"/>
-                <w:szCs w:val="18"/>
-              </w:rPr>
-              <w:t>for (int m_idx = 0; m_idx &lt; memory.size(); m_idx++) {</w:t>
-            </w:r>
-          </w:p>
-          <w:p>
-            <w:pPr>
-              <w:pStyle w:val="ac"/>
-              <w:ind w:firstLineChars="100" w:firstLine="180"/>
-              <w:rPr>
-                <w:rFonts w:hAnsi="宋体" w:hint="eastAsia"/>
-                <w:sz w:val="18"/>
-                <w:szCs w:val="18"/>
-              </w:rPr>
-            </w:pPr>
-            <w:r>
-              <w:rPr>
-                <w:rFonts w:hAnsi="宋体" w:hint="eastAsia"/>
-                <w:sz w:val="18"/>
-                <w:szCs w:val="18"/>
-              </w:rPr>
-              <w:t xml:space="preserve">    int next_use = 99999; // 标记为无穷大</w:t>
-            </w:r>
-          </w:p>
-          <w:p>
-            <w:pPr>
-              <w:pStyle w:val="ac"/>
-              <w:ind w:firstLineChars="100" w:firstLine="180"/>
-              <w:rPr>
-                <w:rFonts w:hAnsi="宋体" w:hint="eastAsia"/>
-                <w:sz w:val="18"/>
-                <w:szCs w:val="18"/>
-              </w:rPr>
-            </w:pPr>
-            <w:r>
-              <w:rPr>
-                <w:rFonts w:hAnsi="宋体" w:hint="eastAsia"/>
-                <w:sz w:val="18"/>
-                <w:szCs w:val="18"/>
-              </w:rPr>
-              <w:t xml:space="preserve">    // 向后扫描指令流，寻找下一次出现的位置</w:t>
-            </w:r>
-          </w:p>
-          <w:p>
-            <w:pPr>
-              <w:pStyle w:val="ac"/>
-              <w:ind w:firstLineChars="100" w:firstLine="180"/>
-              <w:rPr>
-                <w:rFonts w:hAnsi="宋体"/>
-                <w:sz w:val="18"/>
-                <w:szCs w:val="18"/>
-              </w:rPr>
-            </w:pPr>
-            <w:r>
-              <w:rPr>
-                <w:rFonts w:hAnsi="宋体"/>
-                <w:sz w:val="18"/>
-                <w:szCs w:val="18"/>
-              </w:rPr>
-              <w:t xml:space="preserve">    for (int j = i + 1; j &lt; TOTAL_INSTRUCTIONS; j++) {</w:t>
-            </w:r>
-          </w:p>
-          <w:p>
-            <w:pPr>
-              <w:pStyle w:val="ac"/>
-              <w:ind w:firstLineChars="100" w:firstLine="180"/>
-              <w:rPr>
-                <w:rFonts w:hAnsi="宋体"/>
-                <w:sz w:val="18"/>
-                <w:szCs w:val="18"/>
-              </w:rPr>
-            </w:pPr>
-            <w:r>
-              <w:rPr>
-                <w:rFonts w:hAnsi="宋体"/>
-                <w:sz w:val="18"/>
-                <w:szCs w:val="18"/>
-              </w:rPr>
-              <w:t xml:space="preserve">        if (page_stream[j] == memory[m_idx]) {</w:t>
-            </w:r>
-          </w:p>
-          <w:p>
-            <w:pPr>
-              <w:pStyle w:val="ac"/>
-              <w:ind w:firstLineChars="100" w:firstLine="180"/>
-              <w:rPr>
-                <w:rFonts w:hAnsi="宋体"/>
-                <w:sz w:val="18"/>
-                <w:szCs w:val="18"/>
-              </w:rPr>
-            </w:pPr>
-            <w:r>
-              <w:rPr>
-                <w:rFonts w:hAnsi="宋体"/>
-                <w:sz w:val="18"/>
-                <w:szCs w:val="18"/>
-              </w:rPr>
-              <w:t xml:space="preserve">            next_use = j;</w:t>
-            </w:r>
-          </w:p>
-          <w:p>
-            <w:pPr>
-              <w:pStyle w:val="ac"/>
-              <w:ind w:firstLineChars="100" w:firstLine="180"/>
-              <w:rPr>
-                <w:rFonts w:hAnsi="宋体"/>
-                <w:sz w:val="18"/>
-                <w:szCs w:val="18"/>
-              </w:rPr>
-            </w:pPr>
-            <w:r>
-              <w:rPr>
-                <w:rFonts w:hAnsi="宋体"/>
-                <w:sz w:val="18"/>
-                <w:szCs w:val="18"/>
-              </w:rPr>
-              <w:t xml:space="preserve">            break;</w:t>
-            </w:r>
-          </w:p>
-          <w:p>
-            <w:pPr>
-              <w:pStyle w:val="ac"/>
-              <w:ind w:firstLineChars="100" w:firstLine="180"/>
-              <w:rPr>
-                <w:rFonts w:hAnsi="宋体"/>
-                <w:sz w:val="18"/>
-                <w:szCs w:val="18"/>
-              </w:rPr>
-            </w:pPr>
-            <w:r>
-              <w:rPr>
-                <w:rFonts w:hAnsi="宋体"/>
-                <w:sz w:val="18"/>
-                <w:szCs w:val="18"/>
-              </w:rPr>
-              <w:t xml:space="preserve">        }</w:t>
-            </w:r>
-          </w:p>
-          <w:p>
-            <w:pPr>
-              <w:pStyle w:val="ac"/>
-              <w:ind w:firstLineChars="100" w:firstLine="180"/>
-              <w:rPr>
-                <w:rFonts w:hAnsi="宋体"/>
-                <w:sz w:val="18"/>
-                <w:szCs w:val="18"/>
-              </w:rPr>
-            </w:pPr>
-            <w:r>
-              <w:rPr>
-                <w:rFonts w:hAnsi="宋体"/>
-                <w:sz w:val="18"/>
-                <w:szCs w:val="18"/>
-              </w:rPr>
-              <w:t xml:space="preserve">    }</w:t>
-            </w:r>
-          </w:p>
-          <w:p>
-            <w:pPr>
-              <w:pStyle w:val="ac"/>
-              <w:ind w:firstLineChars="100" w:firstLine="180"/>
-              <w:rPr>
-                <w:rFonts w:hAnsi="宋体" w:hint="eastAsia"/>
-                <w:sz w:val="18"/>
-                <w:szCs w:val="18"/>
-              </w:rPr>
-            </w:pPr>
-            <w:r>
-              <w:rPr>
-                <w:rFonts w:hAnsi="宋体" w:hint="eastAsia"/>
-                <w:sz w:val="18"/>
-                <w:szCs w:val="18"/>
-              </w:rPr>
-              <w:t xml:space="preserve">    // 记录下一次使用最晚的页面下标</w:t>
-            </w:r>
-          </w:p>
-          <w:p>
-            <w:pPr>
-              <w:pStyle w:val="ac"/>
-              <w:ind w:firstLineChars="100" w:firstLine="180"/>
-              <w:rPr>
-                <w:rFonts w:hAnsi="宋体"/>
-                <w:sz w:val="18"/>
-                <w:szCs w:val="18"/>
-              </w:rPr>
-            </w:pPr>
-            <w:r>
-              <w:rPr>
-                <w:rFonts w:hAnsi="宋体"/>
-                <w:sz w:val="18"/>
-                <w:szCs w:val="18"/>
-              </w:rPr>
-              <w:t xml:space="preserve">    if (next_use &gt; furthest_idx) {</w:t>
-            </w:r>
-          </w:p>
-          <w:p>
-            <w:pPr>
-              <w:pStyle w:val="ac"/>
-              <w:ind w:firstLineChars="100" w:firstLine="180"/>
-              <w:rPr>
-                <w:rFonts w:hAnsi="宋体"/>
-                <w:sz w:val="18"/>
-                <w:szCs w:val="18"/>
-              </w:rPr>
-            </w:pPr>
-            <w:r>
-              <w:rPr>
-                <w:rFonts w:hAnsi="宋体"/>
-                <w:sz w:val="18"/>
-                <w:szCs w:val="18"/>
-              </w:rPr>
-              <w:t xml:space="preserve">        furthest_idx = next_use;</w:t>
-            </w:r>
-          </w:p>
-          <w:p>
-            <w:pPr>
-              <w:pStyle w:val="ac"/>
-              <w:ind w:firstLineChars="100" w:firstLine="180"/>
-              <w:rPr>
-                <w:rFonts w:hAnsi="宋体"/>
-                <w:sz w:val="18"/>
-                <w:szCs w:val="18"/>
-              </w:rPr>
-            </w:pPr>
-            <w:r>
-              <w:rPr>
-                <w:rFonts w:hAnsi="宋体"/>
-                <w:sz w:val="18"/>
-                <w:szCs w:val="18"/>
-              </w:rPr>
-              <w:t xml:space="preserve">        victim_idx = m_idx;</w:t>
-            </w:r>
-          </w:p>
-          <w:p>
-            <w:pPr>
-              <w:pStyle w:val="ac"/>
-              <w:ind w:firstLineChars="100" w:firstLine="180"/>
-              <w:rPr>
-                <w:rFonts w:hAnsi="宋体"/>
-                <w:sz w:val="18"/>
-                <w:szCs w:val="18"/>
-              </w:rPr>
-            </w:pPr>
-            <w:r>
-              <w:rPr>
-                <w:rFonts w:hAnsi="宋体"/>
-                <w:sz w:val="18"/>
-                <w:szCs w:val="18"/>
-              </w:rPr>
-              <w:t xml:space="preserve">    }</w:t>
-            </w:r>
-          </w:p>
-          <w:p>
-            <w:pPr>
-              <w:pStyle w:val="ac"/>
-              <w:ind w:firstLineChars="100" w:firstLine="180"/>
-              <w:rPr>
-                <w:rFonts w:hAnsi="宋体"/>
-                <w:sz w:val="18"/>
-                <w:szCs w:val="18"/>
-              </w:rPr>
-            </w:pPr>
-            <w:r>
-              <w:rPr>
-                <w:rFonts w:hAnsi="宋体"/>
-                <w:sz w:val="18"/>
-                <w:szCs w:val="18"/>
-              </w:rPr>
-              <w:t>}</w:t>
-            </w:r>
-          </w:p>
-          <w:p>
-            <w:pPr>
-              <w:pStyle w:val="ac"/>
-              <w:ind w:firstLineChars="100" w:firstLine="180"/>
-              <w:rPr>
-                <w:rFonts w:hAnsi="宋体"/>
-                <w:sz w:val="18"/>
-                <w:szCs w:val="18"/>
-              </w:rPr>
-            </w:pPr>
-            <w:r>
-              <w:rPr>
-                <w:rFonts w:hAnsi="宋体" w:hint="eastAsia"/>
-                <w:sz w:val="18"/>
-                <w:szCs w:val="18"/>
-              </w:rPr>
-              <w:t>memory[victim_idx] = page; // 执行替换</w:t>
-            </w:r>
-          </w:p>
-          <w:p>
-            <w:pPr>
-              <w:pStyle w:val="ac"/>
-              <w:ind w:firstLineChars="100" w:firstLine="180"/>
-              <w:rPr>
-                <w:rFonts w:hAnsi="宋体"/>
-                <w:sz w:val="18"/>
-                <w:szCs w:val="18"/>
-              </w:rPr>
-            </w:pPr>
-          </w:p>
-          <w:p>
-            <w:pPr>
-              <w:pStyle w:val="ac"/>
-              <w:ind w:firstLineChars="100" w:firstLine="181"/>
-              <w:rPr>
-                <w:rFonts w:hAnsi="宋体"/>
-                <w:b/>
-                <w:bCs/>
-                <w:sz w:val="18"/>
-                <w:szCs w:val="18"/>
-              </w:rPr>
-            </w:pPr>
-            <w:r>
-              <w:rPr>
-                <w:rFonts w:hAnsi="宋体" w:hint="eastAsia"/>
-                <w:b/>
-                <w:bCs/>
-                <w:sz w:val="18"/>
-                <w:szCs w:val="18"/>
-              </w:rPr>
-              <w:t>（</w:t>
-            </w:r>
-            <w:r>
-              <w:rPr>
-                <w:rFonts w:hAnsi="宋体" w:hint="eastAsia"/>
-                <w:b/>
-                <w:bCs/>
-                <w:sz w:val="18"/>
-                <w:szCs w:val="18"/>
-              </w:rPr>
-              <w:t>3</w:t>
-            </w:r>
-            <w:r>
-              <w:rPr>
-                <w:rFonts w:hAnsi="宋体" w:hint="eastAsia"/>
-                <w:b/>
-                <w:bCs/>
-                <w:sz w:val="18"/>
-                <w:szCs w:val="18"/>
-              </w:rPr>
-              <w:t>）</w:t>
-            </w:r>
-            <w:r>
-              <w:rPr>
-                <w:rFonts w:hAnsi="宋体" w:hint="eastAsia"/>
-                <w:b/>
-                <w:bCs/>
-                <w:sz w:val="18"/>
-                <w:szCs w:val="18"/>
-              </w:rPr>
-              <w:t>LRU 最近最久未使用算法实现</w:t>
-            </w:r>
-          </w:p>
-          <w:p>
-            <w:pPr>
-              <w:pStyle w:val="ac"/>
-              <w:ind w:firstLineChars="100" w:firstLine="180"/>
-              <w:rPr>
-                <w:rFonts w:hAnsi="宋体"/>
-                <w:sz w:val="18"/>
-                <w:szCs w:val="18"/>
-              </w:rPr>
-            </w:pPr>
-            <w:r>
-              <w:rPr>
-                <w:rFonts w:hAnsi="宋体" w:hint="eastAsia"/>
-                <w:sz w:val="18"/>
-                <w:szCs w:val="18"/>
-              </w:rPr>
-              <w:t>利用 vector 容器模拟栈结构，栈底为最久未使用的页面，栈顶为最新使用的页面。每次访问命中时，将页面移至栈顶。</w:t>
-            </w:r>
-          </w:p>
-          <w:p>
-            <w:pPr>
-              <w:pStyle w:val="ac"/>
-              <w:ind w:firstLineChars="100" w:firstLine="180"/>
-              <w:rPr>
-                <w:rFonts w:hAnsi="宋体" w:hint="eastAsia"/>
-                <w:sz w:val="18"/>
-                <w:szCs w:val="18"/>
-              </w:rPr>
-            </w:pPr>
-            <w:r>
-              <w:rPr>
-                <w:rFonts w:hAnsi="宋体" w:hint="eastAsia"/>
-                <w:sz w:val="18"/>
-                <w:szCs w:val="18"/>
-              </w:rPr>
-              <w:t>// 关键代码段3：LRU算法核心逻辑（利用栈结构维护访问时间）</w:t>
-            </w:r>
-          </w:p>
-          <w:p>
-            <w:pPr>
-              <w:pStyle w:val="ac"/>
-              <w:ind w:firstLineChars="100" w:firstLine="180"/>
-              <w:rPr>
-                <w:rFonts w:hAnsi="宋体"/>
-                <w:sz w:val="18"/>
-                <w:szCs w:val="18"/>
-              </w:rPr>
-            </w:pPr>
-            <w:r>
-              <w:rPr>
-                <w:rFonts w:hAnsi="宋体"/>
-                <w:sz w:val="18"/>
-                <w:szCs w:val="18"/>
-              </w:rPr>
-              <w:t>auto it = find(memory.begin(), memory.end(), page);</w:t>
-            </w:r>
-          </w:p>
-          <w:p>
-            <w:pPr>
-              <w:pStyle w:val="ac"/>
-              <w:ind w:firstLineChars="100" w:firstLine="180"/>
-              <w:rPr>
-                <w:rFonts w:hAnsi="宋体"/>
-                <w:sz w:val="18"/>
-                <w:szCs w:val="18"/>
-              </w:rPr>
-            </w:pPr>
-            <w:r>
-              <w:rPr>
-                <w:rFonts w:hAnsi="宋体"/>
-                <w:sz w:val="18"/>
-                <w:szCs w:val="18"/>
-              </w:rPr>
-              <w:t>if (it != memory.end()) {</w:t>
-            </w:r>
-          </w:p>
-          <w:p>
-            <w:pPr>
-              <w:pStyle w:val="ac"/>
-              <w:ind w:firstLineChars="100" w:firstLine="180"/>
-              <w:rPr>
-                <w:rFonts w:hAnsi="宋体" w:hint="eastAsia"/>
-                <w:sz w:val="18"/>
-                <w:szCs w:val="18"/>
-              </w:rPr>
-            </w:pPr>
-            <w:r>
-              <w:rPr>
-                <w:rFonts w:hAnsi="宋体" w:hint="eastAsia"/>
                 <w:sz w:val="18"/>
                 <w:szCs w:val="18"/>
               </w:rPr>
@@ -2914,7 +2820,7 @@
           </w:p>
           <w:p>
             <w:pPr>
-              <w:pStyle w:val="ac"/>
+              <w:pStyle w:val="ad"/>
               <w:ind w:firstLineChars="100" w:firstLine="180"/>
               <w:rPr>
                 <w:rFonts w:hAnsi="宋体"/>
@@ -2934,7 +2840,7 @@
           </w:p>
           <w:p>
             <w:pPr>
-              <w:pStyle w:val="ac"/>
+              <w:pStyle w:val="ad"/>
               <w:ind w:firstLineChars="100" w:firstLine="180"/>
               <w:rPr>
                 <w:rFonts w:hAnsi="宋体"/>
@@ -2953,7 +2859,7 @@
           </w:p>
           <w:p>
             <w:pPr>
-              <w:pStyle w:val="ac"/>
+              <w:pStyle w:val="ad"/>
               <w:ind w:firstLineChars="100" w:firstLine="180"/>
               <w:rPr>
                 <w:rFonts w:hAnsi="宋体"/>
@@ -2972,13 +2878,108 @@
           </w:p>
           <w:p>
             <w:pPr>
-              <w:pStyle w:val="ac"/>
+              <w:pStyle w:val="ad"/>
               <w:ind w:firstLineChars="100" w:firstLine="180"/>
               <w:rPr>
+                <w:rFonts w:hAnsi="宋体"/>
+                <w:sz w:val="18"/>
+                <w:szCs w:val="18"/>
+              </w:rPr>
+            </w:pPr>
+            <w:r>
+              <w:rPr>
                 <w:rFonts w:hAnsi="宋体" w:hint="eastAsia"/>
                 <w:sz w:val="18"/>
                 <w:szCs w:val="18"/>
               </w:rPr>
+              <w:t xml:space="preserve">    // 缺页</w:t>
+            </w:r>
+          </w:p>
+          <w:p>
+            <w:pPr>
+              <w:pStyle w:val="ad"/>
+              <w:ind w:firstLineChars="100" w:firstLine="180"/>
+              <w:rPr>
+                <w:rFonts w:hAnsi="宋体"/>
+                <w:sz w:val="18"/>
+                <w:szCs w:val="18"/>
+              </w:rPr>
+            </w:pPr>
+            <w:r>
+              <w:rPr>
+                <w:rFonts w:hAnsi="宋体"/>
+                <w:sz w:val="18"/>
+                <w:szCs w:val="18"/>
+              </w:rPr>
+              <w:t xml:space="preserve">    page_faults++;</w:t>
+            </w:r>
+          </w:p>
+          <w:p>
+            <w:pPr>
+              <w:pStyle w:val="ad"/>
+              <w:ind w:firstLineChars="100" w:firstLine="180"/>
+              <w:rPr>
+                <w:rFonts w:hAnsi="宋体"/>
+                <w:sz w:val="18"/>
+                <w:szCs w:val="18"/>
+              </w:rPr>
+            </w:pPr>
+            <w:r>
+              <w:rPr>
+                <w:rFonts w:hAnsi="宋体"/>
+                <w:sz w:val="18"/>
+                <w:szCs w:val="18"/>
+              </w:rPr>
+              <w:t xml:space="preserve">    if (memory.size() &lt; capacity) {</w:t>
+            </w:r>
+          </w:p>
+          <w:p>
+            <w:pPr>
+              <w:pStyle w:val="ad"/>
+              <w:ind w:firstLineChars="100" w:firstLine="180"/>
+              <w:rPr>
+                <w:rFonts w:hAnsi="宋体"/>
+                <w:sz w:val="18"/>
+                <w:szCs w:val="18"/>
+              </w:rPr>
+            </w:pPr>
+            <w:r>
+              <w:rPr>
+                <w:rFonts w:hAnsi="宋体"/>
+                <w:sz w:val="18"/>
+                <w:szCs w:val="18"/>
+              </w:rPr>
+              <w:t xml:space="preserve">        memory.push_back(page);</w:t>
+            </w:r>
+          </w:p>
+          <w:p>
+            <w:pPr>
+              <w:pStyle w:val="ad"/>
+              <w:ind w:firstLineChars="100" w:firstLine="180"/>
+              <w:rPr>
+                <w:rFonts w:hAnsi="宋体"/>
+                <w:sz w:val="18"/>
+                <w:szCs w:val="18"/>
+              </w:rPr>
+            </w:pPr>
+            <w:r>
+              <w:rPr>
+                <w:rFonts w:hAnsi="宋体"/>
+                <w:sz w:val="18"/>
+                <w:szCs w:val="18"/>
+              </w:rPr>
+              <w:t xml:space="preserve">    } else {</w:t>
+            </w:r>
+          </w:p>
+          <w:p>
+            <w:pPr>
+              <w:pStyle w:val="ad"/>
+              <w:ind w:firstLineChars="100" w:firstLine="180"/>
+              <w:rPr>
+                <w:rFonts w:hAnsi="宋体"/>
+                <w:sz w:val="18"/>
+                <w:szCs w:val="18"/>
+              </w:rPr>
             </w:pPr>
             <w:r>
               <w:rPr>
@@ -2986,12 +2987,12 @@
                 <w:sz w:val="18"/>
                 <w:szCs w:val="18"/>
               </w:rPr>
-              <w:t xml:space="preserve">    // 缺页</w:t>
-            </w:r>
-          </w:p>
-          <w:p>
-            <w:pPr>
-              <w:pStyle w:val="ac"/>
+              <w:t xml:space="preserve">        // 内存已满：淘汰栈底元素（memory.begin()即最久未使用的页面）</w:t>
+            </w:r>
+          </w:p>
+          <w:p>
+            <w:pPr>
+              <w:pStyle w:val="ad"/>
               <w:ind w:firstLineChars="100" w:firstLine="180"/>
               <w:rPr>
                 <w:rFonts w:hAnsi="宋体"/>
@@ -3005,12 +3006,12 @@
                 <w:sz w:val="18"/>
                 <w:szCs w:val="18"/>
               </w:rPr>
-              <w:t xml:space="preserve">    page_faults++;</w:t>
-            </w:r>
-          </w:p>
-          <w:p>
-            <w:pPr>
-              <w:pStyle w:val="ac"/>
+              <w:t xml:space="preserve">        memory.erase(memory.begin()); </w:t>
+            </w:r>
+          </w:p>
+          <w:p>
+            <w:pPr>
+              <w:pStyle w:val="ad"/>
               <w:ind w:firstLineChars="100" w:firstLine="180"/>
               <w:rPr>
                 <w:rFonts w:hAnsi="宋体"/>
@@ -3024,12 +3025,12 @@
                 <w:sz w:val="18"/>
                 <w:szCs w:val="18"/>
               </w:rPr>
-              <w:t xml:space="preserve">    if (memory.size() &lt; capacity) {</w:t>
-            </w:r>
-          </w:p>
-          <w:p>
-            <w:pPr>
-              <w:pStyle w:val="ac"/>
+              <w:t xml:space="preserve">        memory.push_back(page);</w:t>
+            </w:r>
+          </w:p>
+          <w:p>
+            <w:pPr>
+              <w:pStyle w:val="ad"/>
               <w:ind w:firstLineChars="100" w:firstLine="180"/>
               <w:rPr>
                 <w:rFonts w:hAnsi="宋体"/>
@@ -3043,110 +3044,15 @@
                 <w:sz w:val="18"/>
                 <w:szCs w:val="18"/>
               </w:rPr>
-              <w:t xml:space="preserve">        memory.push_back(page);</w:t>
-            </w:r>
-          </w:p>
-          <w:p>
-            <w:pPr>
-              <w:pStyle w:val="ac"/>
+              <w:t xml:space="preserve">    }</w:t>
+            </w:r>
+          </w:p>
+          <w:p>
+            <w:pPr>
+              <w:pStyle w:val="ad"/>
               <w:ind w:firstLineChars="100" w:firstLine="180"/>
               <w:rPr>
                 <w:rFonts w:hAnsi="宋体"/>
-                <w:sz w:val="18"/>
-                <w:szCs w:val="18"/>
-              </w:rPr>
-            </w:pPr>
-            <w:r>
-              <w:rPr>
-                <w:rFonts w:hAnsi="宋体"/>
-                <w:sz w:val="18"/>
-                <w:szCs w:val="18"/>
-              </w:rPr>
-              <w:t xml:space="preserve">    } else {</w:t>
-            </w:r>
-          </w:p>
-          <w:p>
-            <w:pPr>
-              <w:pStyle w:val="ac"/>
-              <w:ind w:firstLineChars="100" w:firstLine="180"/>
-              <w:rPr>
-                <w:rFonts w:hAnsi="宋体" w:hint="eastAsia"/>
-                <w:sz w:val="18"/>
-                <w:szCs w:val="18"/>
-              </w:rPr>
-            </w:pPr>
-            <w:r>
-              <w:rPr>
-                <w:rFonts w:hAnsi="宋体" w:hint="eastAsia"/>
-                <w:sz w:val="18"/>
-                <w:szCs w:val="18"/>
-              </w:rPr>
-              <w:t xml:space="preserve">        // 内存已满：淘汰栈底元素（memory.begin()即最久未使用的页面）</w:t>
-            </w:r>
-          </w:p>
-          <w:p>
-            <w:pPr>
-              <w:pStyle w:val="ac"/>
-              <w:ind w:firstLineChars="100" w:firstLine="180"/>
-              <w:rPr>
-                <w:rFonts w:hAnsi="宋体"/>
-                <w:sz w:val="18"/>
-                <w:szCs w:val="18"/>
-              </w:rPr>
-            </w:pPr>
-            <w:r>
-              <w:rPr>
-                <w:rFonts w:hAnsi="宋体"/>
-                <w:sz w:val="18"/>
-                <w:szCs w:val="18"/>
-              </w:rPr>
-              <w:t xml:space="preserve">        memory.erase(memory.begin()); </w:t>
-            </w:r>
-          </w:p>
-          <w:p>
-            <w:pPr>
-              <w:pStyle w:val="ac"/>
-              <w:ind w:firstLineChars="100" w:firstLine="180"/>
-              <w:rPr>
-                <w:rFonts w:hAnsi="宋体"/>
-                <w:sz w:val="18"/>
-                <w:szCs w:val="18"/>
-              </w:rPr>
-            </w:pPr>
-            <w:r>
-              <w:rPr>
-                <w:rFonts w:hAnsi="宋体"/>
-                <w:sz w:val="18"/>
-                <w:szCs w:val="18"/>
-              </w:rPr>
-              <w:t xml:space="preserve">        memory.push_back(page);</w:t>
-            </w:r>
-          </w:p>
-          <w:p>
-            <w:pPr>
-              <w:pStyle w:val="ac"/>
-              <w:ind w:firstLineChars="100" w:firstLine="180"/>
-              <w:rPr>
-                <w:rFonts w:hAnsi="宋体"/>
-                <w:sz w:val="18"/>
-                <w:szCs w:val="18"/>
-              </w:rPr>
-            </w:pPr>
-            <w:r>
-              <w:rPr>
-                <w:rFonts w:hAnsi="宋体"/>
-                <w:sz w:val="18"/>
-                <w:szCs w:val="18"/>
-              </w:rPr>
-              <w:t xml:space="preserve">    }</w:t>
-            </w:r>
-          </w:p>
-          <w:p>
-            <w:pPr>
-              <w:pStyle w:val="ac"/>
-              <w:ind w:firstLineChars="100" w:firstLine="180"/>
-              <w:rPr>
-                <w:rFonts w:hAnsi="宋体" w:hint="eastAsia"/>
                 <w:sz w:val="18"/>
                 <w:szCs w:val="18"/>
               </w:rPr>
@@ -3177,28 +3083,27 @@
                 <w:tab w:val="left" w:pos="5970"/>
               </w:tabs>
               <w:rPr>
+                <w:sz w:val="15"/>
+                <w:szCs w:val="15"/>
+              </w:rPr>
+            </w:pPr>
+            <w:r>
+              <w:rPr>
+                <w:rFonts w:ascii="楷体_GB2312" w:eastAsia="楷体_GB2312" w:hint="eastAsia"/>
+                <w:b/>
+                <w:bCs/>
+                <w:sz w:val="18"/>
+                <w:szCs w:val="18"/>
+              </w:rPr>
+              <w:lastRenderedPageBreak/>
+              <w:t>【实验结果或总结】</w:t>
+            </w:r>
+            <w:r>
+              <w:rPr>
                 <w:rFonts w:hint="eastAsia"/>
                 <w:sz w:val="15"/>
                 <w:szCs w:val="15"/>
               </w:rPr>
-            </w:pPr>
-            <w:r>
-              <w:rPr>
-                <w:rFonts w:ascii="楷体_GB2312" w:eastAsia="楷体_GB2312" w:hint="eastAsia"/>
-                <w:b/>
-                <w:bCs/>
-                <w:sz w:val="18"/>
-                <w:szCs w:val="18"/>
-              </w:rPr>
-              <w:lastRenderedPageBreak/>
-              <w:t>【实验结果或总结】</w:t>
-            </w:r>
-            <w:r>
-              <w:rPr>
-                <w:rFonts w:hint="eastAsia"/>
-                <w:sz w:val="15"/>
-                <w:szCs w:val="15"/>
-              </w:rPr>
               <w:t>（对实验结果进行相应分析，或总结实验的心得体会，并提出实验的改进意见）</w:t>
             </w:r>
           </w:p>
@@ -3260,7 +3165,7 @@
           </w:p>
           <w:p>
             <w:pPr>
-              <w:ind w:right="360"/>
+              <w:ind w:right="360" w:firstLineChars="100" w:firstLine="210"/>
               <w:rPr>
                 <w:rFonts w:ascii="宋体" w:hAnsi="宋体" w:hint="eastAsia"/>
                 <w:sz w:val="18"/>
@@ -3269,17 +3174,14 @@
             </w:pPr>
             <w:r>
               <w:rPr>
-                <w:rFonts w:ascii="楷体_GB2312" w:eastAsia="楷体_GB2312"/>
-                <w:b/>
-                <w:bCs/>
-                <w:sz w:val="18"/>
-                <w:szCs w:val="18"/>
-              </w:rPr>
+                <w:noProof/>
+              </w:rPr>
+              <w:lastRenderedPageBreak/>
               <w:drawing>
-                <wp:inline distT="0" distB="0" distL="0" distR="0" wp14:anchorId="58D26466" wp14:editId="1A62946B">
-                  <wp:extent cx="5257165" cy="2595880"/>
+                <wp:inline distT="0" distB="0" distL="0" distR="0" wp14:anchorId="134ABBB8" wp14:editId="35103638">
+                  <wp:extent cx="5257165" cy="4425950"/>
                   <wp:effectExtent l="0" t="0" r="635" b="0"/>
-                  <wp:docPr id="1033336113" name="图片 1"/>
+                  <wp:docPr id="1151577799" name="图片 1"/>
                   <wp:cNvGraphicFramePr>
                     <a:graphicFrameLocks xmlns:a="http://schemas.openxmlformats.org/drawingml/2006/main" noChangeAspect="1"/>
                   </wp:cNvGraphicFramePr>
@@ -3287,7 +3189,7 @@
                     <a:graphicData uri="http://schemas.openxmlformats.org/drawingml/2006/picture">
                       <pic:pic xmlns:pic="http://schemas.openxmlformats.org/drawingml/2006/picture">
                         <pic:nvPicPr>
-                          <pic:cNvPr id="1033336113" name=""/>
+                          <pic:cNvPr id="1151577799" name=""/>
                           <pic:cNvPicPr/>
                         </pic:nvPicPr>
                         <pic:blipFill>
@@ -3299,7 +3201,7 @@
                         <pic:spPr>
                           <a:xfrm>
                             <a:off x="0" y="0"/>
-                            <a:ext cx="5257165" cy="2595880"/>
+                            <a:ext cx="5257165" cy="4425950"/>
                           </a:xfrm>
                           <a:prstGeom prst="rect">
                             <a:avLst/>
@@ -3314,6 +3216,59 @@
           </w:p>
           <w:p>
             <w:pPr>
+              <w:ind w:right="360"/>
+              <w:rPr>
+                <w:rFonts w:ascii="宋体" w:hAnsi="宋体"/>
+                <w:sz w:val="18"/>
+                <w:szCs w:val="18"/>
+              </w:rPr>
+            </w:pPr>
+            <w:r>
+              <w:rPr>
+                <w:rFonts w:ascii="宋体" w:hAnsi="宋体"/>
+                <w:sz w:val="18"/>
+                <w:szCs w:val="18"/>
+              </w:rPr>
+              <w:lastRenderedPageBreak/>
+              <w:drawing>
+                <wp:inline distT="0" distB="0" distL="0" distR="0" wp14:anchorId="78801075" wp14:editId="64044C7E">
+                  <wp:extent cx="5257165" cy="3154045"/>
+                  <wp:effectExtent l="0" t="0" r="635" b="8255"/>
+                  <wp:docPr id="1427582266" name="图片 1"/>
+                  <wp:cNvGraphicFramePr>
+                    <a:graphicFrameLocks xmlns:a="http://schemas.openxmlformats.org/drawingml/2006/main" noChangeAspect="1"/>
+                  </wp:cNvGraphicFramePr>
+                  <a:graphic xmlns:a="http://schemas.openxmlformats.org/drawingml/2006/main">
+                    <a:graphicData uri="http://schemas.openxmlformats.org/drawingml/2006/picture">
+                      <pic:pic xmlns:pic="http://schemas.openxmlformats.org/drawingml/2006/picture">
+                        <pic:nvPicPr>
+                          <pic:cNvPr id="1427582266" name=""/>
+                          <pic:cNvPicPr/>
+                        </pic:nvPicPr>
+                        <pic:blipFill>
+                          <a:blip r:embed="rId11"/>
+                          <a:stretch>
+                            <a:fillRect/>
+                          </a:stretch>
+                        </pic:blipFill>
+                        <pic:spPr>
+                          <a:xfrm>
+                            <a:off x="0" y="0"/>
+                            <a:ext cx="5257165" cy="3154045"/>
+                          </a:xfrm>
+                          <a:prstGeom prst="rect">
+                            <a:avLst/>
+                          </a:prstGeom>
+                        </pic:spPr>
+                      </pic:pic>
+                    </a:graphicData>
+                  </a:graphic>
+                </wp:inline>
+              </w:drawing>
+            </w:r>
+          </w:p>
+          <w:p>
+            <w:pPr>
               <w:ind w:right="360" w:firstLineChars="100" w:firstLine="181"/>
               <w:rPr>
                 <w:rFonts w:ascii="宋体" w:hAnsi="宋体"/>
@@ -3369,16 +3324,7 @@
                 <w:sz w:val="18"/>
                 <w:szCs w:val="18"/>
               </w:rPr>
-              <w:t>：从数据可见，在所有内存大小下，OPT（最佳淘汰算法）的命中率始终高于其他算法。这验证了 OPT 算法作为理论上限的地位，它利用了“预知未来”的信息，虽然在实</w:t>
-            </w:r>
-            <w:r>
-              <w:rPr>
-                <w:rFonts w:ascii="宋体" w:hAnsi="宋体" w:hint="eastAsia"/>
-                <w:sz w:val="18"/>
-                <w:szCs w:val="18"/>
-              </w:rPr>
-              <w:lastRenderedPageBreak/>
-              <w:t>际系统中不可实现，但非常适合作为评价其他算法性能的基准。</w:t>
+              <w:t>：从数据可见，在所有内存大小下，OPT（最佳淘汰算法）的命中率始终高于其他算法。这验证了 OPT 算法作为理论上限的地位，它利用了“预知未来”的信息，虽然在实际系统中不可实现，但非常适合作为评价其他算法性能的基准。</w:t>
             </w:r>
           </w:p>
           <w:p>
@@ -3421,7 +3367,7 @@
           </w:p>
           <w:p>
             <w:pPr>
-              <w:pStyle w:val="ae"/>
+              <w:pStyle w:val="af1"/>
               <w:numPr>
                 <w:ilvl w:val="0"/>
                 <w:numId w:val="50"/>
@@ -3444,7 +3390,7 @@
           </w:p>
           <w:p>
             <w:pPr>
-              <w:pStyle w:val="ae"/>
+              <w:pStyle w:val="af1"/>
               <w:numPr>
                 <w:ilvl w:val="0"/>
                 <w:numId w:val="50"/>
@@ -3467,7 +3413,7 @@
           </w:p>
           <w:p>
             <w:pPr>
-              <w:pStyle w:val="ae"/>
+              <w:pStyle w:val="af1"/>
               <w:numPr>
                 <w:ilvl w:val="0"/>
                 <w:numId w:val="50"/>
@@ -3502,7 +3448,7 @@
                   <w:sz w:val="18"/>
                   <w:szCs w:val="18"/>
                 </w:rPr>
-                <m:t>–</m:t>
+                <m:t>-</m:t>
               </m:r>
               <m:r>
                 <w:rPr>
@@ -3616,7 +3562,7 @@
           </w:p>
           <w:p>
             <w:pPr>
-              <w:pStyle w:val="ae"/>
+              <w:pStyle w:val="af1"/>
               <w:numPr>
                 <w:ilvl w:val="0"/>
                 <w:numId w:val="49"/>
@@ -3639,7 +3585,7 @@
           </w:p>
           <w:p>
             <w:pPr>
-              <w:pStyle w:val="ae"/>
+              <w:pStyle w:val="af1"/>
               <w:numPr>
                 <w:ilvl w:val="0"/>
                 <w:numId w:val="49"/>
@@ -3662,25 +3608,34 @@
           </w:p>
           <w:p>
             <w:pPr>
-              <w:pStyle w:val="ae"/>
+              <w:pStyle w:val="af1"/>
               <w:numPr>
                 <w:ilvl w:val="0"/>
                 <w:numId w:val="49"/>
               </w:numPr>
               <w:ind w:right="360" w:firstLineChars="0"/>
               <w:rPr>
+                <w:rFonts w:ascii="宋体" w:hAnsi="宋体"/>
+                <w:sz w:val="18"/>
+                <w:szCs w:val="18"/>
+              </w:rPr>
+            </w:pPr>
+            <w:r>
+              <w:rPr>
                 <w:rFonts w:ascii="宋体" w:hAnsi="宋体" w:hint="eastAsia"/>
                 <w:sz w:val="18"/>
                 <w:szCs w:val="18"/>
               </w:rPr>
-            </w:pPr>
+              <w:t>LRU 与 FIFO：在本轮特定的随机序列下，LRU 并没有表现出对 FIFO 的绝对优势，两者交替</w:t>
+            </w:r>
             <w:r>
               <w:rPr>
                 <w:rFonts w:ascii="宋体" w:hAnsi="宋体" w:hint="eastAsia"/>
                 <w:sz w:val="18"/>
                 <w:szCs w:val="18"/>
               </w:rPr>
-              <w:t>LRU 与 FIFO：在本轮特定的随机序列下，LRU 并没有表现出对 FIFO 的绝对优势，两者交替领先。这说明在特定的局部性不明显或抖动较多的随机序列下，LRU 的优势可能被削弱。</w:t>
+              <w:lastRenderedPageBreak/>
+              <w:t>领先。这说明在特定的局部性不明显或抖动较多的随机序列下，LRU 的优势可能被削弱。</w:t>
             </w:r>
           </w:p>
         </w:tc>
@@ -3689,7 +3644,6 @@
     <w:p>
       <w:pPr>
         <w:rPr>
-          <w:rFonts w:hint="eastAsia"/>
           <w:sz w:val="10"/>
           <w:szCs w:val="10"/>
           <w:u w:val="single"/>
@@ -3697,8 +3651,8 @@
       </w:pPr>
     </w:p>
     <w:sectPr>
-      <w:footerReference w:type="even" r:id="rId11"/>
-      <w:footerReference w:type="default" r:id="rId12"/>
+      <w:footerReference w:type="even" r:id="rId12"/>
+      <w:footerReference w:type="default" r:id="rId13"/>
       <w:pgSz w:w="11906" w:h="16838"/>
       <w:pgMar w:top="2948" w:right="1133" w:bottom="2948" w:left="2494" w:header="2381" w:footer="2324" w:gutter="0"/>
       <w:pgNumType w:start="0"/>
@@ -9733,6 +9687,50 @@
     <w:lsdException w:name="Hyperlink" w:uiPriority="99"/>
     <w:lsdException w:name="Strong" w:qFormat="1"/>
     <w:lsdException w:name="Emphasis" w:qFormat="1"/>
+    <w:lsdException w:name="Normal Table" w:semiHidden="1" w:unhideWhenUsed="1"/>
+    <w:lsdException w:name="Table Simple 1" w:semiHidden="1" w:unhideWhenUsed="1"/>
+    <w:lsdException w:name="Table Simple 2" w:semiHidden="1" w:unhideWhenUsed="1"/>
+    <w:lsdException w:name="Table Simple 3" w:semiHidden="1" w:unhideWhenUsed="1"/>
+    <w:lsdException w:name="Table Classic 1" w:semiHidden="1" w:unhideWhenUsed="1"/>
+    <w:lsdException w:name="Table Classic 2" w:semiHidden="1" w:unhideWhenUsed="1"/>
+    <w:lsdException w:name="Table Classic 3" w:semiHidden="1" w:unhideWhenUsed="1"/>
+    <w:lsdException w:name="Table Classic 4" w:semiHidden="1" w:unhideWhenUsed="1"/>
+    <w:lsdException w:name="Table Colorful 1" w:semiHidden="1" w:unhideWhenUsed="1"/>
+    <w:lsdException w:name="Table Colorful 2" w:semiHidden="1" w:unhideWhenUsed="1"/>
+    <w:lsdException w:name="Table Colorful 3" w:semiHidden="1" w:unhideWhenUsed="1"/>
+    <w:lsdException w:name="Table Columns 1" w:semiHidden="1" w:unhideWhenUsed="1"/>
+    <w:lsdException w:name="Table Columns 2" w:semiHidden="1" w:unhideWhenUsed="1"/>
+    <w:lsdException w:name="Table Columns 3" w:semiHidden="1" w:unhideWhenUsed="1"/>
+    <w:lsdException w:name="Table Columns 4" w:semiHidden="1" w:unhideWhenUsed="1"/>
+    <w:lsdException w:name="Table Columns 5" w:semiHidden="1" w:unhideWhenUsed="1"/>
+    <w:lsdException w:name="Table Grid 1" w:semiHidden="1" w:unhideWhenUsed="1"/>
+    <w:lsdException w:name="Table Grid 2" w:semiHidden="1" w:unhideWhenUsed="1"/>
+    <w:lsdException w:name="Table Grid 3" w:semiHidden="1" w:unhideWhenUsed="1"/>
+    <w:lsdException w:name="Table Grid 4" w:semiHidden="1" w:unhideWhenUsed="1"/>
+    <w:lsdException w:name="Table Grid 5" w:semiHidden="1" w:unhideWhenUsed="1"/>
+    <w:lsdException w:name="Table Grid 6" w:semiHidden="1" w:unhideWhenUsed="1"/>
+    <w:lsdException w:name="Table Grid 7" w:semiHidden="1" w:unhideWhenUsed="1"/>
+    <w:lsdException w:name="Table Grid 8" w:semiHidden="1" w:unhideWhenUsed="1"/>
+    <w:lsdException w:name="Table List 1" w:semiHidden="1" w:unhideWhenUsed="1"/>
+    <w:lsdException w:name="Table List 2" w:semiHidden="1" w:unhideWhenUsed="1"/>
+    <w:lsdException w:name="Table List 3" w:semiHidden="1" w:unhideWhenUsed="1"/>
+    <w:lsdException w:name="Table List 4" w:semiHidden="1" w:unhideWhenUsed="1"/>
+    <w:lsdException w:name="Table List 5" w:semiHidden="1" w:unhideWhenUsed="1"/>
+    <w:lsdException w:name="Table List 6" w:semiHidden="1" w:unhideWhenUsed="1"/>
+    <w:lsdException w:name="Table List 7" w:semiHidden="1" w:unhideWhenUsed="1"/>
+    <w:lsdException w:name="Table List 8" w:semiHidden="1" w:unhideWhenUsed="1"/>
+    <w:lsdException w:name="Table 3D effects 1" w:semiHidden="1" w:unhideWhenUsed="1"/>
+    <w:lsdException w:name="Table 3D effects 2" w:semiHidden="1" w:unhideWhenUsed="1"/>
+    <w:lsdException w:name="Table 3D effects 3" w:semiHidden="1" w:unhideWhenUsed="1"/>
+    <w:lsdException w:name="Table Contemporary" w:semiHidden="1" w:unhideWhenUsed="1"/>
+    <w:lsdException w:name="Table Elegant" w:semiHidden="1" w:unhideWhenUsed="1"/>
+    <w:lsdException w:name="Table Professional" w:semiHidden="1" w:unhideWhenUsed="1"/>
+    <w:lsdException w:name="Table Subtle 1" w:semiHidden="1" w:unhideWhenUsed="1"/>
+    <w:lsdException w:name="Table Subtle 2" w:semiHidden="1" w:unhideWhenUsed="1"/>
+    <w:lsdException w:name="Table Web 1" w:semiHidden="1" w:unhideWhenUsed="1"/>
+    <w:lsdException w:name="Table Web 2" w:semiHidden="1" w:unhideWhenUsed="1"/>
+    <w:lsdException w:name="Table Web 3" w:semiHidden="1" w:unhideWhenUsed="1"/>
+    <w:lsdException w:name="Table Theme" w:semiHidden="1" w:unhideWhenUsed="1"/>
     <w:lsdException w:name="Placeholder Text" w:semiHidden="1" w:uiPriority="99"/>
     <w:lsdException w:name="No Spacing" w:uiPriority="1" w:qFormat="1"/>
     <w:lsdException w:name="Light Shading" w:uiPriority="60"/>
@@ -10028,11 +10026,15 @@
   </w:style>
   <w:style w:type="character" w:default="1" w:styleId="a0">
     <w:name w:val="Default Paragraph Font"/>
+    <w:uiPriority w:val="1"/>
     <w:semiHidden/>
+    <w:unhideWhenUsed/>
   </w:style>
   <w:style w:type="table" w:default="1" w:styleId="a1">
     <w:name w:val="Normal Table"/>
+    <w:uiPriority w:val="99"/>
     <w:semiHidden/>
+    <w:unhideWhenUsed/>
     <w:tblPr>
       <w:tblInd w:w="0" w:type="dxa"/>
       <w:tblCellMar>
@@ -10045,7 +10047,9 @@
   </w:style>
   <w:style w:type="numbering" w:default="1" w:styleId="a2">
     <w:name w:val="No List"/>
+    <w:uiPriority w:val="99"/>
     <w:semiHidden/>
+    <w:unhideWhenUsed/>
   </w:style>
   <w:style w:type="table" w:styleId="10">
     <w:name w:val="Table Simple 1"/>
@@ -10177,7 +10181,7 @@
       <w:shd w:val="clear" w:color="auto" w:fill="000080"/>
     </w:pPr>
   </w:style>
-  <w:style w:type="paragraph" w:styleId="11">
+  <w:style w:type="paragraph" w:customStyle="1" w:styleId="11">
     <w:name w:val="目录 1"/>
     <w:basedOn w:val="a"/>
     <w:next w:val="a"/>
@@ -10206,7 +10210,7 @@
       <w:u w:val="single"/>
     </w:rPr>
   </w:style>
-  <w:style w:type="paragraph" w:styleId="21">
+  <w:style w:type="paragraph" w:customStyle="1" w:styleId="21">
     <w:name w:val="目录 2"/>
     <w:basedOn w:val="a"/>
     <w:next w:val="a"/>
@@ -10266,7 +10270,7 @@
   <w:style w:type="paragraph" w:styleId="ab">
     <w:name w:val="header"/>
     <w:basedOn w:val="a"/>
-    <w:link w:val="Char"/>
+    <w:link w:val="ac"/>
     <w:rsid w:val="003754A7"/>
     <w:pPr>
       <w:pBdr>
@@ -10284,8 +10288,8 @@
       <w:szCs w:val="18"/>
     </w:rPr>
   </w:style>
-  <w:style w:type="character" w:customStyle="1" w:styleId="Char">
-    <w:name w:val="页眉 Char"/>
+  <w:style w:type="character" w:customStyle="1" w:styleId="ac">
+    <w:name w:val="页眉 字符"/>
     <w:link w:val="ab"/>
     <w:rsid w:val="003754A7"/>
     <w:rPr>
@@ -10294,19 +10298,19 @@
       <w:szCs w:val="18"/>
     </w:rPr>
   </w:style>
-  <w:style w:type="paragraph" w:styleId="ac">
+  <w:style w:type="paragraph" w:styleId="ad">
     <w:name w:val="Plain Text"/>
     <w:basedOn w:val="a"/>
-    <w:link w:val="Char0"/>
+    <w:link w:val="ae"/>
     <w:rsid w:val="00BB5C98"/>
     <w:rPr>
       <w:rFonts w:ascii="宋体" w:hAnsi="Courier New"/>
       <w:szCs w:val="20"/>
     </w:rPr>
   </w:style>
-  <w:style w:type="character" w:customStyle="1" w:styleId="Char0">
-    <w:name w:val="纯文本 Char"/>
-    <w:link w:val="ac"/>
+  <w:style w:type="character" w:customStyle="1" w:styleId="ae">
+    <w:name w:val="纯文本 字符"/>
+    <w:link w:val="ad"/>
     <w:rsid w:val="00BB5C98"/>
     <w:rPr>
       <w:rFonts w:ascii="宋体" w:hAnsi="Courier New"/>
@@ -10322,19 +10326,19 @@
     <w:name w:val="apple-converted-space"/>
     <w:rsid w:val="00CB73F7"/>
   </w:style>
-  <w:style w:type="paragraph" w:styleId="ad">
+  <w:style w:type="paragraph" w:styleId="af">
     <w:name w:val="Balloon Text"/>
     <w:basedOn w:val="a"/>
-    <w:link w:val="Char1"/>
+    <w:link w:val="af0"/>
     <w:rsid w:val="0060629A"/>
     <w:rPr>
       <w:sz w:val="18"/>
       <w:szCs w:val="18"/>
     </w:rPr>
   </w:style>
-  <w:style w:type="character" w:customStyle="1" w:styleId="Char1">
-    <w:name w:val="批注框文本 Char"/>
-    <w:link w:val="ad"/>
+  <w:style w:type="character" w:customStyle="1" w:styleId="af0">
+    <w:name w:val="批注框文本 字符"/>
+    <w:link w:val="af"/>
     <w:rsid w:val="0060629A"/>
     <w:rPr>
       <w:kern w:val="2"/>
@@ -10342,7 +10346,7 @@
       <w:szCs w:val="18"/>
     </w:rPr>
   </w:style>
-  <w:style w:type="paragraph" w:styleId="ae">
+  <w:style w:type="paragraph" w:styleId="af1">
     <w:name w:val="List Paragraph"/>
     <w:basedOn w:val="a"/>
     <w:uiPriority w:val="34"/>
